--- a/TrailGuide_Phase1_Project_Report.docx
+++ b/TrailGuide_Phase1_Project_Report.docx
@@ -153,7 +153,7 @@
           <w:b/>
           <w:sz w:val="24"/>
         </w:rPr>
-        <w:t>LINGESH V          722823205030</w:t>
+        <w:t>LINGESH V          722823205027</w:t>
       </w:r>
     </w:p>
     <w:p>
@@ -167,7 +167,7 @@
           <w:b/>
           <w:sz w:val="24"/>
         </w:rPr>
-        <w:t>MAHAVEER K         722823205031</w:t>
+        <w:t>MAHAVEER K         722823205028</w:t>
       </w:r>
     </w:p>
     <w:p>
@@ -181,7 +181,7 @@
           <w:b/>
           <w:sz w:val="24"/>
         </w:rPr>
-        <w:t>SARAVANAN K        722823205048</w:t>
+        <w:t>SARAVANAN K        722823205045</w:t>
       </w:r>
     </w:p>
     <w:p>
@@ -414,11 +414,11 @@
         </w:rPr>
         <w:t>AKASH DHANKAR (722823205003)</w:t>
         <w:br/>
-        <w:t>LINGESH V (722823205030)</w:t>
+        <w:t>LINGESH V (722823205027)</w:t>
         <w:br/>
-        <w:t>MAHAVEER K (722823205031)</w:t>
+        <w:t>MAHAVEER K (722823205028)</w:t>
         <w:br/>
-        <w:t>SARAVANAN K (722823205048)</w:t>
+        <w:t>SARAVANAN K (722823205045)</w:t>
       </w:r>
     </w:p>
     <w:p>
@@ -514,11 +514,11 @@
         </w:rPr>
         <w:t>AKASH DHANKAR                 722823205003</w:t>
         <w:br/>
-        <w:t>LINGESH V                     722823205030</w:t>
+        <w:t>LINGESH V                     722823205027</w:t>
         <w:br/>
-        <w:t>MAHAVEER K                    722823205031</w:t>
+        <w:t>MAHAVEER K                    722823205028</w:t>
         <w:br/>
-        <w:t>SARAVANAN K                   722823205048</w:t>
+        <w:t>SARAVANAN K                   722823205045</w:t>
       </w:r>
     </w:p>
     <w:p>
@@ -1237,11 +1237,11 @@
         </w:rPr>
         <w:t>AKASH DHANKAR (722823205003)</w:t>
         <w:br/>
-        <w:t>LINGESH V (722823205030)</w:t>
+        <w:t>LINGESH V (722823205027)</w:t>
         <w:br/>
-        <w:t>MAHAVEER K (722823205031)</w:t>
+        <w:t>MAHAVEER K (722823205028)</w:t>
         <w:br/>
-        <w:t>SARAVANAN K (722823205048)</w:t>
+        <w:t>SARAVANAN K (722823205045)</w:t>
       </w:r>
     </w:p>
     <w:p>
@@ -1363,9 +1363,9 @@
     </w:p>
     <w:tbl>
       <w:tblPr>
+        <w:tblStyle w:val="TableGrid"/>
         <w:tblW w:type="auto" w:w="0"/>
         <w:jc w:val="center"/>
-        <w:tblLayout w:type="fixed"/>
         <w:tblLook w:firstColumn="1" w:firstRow="1" w:lastColumn="0" w:lastRow="0" w:noHBand="0" w:noVBand="1" w:val="04A0"/>
       </w:tblPr>
       <w:tblGrid>
@@ -1374,9 +1374,25 @@
         <w:gridCol w:w="3000"/>
       </w:tblGrid>
       <w:tr>
+        <w:trPr>
+          <w:cantSplit/>
+        </w:trPr>
         <w:tc>
           <w:tcPr>
-            <w:tcW w:type="dxa" w:w="2160"/>
+            <w:tcW w:type="dxa" w:w="2016"/>
+            <w:vAlign w:val="center"/>
+            <w:tcMar>
+              <w:top w:w="120" w:type="dxa"/>
+              <w:left w:w="160" w:type="dxa"/>
+              <w:bottom w:w="120" w:type="dxa"/>
+              <w:right w:w="160" w:type="dxa"/>
+            </w:tcMar>
+            <w:tcBorders>
+              <w:top w:val="single" w:sz="6" w:space="0" w:color="000000"/>
+              <w:left w:val="single" w:sz="6" w:space="0" w:color="000000"/>
+              <w:bottom w:val="single" w:sz="6" w:space="0" w:color="000000"/>
+              <w:right w:val="single" w:sz="6" w:space="0" w:color="000000"/>
+            </w:tcBorders>
           </w:tcPr>
           <w:p>
             <w:r>
@@ -1389,7 +1405,20 @@
         </w:tc>
         <w:tc>
           <w:tcPr>
-            <w:tcW w:type="dxa" w:w="6048"/>
+            <w:tcW w:type="dxa" w:w="6192"/>
+            <w:vAlign w:val="center"/>
+            <w:tcMar>
+              <w:top w:w="120" w:type="dxa"/>
+              <w:left w:w="160" w:type="dxa"/>
+              <w:bottom w:w="120" w:type="dxa"/>
+              <w:right w:w="160" w:type="dxa"/>
+            </w:tcMar>
+            <w:tcBorders>
+              <w:top w:val="single" w:sz="6" w:space="0" w:color="000000"/>
+              <w:left w:val="single" w:sz="6" w:space="0" w:color="000000"/>
+              <w:bottom w:val="single" w:sz="6" w:space="0" w:color="000000"/>
+              <w:right w:val="single" w:sz="6" w:space="0" w:color="000000"/>
+            </w:tcBorders>
           </w:tcPr>
           <w:p>
             <w:r>
@@ -1402,7 +1431,20 @@
         </w:tc>
         <w:tc>
           <w:tcPr>
-            <w:tcW w:type="dxa" w:w="1440"/>
+            <w:tcW w:type="dxa" w:w="1296"/>
+            <w:vAlign w:val="center"/>
+            <w:tcMar>
+              <w:top w:w="120" w:type="dxa"/>
+              <w:left w:w="160" w:type="dxa"/>
+              <w:bottom w:w="120" w:type="dxa"/>
+              <w:right w:w="160" w:type="dxa"/>
+            </w:tcMar>
+            <w:tcBorders>
+              <w:top w:val="single" w:sz="6" w:space="0" w:color="000000"/>
+              <w:left w:val="single" w:sz="6" w:space="0" w:color="000000"/>
+              <w:bottom w:val="single" w:sz="6" w:space="0" w:color="000000"/>
+              <w:right w:val="single" w:sz="6" w:space="0" w:color="000000"/>
+            </w:tcBorders>
           </w:tcPr>
           <w:p>
             <w:r>
@@ -1415,9 +1457,25 @@
         </w:tc>
       </w:tr>
       <w:tr>
+        <w:trPr>
+          <w:cantSplit/>
+        </w:trPr>
         <w:tc>
           <w:tcPr>
-            <w:tcW w:type="dxa" w:w="3000"/>
+            <w:tcW w:type="dxa" w:w="2016"/>
+            <w:vAlign w:val="center"/>
+            <w:tcMar>
+              <w:top w:w="120" w:type="dxa"/>
+              <w:left w:w="160" w:type="dxa"/>
+              <w:bottom w:w="120" w:type="dxa"/>
+              <w:right w:w="160" w:type="dxa"/>
+            </w:tcMar>
+            <w:tcBorders>
+              <w:top w:val="single" w:sz="6" w:space="0" w:color="000000"/>
+              <w:left w:val="single" w:sz="6" w:space="0" w:color="000000"/>
+              <w:bottom w:val="single" w:sz="6" w:space="0" w:color="000000"/>
+              <w:right w:val="single" w:sz="6" w:space="0" w:color="000000"/>
+            </w:tcBorders>
           </w:tcPr>
           <w:p>
             <w:r/>
@@ -1425,7 +1483,20 @@
         </w:tc>
         <w:tc>
           <w:tcPr>
-            <w:tcW w:type="dxa" w:w="3000"/>
+            <w:tcW w:type="dxa" w:w="6192"/>
+            <w:vAlign w:val="center"/>
+            <w:tcMar>
+              <w:top w:w="120" w:type="dxa"/>
+              <w:left w:w="160" w:type="dxa"/>
+              <w:bottom w:w="120" w:type="dxa"/>
+              <w:right w:w="160" w:type="dxa"/>
+            </w:tcMar>
+            <w:tcBorders>
+              <w:top w:val="single" w:sz="6" w:space="0" w:color="000000"/>
+              <w:left w:val="single" w:sz="6" w:space="0" w:color="000000"/>
+              <w:bottom w:val="single" w:sz="6" w:space="0" w:color="000000"/>
+              <w:right w:val="single" w:sz="6" w:space="0" w:color="000000"/>
+            </w:tcBorders>
           </w:tcPr>
           <w:p>
             <w:r>
@@ -1435,7 +1506,20 @@
         </w:tc>
         <w:tc>
           <w:tcPr>
-            <w:tcW w:type="dxa" w:w="3000"/>
+            <w:tcW w:type="dxa" w:w="1296"/>
+            <w:vAlign w:val="center"/>
+            <w:tcMar>
+              <w:top w:w="120" w:type="dxa"/>
+              <w:left w:w="160" w:type="dxa"/>
+              <w:bottom w:w="120" w:type="dxa"/>
+              <w:right w:w="160" w:type="dxa"/>
+            </w:tcMar>
+            <w:tcBorders>
+              <w:top w:val="single" w:sz="6" w:space="0" w:color="000000"/>
+              <w:left w:val="single" w:sz="6" w:space="0" w:color="000000"/>
+              <w:bottom w:val="single" w:sz="6" w:space="0" w:color="000000"/>
+              <w:right w:val="single" w:sz="6" w:space="0" w:color="000000"/>
+            </w:tcBorders>
           </w:tcPr>
           <w:p>
             <w:pPr>
@@ -1448,9 +1532,25 @@
         </w:tc>
       </w:tr>
       <w:tr>
+        <w:trPr>
+          <w:cantSplit/>
+        </w:trPr>
         <w:tc>
           <w:tcPr>
-            <w:tcW w:type="dxa" w:w="3000"/>
+            <w:tcW w:type="dxa" w:w="2016"/>
+            <w:vAlign w:val="center"/>
+            <w:tcMar>
+              <w:top w:w="120" w:type="dxa"/>
+              <w:left w:w="160" w:type="dxa"/>
+              <w:bottom w:w="120" w:type="dxa"/>
+              <w:right w:w="160" w:type="dxa"/>
+            </w:tcMar>
+            <w:tcBorders>
+              <w:top w:val="single" w:sz="6" w:space="0" w:color="000000"/>
+              <w:left w:val="single" w:sz="6" w:space="0" w:color="000000"/>
+              <w:bottom w:val="single" w:sz="6" w:space="0" w:color="000000"/>
+              <w:right w:val="single" w:sz="6" w:space="0" w:color="000000"/>
+            </w:tcBorders>
           </w:tcPr>
           <w:p>
             <w:r/>
@@ -1458,7 +1558,20 @@
         </w:tc>
         <w:tc>
           <w:tcPr>
-            <w:tcW w:type="dxa" w:w="3000"/>
+            <w:tcW w:type="dxa" w:w="6192"/>
+            <w:vAlign w:val="center"/>
+            <w:tcMar>
+              <w:top w:w="120" w:type="dxa"/>
+              <w:left w:w="160" w:type="dxa"/>
+              <w:bottom w:w="120" w:type="dxa"/>
+              <w:right w:w="160" w:type="dxa"/>
+            </w:tcMar>
+            <w:tcBorders>
+              <w:top w:val="single" w:sz="6" w:space="0" w:color="000000"/>
+              <w:left w:val="single" w:sz="6" w:space="0" w:color="000000"/>
+              <w:bottom w:val="single" w:sz="6" w:space="0" w:color="000000"/>
+              <w:right w:val="single" w:sz="6" w:space="0" w:color="000000"/>
+            </w:tcBorders>
           </w:tcPr>
           <w:p>
             <w:r>
@@ -1468,7 +1581,20 @@
         </w:tc>
         <w:tc>
           <w:tcPr>
-            <w:tcW w:type="dxa" w:w="3000"/>
+            <w:tcW w:type="dxa" w:w="1296"/>
+            <w:vAlign w:val="center"/>
+            <w:tcMar>
+              <w:top w:w="120" w:type="dxa"/>
+              <w:left w:w="160" w:type="dxa"/>
+              <w:bottom w:w="120" w:type="dxa"/>
+              <w:right w:w="160" w:type="dxa"/>
+            </w:tcMar>
+            <w:tcBorders>
+              <w:top w:val="single" w:sz="6" w:space="0" w:color="000000"/>
+              <w:left w:val="single" w:sz="6" w:space="0" w:color="000000"/>
+              <w:bottom w:val="single" w:sz="6" w:space="0" w:color="000000"/>
+              <w:right w:val="single" w:sz="6" w:space="0" w:color="000000"/>
+            </w:tcBorders>
           </w:tcPr>
           <w:p>
             <w:pPr>
@@ -1481,9 +1607,25 @@
         </w:tc>
       </w:tr>
       <w:tr>
+        <w:trPr>
+          <w:cantSplit/>
+        </w:trPr>
         <w:tc>
           <w:tcPr>
-            <w:tcW w:type="dxa" w:w="3000"/>
+            <w:tcW w:type="dxa" w:w="2016"/>
+            <w:vAlign w:val="center"/>
+            <w:tcMar>
+              <w:top w:w="120" w:type="dxa"/>
+              <w:left w:w="160" w:type="dxa"/>
+              <w:bottom w:w="120" w:type="dxa"/>
+              <w:right w:w="160" w:type="dxa"/>
+            </w:tcMar>
+            <w:tcBorders>
+              <w:top w:val="single" w:sz="6" w:space="0" w:color="000000"/>
+              <w:left w:val="single" w:sz="6" w:space="0" w:color="000000"/>
+              <w:bottom w:val="single" w:sz="6" w:space="0" w:color="000000"/>
+              <w:right w:val="single" w:sz="6" w:space="0" w:color="000000"/>
+            </w:tcBorders>
           </w:tcPr>
           <w:p>
             <w:r/>
@@ -1491,7 +1633,20 @@
         </w:tc>
         <w:tc>
           <w:tcPr>
-            <w:tcW w:type="dxa" w:w="3000"/>
+            <w:tcW w:type="dxa" w:w="6192"/>
+            <w:vAlign w:val="center"/>
+            <w:tcMar>
+              <w:top w:w="120" w:type="dxa"/>
+              <w:left w:w="160" w:type="dxa"/>
+              <w:bottom w:w="120" w:type="dxa"/>
+              <w:right w:w="160" w:type="dxa"/>
+            </w:tcMar>
+            <w:tcBorders>
+              <w:top w:val="single" w:sz="6" w:space="0" w:color="000000"/>
+              <w:left w:val="single" w:sz="6" w:space="0" w:color="000000"/>
+              <w:bottom w:val="single" w:sz="6" w:space="0" w:color="000000"/>
+              <w:right w:val="single" w:sz="6" w:space="0" w:color="000000"/>
+            </w:tcBorders>
           </w:tcPr>
           <w:p>
             <w:r>
@@ -1501,7 +1656,20 @@
         </w:tc>
         <w:tc>
           <w:tcPr>
-            <w:tcW w:type="dxa" w:w="3000"/>
+            <w:tcW w:type="dxa" w:w="1296"/>
+            <w:vAlign w:val="center"/>
+            <w:tcMar>
+              <w:top w:w="120" w:type="dxa"/>
+              <w:left w:w="160" w:type="dxa"/>
+              <w:bottom w:w="120" w:type="dxa"/>
+              <w:right w:w="160" w:type="dxa"/>
+            </w:tcMar>
+            <w:tcBorders>
+              <w:top w:val="single" w:sz="6" w:space="0" w:color="000000"/>
+              <w:left w:val="single" w:sz="6" w:space="0" w:color="000000"/>
+              <w:bottom w:val="single" w:sz="6" w:space="0" w:color="000000"/>
+              <w:right w:val="single" w:sz="6" w:space="0" w:color="000000"/>
+            </w:tcBorders>
           </w:tcPr>
           <w:p>
             <w:pPr>
@@ -1514,9 +1682,25 @@
         </w:tc>
       </w:tr>
       <w:tr>
+        <w:trPr>
+          <w:cantSplit/>
+        </w:trPr>
         <w:tc>
           <w:tcPr>
-            <w:tcW w:type="dxa" w:w="3000"/>
+            <w:tcW w:type="dxa" w:w="2016"/>
+            <w:vAlign w:val="center"/>
+            <w:tcMar>
+              <w:top w:w="120" w:type="dxa"/>
+              <w:left w:w="160" w:type="dxa"/>
+              <w:bottom w:w="120" w:type="dxa"/>
+              <w:right w:w="160" w:type="dxa"/>
+            </w:tcMar>
+            <w:tcBorders>
+              <w:top w:val="single" w:sz="6" w:space="0" w:color="000000"/>
+              <w:left w:val="single" w:sz="6" w:space="0" w:color="000000"/>
+              <w:bottom w:val="single" w:sz="6" w:space="0" w:color="000000"/>
+              <w:right w:val="single" w:sz="6" w:space="0" w:color="000000"/>
+            </w:tcBorders>
           </w:tcPr>
           <w:p>
             <w:r/>
@@ -1524,7 +1708,20 @@
         </w:tc>
         <w:tc>
           <w:tcPr>
-            <w:tcW w:type="dxa" w:w="3000"/>
+            <w:tcW w:type="dxa" w:w="6192"/>
+            <w:vAlign w:val="center"/>
+            <w:tcMar>
+              <w:top w:w="120" w:type="dxa"/>
+              <w:left w:w="160" w:type="dxa"/>
+              <w:bottom w:w="120" w:type="dxa"/>
+              <w:right w:w="160" w:type="dxa"/>
+            </w:tcMar>
+            <w:tcBorders>
+              <w:top w:val="single" w:sz="6" w:space="0" w:color="000000"/>
+              <w:left w:val="single" w:sz="6" w:space="0" w:color="000000"/>
+              <w:bottom w:val="single" w:sz="6" w:space="0" w:color="000000"/>
+              <w:right w:val="single" w:sz="6" w:space="0" w:color="000000"/>
+            </w:tcBorders>
           </w:tcPr>
           <w:p>
             <w:r>
@@ -1534,7 +1731,20 @@
         </w:tc>
         <w:tc>
           <w:tcPr>
-            <w:tcW w:type="dxa" w:w="3000"/>
+            <w:tcW w:type="dxa" w:w="1296"/>
+            <w:vAlign w:val="center"/>
+            <w:tcMar>
+              <w:top w:w="120" w:type="dxa"/>
+              <w:left w:w="160" w:type="dxa"/>
+              <w:bottom w:w="120" w:type="dxa"/>
+              <w:right w:w="160" w:type="dxa"/>
+            </w:tcMar>
+            <w:tcBorders>
+              <w:top w:val="single" w:sz="6" w:space="0" w:color="000000"/>
+              <w:left w:val="single" w:sz="6" w:space="0" w:color="000000"/>
+              <w:bottom w:val="single" w:sz="6" w:space="0" w:color="000000"/>
+              <w:right w:val="single" w:sz="6" w:space="0" w:color="000000"/>
+            </w:tcBorders>
           </w:tcPr>
           <w:p>
             <w:pPr>
@@ -1547,9 +1757,25 @@
         </w:tc>
       </w:tr>
       <w:tr>
+        <w:trPr>
+          <w:cantSplit/>
+        </w:trPr>
         <w:tc>
           <w:tcPr>
-            <w:tcW w:type="dxa" w:w="3000"/>
+            <w:tcW w:type="dxa" w:w="2016"/>
+            <w:vAlign w:val="center"/>
+            <w:tcMar>
+              <w:top w:w="120" w:type="dxa"/>
+              <w:left w:w="160" w:type="dxa"/>
+              <w:bottom w:w="120" w:type="dxa"/>
+              <w:right w:w="160" w:type="dxa"/>
+            </w:tcMar>
+            <w:tcBorders>
+              <w:top w:val="single" w:sz="6" w:space="0" w:color="000000"/>
+              <w:left w:val="single" w:sz="6" w:space="0" w:color="000000"/>
+              <w:bottom w:val="single" w:sz="6" w:space="0" w:color="000000"/>
+              <w:right w:val="single" w:sz="6" w:space="0" w:color="000000"/>
+            </w:tcBorders>
           </w:tcPr>
           <w:p>
             <w:r>
@@ -1559,7 +1785,20 @@
         </w:tc>
         <w:tc>
           <w:tcPr>
-            <w:tcW w:type="dxa" w:w="3000"/>
+            <w:tcW w:type="dxa" w:w="6192"/>
+            <w:vAlign w:val="center"/>
+            <w:tcMar>
+              <w:top w:w="120" w:type="dxa"/>
+              <w:left w:w="160" w:type="dxa"/>
+              <w:bottom w:w="120" w:type="dxa"/>
+              <w:right w:w="160" w:type="dxa"/>
+            </w:tcMar>
+            <w:tcBorders>
+              <w:top w:val="single" w:sz="6" w:space="0" w:color="000000"/>
+              <w:left w:val="single" w:sz="6" w:space="0" w:color="000000"/>
+              <w:bottom w:val="single" w:sz="6" w:space="0" w:color="000000"/>
+              <w:right w:val="single" w:sz="6" w:space="0" w:color="000000"/>
+            </w:tcBorders>
           </w:tcPr>
           <w:p>
             <w:r>
@@ -1569,7 +1808,20 @@
         </w:tc>
         <w:tc>
           <w:tcPr>
-            <w:tcW w:type="dxa" w:w="3000"/>
+            <w:tcW w:type="dxa" w:w="1296"/>
+            <w:vAlign w:val="center"/>
+            <w:tcMar>
+              <w:top w:w="120" w:type="dxa"/>
+              <w:left w:w="160" w:type="dxa"/>
+              <w:bottom w:w="120" w:type="dxa"/>
+              <w:right w:w="160" w:type="dxa"/>
+            </w:tcMar>
+            <w:tcBorders>
+              <w:top w:val="single" w:sz="6" w:space="0" w:color="000000"/>
+              <w:left w:val="single" w:sz="6" w:space="0" w:color="000000"/>
+              <w:bottom w:val="single" w:sz="6" w:space="0" w:color="000000"/>
+              <w:right w:val="single" w:sz="6" w:space="0" w:color="000000"/>
+            </w:tcBorders>
           </w:tcPr>
           <w:p>
             <w:pPr>
@@ -1582,9 +1834,25 @@
         </w:tc>
       </w:tr>
       <w:tr>
+        <w:trPr>
+          <w:cantSplit/>
+        </w:trPr>
         <w:tc>
           <w:tcPr>
-            <w:tcW w:type="dxa" w:w="3000"/>
+            <w:tcW w:type="dxa" w:w="2016"/>
+            <w:vAlign w:val="center"/>
+            <w:tcMar>
+              <w:top w:w="120" w:type="dxa"/>
+              <w:left w:w="160" w:type="dxa"/>
+              <w:bottom w:w="120" w:type="dxa"/>
+              <w:right w:w="160" w:type="dxa"/>
+            </w:tcMar>
+            <w:tcBorders>
+              <w:top w:val="single" w:sz="6" w:space="0" w:color="000000"/>
+              <w:left w:val="single" w:sz="6" w:space="0" w:color="000000"/>
+              <w:bottom w:val="single" w:sz="6" w:space="0" w:color="000000"/>
+              <w:right w:val="single" w:sz="6" w:space="0" w:color="000000"/>
+            </w:tcBorders>
           </w:tcPr>
           <w:p>
             <w:r/>
@@ -1592,7 +1860,20 @@
         </w:tc>
         <w:tc>
           <w:tcPr>
-            <w:tcW w:type="dxa" w:w="3000"/>
+            <w:tcW w:type="dxa" w:w="6192"/>
+            <w:vAlign w:val="center"/>
+            <w:tcMar>
+              <w:top w:w="120" w:type="dxa"/>
+              <w:left w:w="160" w:type="dxa"/>
+              <w:bottom w:w="120" w:type="dxa"/>
+              <w:right w:w="160" w:type="dxa"/>
+            </w:tcMar>
+            <w:tcBorders>
+              <w:top w:val="single" w:sz="6" w:space="0" w:color="000000"/>
+              <w:left w:val="single" w:sz="6" w:space="0" w:color="000000"/>
+              <w:bottom w:val="single" w:sz="6" w:space="0" w:color="000000"/>
+              <w:right w:val="single" w:sz="6" w:space="0" w:color="000000"/>
+            </w:tcBorders>
           </w:tcPr>
           <w:p>
             <w:r>
@@ -1602,7 +1883,20 @@
         </w:tc>
         <w:tc>
           <w:tcPr>
-            <w:tcW w:type="dxa" w:w="3000"/>
+            <w:tcW w:type="dxa" w:w="1296"/>
+            <w:vAlign w:val="center"/>
+            <w:tcMar>
+              <w:top w:w="120" w:type="dxa"/>
+              <w:left w:w="160" w:type="dxa"/>
+              <w:bottom w:w="120" w:type="dxa"/>
+              <w:right w:w="160" w:type="dxa"/>
+            </w:tcMar>
+            <w:tcBorders>
+              <w:top w:val="single" w:sz="6" w:space="0" w:color="000000"/>
+              <w:left w:val="single" w:sz="6" w:space="0" w:color="000000"/>
+              <w:bottom w:val="single" w:sz="6" w:space="0" w:color="000000"/>
+              <w:right w:val="single" w:sz="6" w:space="0" w:color="000000"/>
+            </w:tcBorders>
           </w:tcPr>
           <w:p>
             <w:pPr>
@@ -1615,9 +1909,25 @@
         </w:tc>
       </w:tr>
       <w:tr>
+        <w:trPr>
+          <w:cantSplit/>
+        </w:trPr>
         <w:tc>
           <w:tcPr>
-            <w:tcW w:type="dxa" w:w="3000"/>
+            <w:tcW w:type="dxa" w:w="2016"/>
+            <w:vAlign w:val="center"/>
+            <w:tcMar>
+              <w:top w:w="120" w:type="dxa"/>
+              <w:left w:w="160" w:type="dxa"/>
+              <w:bottom w:w="120" w:type="dxa"/>
+              <w:right w:w="160" w:type="dxa"/>
+            </w:tcMar>
+            <w:tcBorders>
+              <w:top w:val="single" w:sz="6" w:space="0" w:color="000000"/>
+              <w:left w:val="single" w:sz="6" w:space="0" w:color="000000"/>
+              <w:bottom w:val="single" w:sz="6" w:space="0" w:color="000000"/>
+              <w:right w:val="single" w:sz="6" w:space="0" w:color="000000"/>
+            </w:tcBorders>
           </w:tcPr>
           <w:p>
             <w:r/>
@@ -1625,7 +1935,20 @@
         </w:tc>
         <w:tc>
           <w:tcPr>
-            <w:tcW w:type="dxa" w:w="3000"/>
+            <w:tcW w:type="dxa" w:w="6192"/>
+            <w:vAlign w:val="center"/>
+            <w:tcMar>
+              <w:top w:w="120" w:type="dxa"/>
+              <w:left w:w="160" w:type="dxa"/>
+              <w:bottom w:w="120" w:type="dxa"/>
+              <w:right w:w="160" w:type="dxa"/>
+            </w:tcMar>
+            <w:tcBorders>
+              <w:top w:val="single" w:sz="6" w:space="0" w:color="000000"/>
+              <w:left w:val="single" w:sz="6" w:space="0" w:color="000000"/>
+              <w:bottom w:val="single" w:sz="6" w:space="0" w:color="000000"/>
+              <w:right w:val="single" w:sz="6" w:space="0" w:color="000000"/>
+            </w:tcBorders>
           </w:tcPr>
           <w:p>
             <w:r>
@@ -1635,7 +1958,20 @@
         </w:tc>
         <w:tc>
           <w:tcPr>
-            <w:tcW w:type="dxa" w:w="3000"/>
+            <w:tcW w:type="dxa" w:w="1296"/>
+            <w:vAlign w:val="center"/>
+            <w:tcMar>
+              <w:top w:w="120" w:type="dxa"/>
+              <w:left w:w="160" w:type="dxa"/>
+              <w:bottom w:w="120" w:type="dxa"/>
+              <w:right w:w="160" w:type="dxa"/>
+            </w:tcMar>
+            <w:tcBorders>
+              <w:top w:val="single" w:sz="6" w:space="0" w:color="000000"/>
+              <w:left w:val="single" w:sz="6" w:space="0" w:color="000000"/>
+              <w:bottom w:val="single" w:sz="6" w:space="0" w:color="000000"/>
+              <w:right w:val="single" w:sz="6" w:space="0" w:color="000000"/>
+            </w:tcBorders>
           </w:tcPr>
           <w:p>
             <w:pPr>
@@ -1648,9 +1984,25 @@
         </w:tc>
       </w:tr>
       <w:tr>
+        <w:trPr>
+          <w:cantSplit/>
+        </w:trPr>
         <w:tc>
           <w:tcPr>
-            <w:tcW w:type="dxa" w:w="3000"/>
+            <w:tcW w:type="dxa" w:w="2016"/>
+            <w:vAlign w:val="center"/>
+            <w:tcMar>
+              <w:top w:w="120" w:type="dxa"/>
+              <w:left w:w="160" w:type="dxa"/>
+              <w:bottom w:w="120" w:type="dxa"/>
+              <w:right w:w="160" w:type="dxa"/>
+            </w:tcMar>
+            <w:tcBorders>
+              <w:top w:val="single" w:sz="6" w:space="0" w:color="000000"/>
+              <w:left w:val="single" w:sz="6" w:space="0" w:color="000000"/>
+              <w:bottom w:val="single" w:sz="6" w:space="0" w:color="000000"/>
+              <w:right w:val="single" w:sz="6" w:space="0" w:color="000000"/>
+            </w:tcBorders>
           </w:tcPr>
           <w:p>
             <w:r/>
@@ -1658,7 +2010,20 @@
         </w:tc>
         <w:tc>
           <w:tcPr>
-            <w:tcW w:type="dxa" w:w="3000"/>
+            <w:tcW w:type="dxa" w:w="6192"/>
+            <w:vAlign w:val="center"/>
+            <w:tcMar>
+              <w:top w:w="120" w:type="dxa"/>
+              <w:left w:w="160" w:type="dxa"/>
+              <w:bottom w:w="120" w:type="dxa"/>
+              <w:right w:w="160" w:type="dxa"/>
+            </w:tcMar>
+            <w:tcBorders>
+              <w:top w:val="single" w:sz="6" w:space="0" w:color="000000"/>
+              <w:left w:val="single" w:sz="6" w:space="0" w:color="000000"/>
+              <w:bottom w:val="single" w:sz="6" w:space="0" w:color="000000"/>
+              <w:right w:val="single" w:sz="6" w:space="0" w:color="000000"/>
+            </w:tcBorders>
           </w:tcPr>
           <w:p>
             <w:r>
@@ -1668,7 +2033,20 @@
         </w:tc>
         <w:tc>
           <w:tcPr>
-            <w:tcW w:type="dxa" w:w="3000"/>
+            <w:tcW w:type="dxa" w:w="1296"/>
+            <w:vAlign w:val="center"/>
+            <w:tcMar>
+              <w:top w:w="120" w:type="dxa"/>
+              <w:left w:w="160" w:type="dxa"/>
+              <w:bottom w:w="120" w:type="dxa"/>
+              <w:right w:w="160" w:type="dxa"/>
+            </w:tcMar>
+            <w:tcBorders>
+              <w:top w:val="single" w:sz="6" w:space="0" w:color="000000"/>
+              <w:left w:val="single" w:sz="6" w:space="0" w:color="000000"/>
+              <w:bottom w:val="single" w:sz="6" w:space="0" w:color="000000"/>
+              <w:right w:val="single" w:sz="6" w:space="0" w:color="000000"/>
+            </w:tcBorders>
           </w:tcPr>
           <w:p>
             <w:pPr>
@@ -1681,9 +2059,25 @@
         </w:tc>
       </w:tr>
       <w:tr>
+        <w:trPr>
+          <w:cantSplit/>
+        </w:trPr>
         <w:tc>
           <w:tcPr>
-            <w:tcW w:type="dxa" w:w="3000"/>
+            <w:tcW w:type="dxa" w:w="2016"/>
+            <w:vAlign w:val="center"/>
+            <w:tcMar>
+              <w:top w:w="120" w:type="dxa"/>
+              <w:left w:w="160" w:type="dxa"/>
+              <w:bottom w:w="120" w:type="dxa"/>
+              <w:right w:w="160" w:type="dxa"/>
+            </w:tcMar>
+            <w:tcBorders>
+              <w:top w:val="single" w:sz="6" w:space="0" w:color="000000"/>
+              <w:left w:val="single" w:sz="6" w:space="0" w:color="000000"/>
+              <w:bottom w:val="single" w:sz="6" w:space="0" w:color="000000"/>
+              <w:right w:val="single" w:sz="6" w:space="0" w:color="000000"/>
+            </w:tcBorders>
           </w:tcPr>
           <w:p>
             <w:r/>
@@ -1691,7 +2085,20 @@
         </w:tc>
         <w:tc>
           <w:tcPr>
-            <w:tcW w:type="dxa" w:w="3000"/>
+            <w:tcW w:type="dxa" w:w="6192"/>
+            <w:vAlign w:val="center"/>
+            <w:tcMar>
+              <w:top w:w="120" w:type="dxa"/>
+              <w:left w:w="160" w:type="dxa"/>
+              <w:bottom w:w="120" w:type="dxa"/>
+              <w:right w:w="160" w:type="dxa"/>
+            </w:tcMar>
+            <w:tcBorders>
+              <w:top w:val="single" w:sz="6" w:space="0" w:color="000000"/>
+              <w:left w:val="single" w:sz="6" w:space="0" w:color="000000"/>
+              <w:bottom w:val="single" w:sz="6" w:space="0" w:color="000000"/>
+              <w:right w:val="single" w:sz="6" w:space="0" w:color="000000"/>
+            </w:tcBorders>
           </w:tcPr>
           <w:p>
             <w:r>
@@ -1701,7 +2108,20 @@
         </w:tc>
         <w:tc>
           <w:tcPr>
-            <w:tcW w:type="dxa" w:w="3000"/>
+            <w:tcW w:type="dxa" w:w="1296"/>
+            <w:vAlign w:val="center"/>
+            <w:tcMar>
+              <w:top w:w="120" w:type="dxa"/>
+              <w:left w:w="160" w:type="dxa"/>
+              <w:bottom w:w="120" w:type="dxa"/>
+              <w:right w:w="160" w:type="dxa"/>
+            </w:tcMar>
+            <w:tcBorders>
+              <w:top w:val="single" w:sz="6" w:space="0" w:color="000000"/>
+              <w:left w:val="single" w:sz="6" w:space="0" w:color="000000"/>
+              <w:bottom w:val="single" w:sz="6" w:space="0" w:color="000000"/>
+              <w:right w:val="single" w:sz="6" w:space="0" w:color="000000"/>
+            </w:tcBorders>
           </w:tcPr>
           <w:p>
             <w:pPr>
@@ -1714,9 +2134,25 @@
         </w:tc>
       </w:tr>
       <w:tr>
+        <w:trPr>
+          <w:cantSplit/>
+        </w:trPr>
         <w:tc>
           <w:tcPr>
-            <w:tcW w:type="dxa" w:w="3000"/>
+            <w:tcW w:type="dxa" w:w="2016"/>
+            <w:vAlign w:val="center"/>
+            <w:tcMar>
+              <w:top w:w="120" w:type="dxa"/>
+              <w:left w:w="160" w:type="dxa"/>
+              <w:bottom w:w="120" w:type="dxa"/>
+              <w:right w:w="160" w:type="dxa"/>
+            </w:tcMar>
+            <w:tcBorders>
+              <w:top w:val="single" w:sz="6" w:space="0" w:color="000000"/>
+              <w:left w:val="single" w:sz="6" w:space="0" w:color="000000"/>
+              <w:bottom w:val="single" w:sz="6" w:space="0" w:color="000000"/>
+              <w:right w:val="single" w:sz="6" w:space="0" w:color="000000"/>
+            </w:tcBorders>
           </w:tcPr>
           <w:p>
             <w:r/>
@@ -1724,7 +2160,20 @@
         </w:tc>
         <w:tc>
           <w:tcPr>
-            <w:tcW w:type="dxa" w:w="3000"/>
+            <w:tcW w:type="dxa" w:w="6192"/>
+            <w:vAlign w:val="center"/>
+            <w:tcMar>
+              <w:top w:w="120" w:type="dxa"/>
+              <w:left w:w="160" w:type="dxa"/>
+              <w:bottom w:w="120" w:type="dxa"/>
+              <w:right w:w="160" w:type="dxa"/>
+            </w:tcMar>
+            <w:tcBorders>
+              <w:top w:val="single" w:sz="6" w:space="0" w:color="000000"/>
+              <w:left w:val="single" w:sz="6" w:space="0" w:color="000000"/>
+              <w:bottom w:val="single" w:sz="6" w:space="0" w:color="000000"/>
+              <w:right w:val="single" w:sz="6" w:space="0" w:color="000000"/>
+            </w:tcBorders>
           </w:tcPr>
           <w:p>
             <w:r>
@@ -1734,7 +2183,20 @@
         </w:tc>
         <w:tc>
           <w:tcPr>
-            <w:tcW w:type="dxa" w:w="3000"/>
+            <w:tcW w:type="dxa" w:w="1296"/>
+            <w:vAlign w:val="center"/>
+            <w:tcMar>
+              <w:top w:w="120" w:type="dxa"/>
+              <w:left w:w="160" w:type="dxa"/>
+              <w:bottom w:w="120" w:type="dxa"/>
+              <w:right w:w="160" w:type="dxa"/>
+            </w:tcMar>
+            <w:tcBorders>
+              <w:top w:val="single" w:sz="6" w:space="0" w:color="000000"/>
+              <w:left w:val="single" w:sz="6" w:space="0" w:color="000000"/>
+              <w:bottom w:val="single" w:sz="6" w:space="0" w:color="000000"/>
+              <w:right w:val="single" w:sz="6" w:space="0" w:color="000000"/>
+            </w:tcBorders>
           </w:tcPr>
           <w:p>
             <w:pPr>
@@ -1747,9 +2209,25 @@
         </w:tc>
       </w:tr>
       <w:tr>
+        <w:trPr>
+          <w:cantSplit/>
+        </w:trPr>
         <w:tc>
           <w:tcPr>
-            <w:tcW w:type="dxa" w:w="3000"/>
+            <w:tcW w:type="dxa" w:w="2016"/>
+            <w:vAlign w:val="center"/>
+            <w:tcMar>
+              <w:top w:w="120" w:type="dxa"/>
+              <w:left w:w="160" w:type="dxa"/>
+              <w:bottom w:w="120" w:type="dxa"/>
+              <w:right w:w="160" w:type="dxa"/>
+            </w:tcMar>
+            <w:tcBorders>
+              <w:top w:val="single" w:sz="6" w:space="0" w:color="000000"/>
+              <w:left w:val="single" w:sz="6" w:space="0" w:color="000000"/>
+              <w:bottom w:val="single" w:sz="6" w:space="0" w:color="000000"/>
+              <w:right w:val="single" w:sz="6" w:space="0" w:color="000000"/>
+            </w:tcBorders>
           </w:tcPr>
           <w:p>
             <w:r>
@@ -1759,7 +2237,20 @@
         </w:tc>
         <w:tc>
           <w:tcPr>
-            <w:tcW w:type="dxa" w:w="3000"/>
+            <w:tcW w:type="dxa" w:w="6192"/>
+            <w:vAlign w:val="center"/>
+            <w:tcMar>
+              <w:top w:w="120" w:type="dxa"/>
+              <w:left w:w="160" w:type="dxa"/>
+              <w:bottom w:w="120" w:type="dxa"/>
+              <w:right w:w="160" w:type="dxa"/>
+            </w:tcMar>
+            <w:tcBorders>
+              <w:top w:val="single" w:sz="6" w:space="0" w:color="000000"/>
+              <w:left w:val="single" w:sz="6" w:space="0" w:color="000000"/>
+              <w:bottom w:val="single" w:sz="6" w:space="0" w:color="000000"/>
+              <w:right w:val="single" w:sz="6" w:space="0" w:color="000000"/>
+            </w:tcBorders>
           </w:tcPr>
           <w:p>
             <w:r>
@@ -1769,7 +2260,20 @@
         </w:tc>
         <w:tc>
           <w:tcPr>
-            <w:tcW w:type="dxa" w:w="3000"/>
+            <w:tcW w:type="dxa" w:w="1296"/>
+            <w:vAlign w:val="center"/>
+            <w:tcMar>
+              <w:top w:w="120" w:type="dxa"/>
+              <w:left w:w="160" w:type="dxa"/>
+              <w:bottom w:w="120" w:type="dxa"/>
+              <w:right w:w="160" w:type="dxa"/>
+            </w:tcMar>
+            <w:tcBorders>
+              <w:top w:val="single" w:sz="6" w:space="0" w:color="000000"/>
+              <w:left w:val="single" w:sz="6" w:space="0" w:color="000000"/>
+              <w:bottom w:val="single" w:sz="6" w:space="0" w:color="000000"/>
+              <w:right w:val="single" w:sz="6" w:space="0" w:color="000000"/>
+            </w:tcBorders>
           </w:tcPr>
           <w:p>
             <w:pPr>
@@ -1782,9 +2286,25 @@
         </w:tc>
       </w:tr>
       <w:tr>
+        <w:trPr>
+          <w:cantSplit/>
+        </w:trPr>
         <w:tc>
           <w:tcPr>
-            <w:tcW w:type="dxa" w:w="3000"/>
+            <w:tcW w:type="dxa" w:w="2016"/>
+            <w:vAlign w:val="center"/>
+            <w:tcMar>
+              <w:top w:w="120" w:type="dxa"/>
+              <w:left w:w="160" w:type="dxa"/>
+              <w:bottom w:w="120" w:type="dxa"/>
+              <w:right w:w="160" w:type="dxa"/>
+            </w:tcMar>
+            <w:tcBorders>
+              <w:top w:val="single" w:sz="6" w:space="0" w:color="000000"/>
+              <w:left w:val="single" w:sz="6" w:space="0" w:color="000000"/>
+              <w:bottom w:val="single" w:sz="6" w:space="0" w:color="000000"/>
+              <w:right w:val="single" w:sz="6" w:space="0" w:color="000000"/>
+            </w:tcBorders>
           </w:tcPr>
           <w:p>
             <w:r/>
@@ -1792,7 +2312,20 @@
         </w:tc>
         <w:tc>
           <w:tcPr>
-            <w:tcW w:type="dxa" w:w="3000"/>
+            <w:tcW w:type="dxa" w:w="6192"/>
+            <w:vAlign w:val="center"/>
+            <w:tcMar>
+              <w:top w:w="120" w:type="dxa"/>
+              <w:left w:w="160" w:type="dxa"/>
+              <w:bottom w:w="120" w:type="dxa"/>
+              <w:right w:w="160" w:type="dxa"/>
+            </w:tcMar>
+            <w:tcBorders>
+              <w:top w:val="single" w:sz="6" w:space="0" w:color="000000"/>
+              <w:left w:val="single" w:sz="6" w:space="0" w:color="000000"/>
+              <w:bottom w:val="single" w:sz="6" w:space="0" w:color="000000"/>
+              <w:right w:val="single" w:sz="6" w:space="0" w:color="000000"/>
+            </w:tcBorders>
           </w:tcPr>
           <w:p>
             <w:r>
@@ -1802,7 +2335,20 @@
         </w:tc>
         <w:tc>
           <w:tcPr>
-            <w:tcW w:type="dxa" w:w="3000"/>
+            <w:tcW w:type="dxa" w:w="1296"/>
+            <w:vAlign w:val="center"/>
+            <w:tcMar>
+              <w:top w:w="120" w:type="dxa"/>
+              <w:left w:w="160" w:type="dxa"/>
+              <w:bottom w:w="120" w:type="dxa"/>
+              <w:right w:w="160" w:type="dxa"/>
+            </w:tcMar>
+            <w:tcBorders>
+              <w:top w:val="single" w:sz="6" w:space="0" w:color="000000"/>
+              <w:left w:val="single" w:sz="6" w:space="0" w:color="000000"/>
+              <w:bottom w:val="single" w:sz="6" w:space="0" w:color="000000"/>
+              <w:right w:val="single" w:sz="6" w:space="0" w:color="000000"/>
+            </w:tcBorders>
           </w:tcPr>
           <w:p>
             <w:pPr>
@@ -1815,9 +2361,25 @@
         </w:tc>
       </w:tr>
       <w:tr>
+        <w:trPr>
+          <w:cantSplit/>
+        </w:trPr>
         <w:tc>
           <w:tcPr>
-            <w:tcW w:type="dxa" w:w="3000"/>
+            <w:tcW w:type="dxa" w:w="2016"/>
+            <w:vAlign w:val="center"/>
+            <w:tcMar>
+              <w:top w:w="120" w:type="dxa"/>
+              <w:left w:w="160" w:type="dxa"/>
+              <w:bottom w:w="120" w:type="dxa"/>
+              <w:right w:w="160" w:type="dxa"/>
+            </w:tcMar>
+            <w:tcBorders>
+              <w:top w:val="single" w:sz="6" w:space="0" w:color="000000"/>
+              <w:left w:val="single" w:sz="6" w:space="0" w:color="000000"/>
+              <w:bottom w:val="single" w:sz="6" w:space="0" w:color="000000"/>
+              <w:right w:val="single" w:sz="6" w:space="0" w:color="000000"/>
+            </w:tcBorders>
           </w:tcPr>
           <w:p>
             <w:r/>
@@ -1825,7 +2387,20 @@
         </w:tc>
         <w:tc>
           <w:tcPr>
-            <w:tcW w:type="dxa" w:w="3000"/>
+            <w:tcW w:type="dxa" w:w="6192"/>
+            <w:vAlign w:val="center"/>
+            <w:tcMar>
+              <w:top w:w="120" w:type="dxa"/>
+              <w:left w:w="160" w:type="dxa"/>
+              <w:bottom w:w="120" w:type="dxa"/>
+              <w:right w:w="160" w:type="dxa"/>
+            </w:tcMar>
+            <w:tcBorders>
+              <w:top w:val="single" w:sz="6" w:space="0" w:color="000000"/>
+              <w:left w:val="single" w:sz="6" w:space="0" w:color="000000"/>
+              <w:bottom w:val="single" w:sz="6" w:space="0" w:color="000000"/>
+              <w:right w:val="single" w:sz="6" w:space="0" w:color="000000"/>
+            </w:tcBorders>
           </w:tcPr>
           <w:p>
             <w:r>
@@ -1835,7 +2410,20 @@
         </w:tc>
         <w:tc>
           <w:tcPr>
-            <w:tcW w:type="dxa" w:w="3000"/>
+            <w:tcW w:type="dxa" w:w="1296"/>
+            <w:vAlign w:val="center"/>
+            <w:tcMar>
+              <w:top w:w="120" w:type="dxa"/>
+              <w:left w:w="160" w:type="dxa"/>
+              <w:bottom w:w="120" w:type="dxa"/>
+              <w:right w:w="160" w:type="dxa"/>
+            </w:tcMar>
+            <w:tcBorders>
+              <w:top w:val="single" w:sz="6" w:space="0" w:color="000000"/>
+              <w:left w:val="single" w:sz="6" w:space="0" w:color="000000"/>
+              <w:bottom w:val="single" w:sz="6" w:space="0" w:color="000000"/>
+              <w:right w:val="single" w:sz="6" w:space="0" w:color="000000"/>
+            </w:tcBorders>
           </w:tcPr>
           <w:p>
             <w:pPr>
@@ -1848,9 +2436,25 @@
         </w:tc>
       </w:tr>
       <w:tr>
+        <w:trPr>
+          <w:cantSplit/>
+        </w:trPr>
         <w:tc>
           <w:tcPr>
-            <w:tcW w:type="dxa" w:w="3000"/>
+            <w:tcW w:type="dxa" w:w="2016"/>
+            <w:vAlign w:val="center"/>
+            <w:tcMar>
+              <w:top w:w="120" w:type="dxa"/>
+              <w:left w:w="160" w:type="dxa"/>
+              <w:bottom w:w="120" w:type="dxa"/>
+              <w:right w:w="160" w:type="dxa"/>
+            </w:tcMar>
+            <w:tcBorders>
+              <w:top w:val="single" w:sz="6" w:space="0" w:color="000000"/>
+              <w:left w:val="single" w:sz="6" w:space="0" w:color="000000"/>
+              <w:bottom w:val="single" w:sz="6" w:space="0" w:color="000000"/>
+              <w:right w:val="single" w:sz="6" w:space="0" w:color="000000"/>
+            </w:tcBorders>
           </w:tcPr>
           <w:p>
             <w:r/>
@@ -1858,7 +2462,20 @@
         </w:tc>
         <w:tc>
           <w:tcPr>
-            <w:tcW w:type="dxa" w:w="3000"/>
+            <w:tcW w:type="dxa" w:w="6192"/>
+            <w:vAlign w:val="center"/>
+            <w:tcMar>
+              <w:top w:w="120" w:type="dxa"/>
+              <w:left w:w="160" w:type="dxa"/>
+              <w:bottom w:w="120" w:type="dxa"/>
+              <w:right w:w="160" w:type="dxa"/>
+            </w:tcMar>
+            <w:tcBorders>
+              <w:top w:val="single" w:sz="6" w:space="0" w:color="000000"/>
+              <w:left w:val="single" w:sz="6" w:space="0" w:color="000000"/>
+              <w:bottom w:val="single" w:sz="6" w:space="0" w:color="000000"/>
+              <w:right w:val="single" w:sz="6" w:space="0" w:color="000000"/>
+            </w:tcBorders>
           </w:tcPr>
           <w:p>
             <w:r>
@@ -1868,7 +2485,20 @@
         </w:tc>
         <w:tc>
           <w:tcPr>
-            <w:tcW w:type="dxa" w:w="3000"/>
+            <w:tcW w:type="dxa" w:w="1296"/>
+            <w:vAlign w:val="center"/>
+            <w:tcMar>
+              <w:top w:w="120" w:type="dxa"/>
+              <w:left w:w="160" w:type="dxa"/>
+              <w:bottom w:w="120" w:type="dxa"/>
+              <w:right w:w="160" w:type="dxa"/>
+            </w:tcMar>
+            <w:tcBorders>
+              <w:top w:val="single" w:sz="6" w:space="0" w:color="000000"/>
+              <w:left w:val="single" w:sz="6" w:space="0" w:color="000000"/>
+              <w:bottom w:val="single" w:sz="6" w:space="0" w:color="000000"/>
+              <w:right w:val="single" w:sz="6" w:space="0" w:color="000000"/>
+            </w:tcBorders>
           </w:tcPr>
           <w:p>
             <w:pPr>
@@ -1881,9 +2511,25 @@
         </w:tc>
       </w:tr>
       <w:tr>
+        <w:trPr>
+          <w:cantSplit/>
+        </w:trPr>
         <w:tc>
           <w:tcPr>
-            <w:tcW w:type="dxa" w:w="3000"/>
+            <w:tcW w:type="dxa" w:w="2016"/>
+            <w:vAlign w:val="center"/>
+            <w:tcMar>
+              <w:top w:w="120" w:type="dxa"/>
+              <w:left w:w="160" w:type="dxa"/>
+              <w:bottom w:w="120" w:type="dxa"/>
+              <w:right w:w="160" w:type="dxa"/>
+            </w:tcMar>
+            <w:tcBorders>
+              <w:top w:val="single" w:sz="6" w:space="0" w:color="000000"/>
+              <w:left w:val="single" w:sz="6" w:space="0" w:color="000000"/>
+              <w:bottom w:val="single" w:sz="6" w:space="0" w:color="000000"/>
+              <w:right w:val="single" w:sz="6" w:space="0" w:color="000000"/>
+            </w:tcBorders>
           </w:tcPr>
           <w:p>
             <w:r/>
@@ -1891,7 +2537,20 @@
         </w:tc>
         <w:tc>
           <w:tcPr>
-            <w:tcW w:type="dxa" w:w="3000"/>
+            <w:tcW w:type="dxa" w:w="6192"/>
+            <w:vAlign w:val="center"/>
+            <w:tcMar>
+              <w:top w:w="120" w:type="dxa"/>
+              <w:left w:w="160" w:type="dxa"/>
+              <w:bottom w:w="120" w:type="dxa"/>
+              <w:right w:w="160" w:type="dxa"/>
+            </w:tcMar>
+            <w:tcBorders>
+              <w:top w:val="single" w:sz="6" w:space="0" w:color="000000"/>
+              <w:left w:val="single" w:sz="6" w:space="0" w:color="000000"/>
+              <w:bottom w:val="single" w:sz="6" w:space="0" w:color="000000"/>
+              <w:right w:val="single" w:sz="6" w:space="0" w:color="000000"/>
+            </w:tcBorders>
           </w:tcPr>
           <w:p>
             <w:r>
@@ -1901,7 +2560,20 @@
         </w:tc>
         <w:tc>
           <w:tcPr>
-            <w:tcW w:type="dxa" w:w="3000"/>
+            <w:tcW w:type="dxa" w:w="1296"/>
+            <w:vAlign w:val="center"/>
+            <w:tcMar>
+              <w:top w:w="120" w:type="dxa"/>
+              <w:left w:w="160" w:type="dxa"/>
+              <w:bottom w:w="120" w:type="dxa"/>
+              <w:right w:w="160" w:type="dxa"/>
+            </w:tcMar>
+            <w:tcBorders>
+              <w:top w:val="single" w:sz="6" w:space="0" w:color="000000"/>
+              <w:left w:val="single" w:sz="6" w:space="0" w:color="000000"/>
+              <w:bottom w:val="single" w:sz="6" w:space="0" w:color="000000"/>
+              <w:right w:val="single" w:sz="6" w:space="0" w:color="000000"/>
+            </w:tcBorders>
           </w:tcPr>
           <w:p>
             <w:pPr>
@@ -1914,9 +2586,25 @@
         </w:tc>
       </w:tr>
       <w:tr>
+        <w:trPr>
+          <w:cantSplit/>
+        </w:trPr>
         <w:tc>
           <w:tcPr>
-            <w:tcW w:type="dxa" w:w="3000"/>
+            <w:tcW w:type="dxa" w:w="2016"/>
+            <w:vAlign w:val="center"/>
+            <w:tcMar>
+              <w:top w:w="120" w:type="dxa"/>
+              <w:left w:w="160" w:type="dxa"/>
+              <w:bottom w:w="120" w:type="dxa"/>
+              <w:right w:w="160" w:type="dxa"/>
+            </w:tcMar>
+            <w:tcBorders>
+              <w:top w:val="single" w:sz="6" w:space="0" w:color="000000"/>
+              <w:left w:val="single" w:sz="6" w:space="0" w:color="000000"/>
+              <w:bottom w:val="single" w:sz="6" w:space="0" w:color="000000"/>
+              <w:right w:val="single" w:sz="6" w:space="0" w:color="000000"/>
+            </w:tcBorders>
           </w:tcPr>
           <w:p>
             <w:r/>
@@ -1924,7 +2612,20 @@
         </w:tc>
         <w:tc>
           <w:tcPr>
-            <w:tcW w:type="dxa" w:w="3000"/>
+            <w:tcW w:type="dxa" w:w="6192"/>
+            <w:vAlign w:val="center"/>
+            <w:tcMar>
+              <w:top w:w="120" w:type="dxa"/>
+              <w:left w:w="160" w:type="dxa"/>
+              <w:bottom w:w="120" w:type="dxa"/>
+              <w:right w:w="160" w:type="dxa"/>
+            </w:tcMar>
+            <w:tcBorders>
+              <w:top w:val="single" w:sz="6" w:space="0" w:color="000000"/>
+              <w:left w:val="single" w:sz="6" w:space="0" w:color="000000"/>
+              <w:bottom w:val="single" w:sz="6" w:space="0" w:color="000000"/>
+              <w:right w:val="single" w:sz="6" w:space="0" w:color="000000"/>
+            </w:tcBorders>
           </w:tcPr>
           <w:p>
             <w:r>
@@ -1934,7 +2635,20 @@
         </w:tc>
         <w:tc>
           <w:tcPr>
-            <w:tcW w:type="dxa" w:w="3000"/>
+            <w:tcW w:type="dxa" w:w="1296"/>
+            <w:vAlign w:val="center"/>
+            <w:tcMar>
+              <w:top w:w="120" w:type="dxa"/>
+              <w:left w:w="160" w:type="dxa"/>
+              <w:bottom w:w="120" w:type="dxa"/>
+              <w:right w:w="160" w:type="dxa"/>
+            </w:tcMar>
+            <w:tcBorders>
+              <w:top w:val="single" w:sz="6" w:space="0" w:color="000000"/>
+              <w:left w:val="single" w:sz="6" w:space="0" w:color="000000"/>
+              <w:bottom w:val="single" w:sz="6" w:space="0" w:color="000000"/>
+              <w:right w:val="single" w:sz="6" w:space="0" w:color="000000"/>
+            </w:tcBorders>
           </w:tcPr>
           <w:p>
             <w:pPr>
@@ -1947,9 +2661,25 @@
         </w:tc>
       </w:tr>
       <w:tr>
+        <w:trPr>
+          <w:cantSplit/>
+        </w:trPr>
         <w:tc>
           <w:tcPr>
-            <w:tcW w:type="dxa" w:w="3000"/>
+            <w:tcW w:type="dxa" w:w="2016"/>
+            <w:vAlign w:val="center"/>
+            <w:tcMar>
+              <w:top w:w="120" w:type="dxa"/>
+              <w:left w:w="160" w:type="dxa"/>
+              <w:bottom w:w="120" w:type="dxa"/>
+              <w:right w:w="160" w:type="dxa"/>
+            </w:tcMar>
+            <w:tcBorders>
+              <w:top w:val="single" w:sz="6" w:space="0" w:color="000000"/>
+              <w:left w:val="single" w:sz="6" w:space="0" w:color="000000"/>
+              <w:bottom w:val="single" w:sz="6" w:space="0" w:color="000000"/>
+              <w:right w:val="single" w:sz="6" w:space="0" w:color="000000"/>
+            </w:tcBorders>
           </w:tcPr>
           <w:p>
             <w:r>
@@ -1959,7 +2689,20 @@
         </w:tc>
         <w:tc>
           <w:tcPr>
-            <w:tcW w:type="dxa" w:w="3000"/>
+            <w:tcW w:type="dxa" w:w="6192"/>
+            <w:vAlign w:val="center"/>
+            <w:tcMar>
+              <w:top w:w="120" w:type="dxa"/>
+              <w:left w:w="160" w:type="dxa"/>
+              <w:bottom w:w="120" w:type="dxa"/>
+              <w:right w:w="160" w:type="dxa"/>
+            </w:tcMar>
+            <w:tcBorders>
+              <w:top w:val="single" w:sz="6" w:space="0" w:color="000000"/>
+              <w:left w:val="single" w:sz="6" w:space="0" w:color="000000"/>
+              <w:bottom w:val="single" w:sz="6" w:space="0" w:color="000000"/>
+              <w:right w:val="single" w:sz="6" w:space="0" w:color="000000"/>
+            </w:tcBorders>
           </w:tcPr>
           <w:p>
             <w:r>
@@ -1969,7 +2712,20 @@
         </w:tc>
         <w:tc>
           <w:tcPr>
-            <w:tcW w:type="dxa" w:w="3000"/>
+            <w:tcW w:type="dxa" w:w="1296"/>
+            <w:vAlign w:val="center"/>
+            <w:tcMar>
+              <w:top w:w="120" w:type="dxa"/>
+              <w:left w:w="160" w:type="dxa"/>
+              <w:bottom w:w="120" w:type="dxa"/>
+              <w:right w:w="160" w:type="dxa"/>
+            </w:tcMar>
+            <w:tcBorders>
+              <w:top w:val="single" w:sz="6" w:space="0" w:color="000000"/>
+              <w:left w:val="single" w:sz="6" w:space="0" w:color="000000"/>
+              <w:bottom w:val="single" w:sz="6" w:space="0" w:color="000000"/>
+              <w:right w:val="single" w:sz="6" w:space="0" w:color="000000"/>
+            </w:tcBorders>
           </w:tcPr>
           <w:p>
             <w:pPr>
@@ -1982,9 +2738,25 @@
         </w:tc>
       </w:tr>
       <w:tr>
+        <w:trPr>
+          <w:cantSplit/>
+        </w:trPr>
         <w:tc>
           <w:tcPr>
-            <w:tcW w:type="dxa" w:w="3000"/>
+            <w:tcW w:type="dxa" w:w="2016"/>
+            <w:vAlign w:val="center"/>
+            <w:tcMar>
+              <w:top w:w="120" w:type="dxa"/>
+              <w:left w:w="160" w:type="dxa"/>
+              <w:bottom w:w="120" w:type="dxa"/>
+              <w:right w:w="160" w:type="dxa"/>
+            </w:tcMar>
+            <w:tcBorders>
+              <w:top w:val="single" w:sz="6" w:space="0" w:color="000000"/>
+              <w:left w:val="single" w:sz="6" w:space="0" w:color="000000"/>
+              <w:bottom w:val="single" w:sz="6" w:space="0" w:color="000000"/>
+              <w:right w:val="single" w:sz="6" w:space="0" w:color="000000"/>
+            </w:tcBorders>
           </w:tcPr>
           <w:p>
             <w:r/>
@@ -1992,7 +2764,20 @@
         </w:tc>
         <w:tc>
           <w:tcPr>
-            <w:tcW w:type="dxa" w:w="3000"/>
+            <w:tcW w:type="dxa" w:w="6192"/>
+            <w:vAlign w:val="center"/>
+            <w:tcMar>
+              <w:top w:w="120" w:type="dxa"/>
+              <w:left w:w="160" w:type="dxa"/>
+              <w:bottom w:w="120" w:type="dxa"/>
+              <w:right w:w="160" w:type="dxa"/>
+            </w:tcMar>
+            <w:tcBorders>
+              <w:top w:val="single" w:sz="6" w:space="0" w:color="000000"/>
+              <w:left w:val="single" w:sz="6" w:space="0" w:color="000000"/>
+              <w:bottom w:val="single" w:sz="6" w:space="0" w:color="000000"/>
+              <w:right w:val="single" w:sz="6" w:space="0" w:color="000000"/>
+            </w:tcBorders>
           </w:tcPr>
           <w:p>
             <w:r>
@@ -2002,7 +2787,20 @@
         </w:tc>
         <w:tc>
           <w:tcPr>
-            <w:tcW w:type="dxa" w:w="3000"/>
+            <w:tcW w:type="dxa" w:w="1296"/>
+            <w:vAlign w:val="center"/>
+            <w:tcMar>
+              <w:top w:w="120" w:type="dxa"/>
+              <w:left w:w="160" w:type="dxa"/>
+              <w:bottom w:w="120" w:type="dxa"/>
+              <w:right w:w="160" w:type="dxa"/>
+            </w:tcMar>
+            <w:tcBorders>
+              <w:top w:val="single" w:sz="6" w:space="0" w:color="000000"/>
+              <w:left w:val="single" w:sz="6" w:space="0" w:color="000000"/>
+              <w:bottom w:val="single" w:sz="6" w:space="0" w:color="000000"/>
+              <w:right w:val="single" w:sz="6" w:space="0" w:color="000000"/>
+            </w:tcBorders>
           </w:tcPr>
           <w:p>
             <w:pPr>
@@ -2015,9 +2813,25 @@
         </w:tc>
       </w:tr>
       <w:tr>
+        <w:trPr>
+          <w:cantSplit/>
+        </w:trPr>
         <w:tc>
           <w:tcPr>
-            <w:tcW w:type="dxa" w:w="3000"/>
+            <w:tcW w:type="dxa" w:w="2016"/>
+            <w:vAlign w:val="center"/>
+            <w:tcMar>
+              <w:top w:w="120" w:type="dxa"/>
+              <w:left w:w="160" w:type="dxa"/>
+              <w:bottom w:w="120" w:type="dxa"/>
+              <w:right w:w="160" w:type="dxa"/>
+            </w:tcMar>
+            <w:tcBorders>
+              <w:top w:val="single" w:sz="6" w:space="0" w:color="000000"/>
+              <w:left w:val="single" w:sz="6" w:space="0" w:color="000000"/>
+              <w:bottom w:val="single" w:sz="6" w:space="0" w:color="000000"/>
+              <w:right w:val="single" w:sz="6" w:space="0" w:color="000000"/>
+            </w:tcBorders>
           </w:tcPr>
           <w:p>
             <w:r/>
@@ -2025,7 +2839,20 @@
         </w:tc>
         <w:tc>
           <w:tcPr>
-            <w:tcW w:type="dxa" w:w="3000"/>
+            <w:tcW w:type="dxa" w:w="6192"/>
+            <w:vAlign w:val="center"/>
+            <w:tcMar>
+              <w:top w:w="120" w:type="dxa"/>
+              <w:left w:w="160" w:type="dxa"/>
+              <w:bottom w:w="120" w:type="dxa"/>
+              <w:right w:w="160" w:type="dxa"/>
+            </w:tcMar>
+            <w:tcBorders>
+              <w:top w:val="single" w:sz="6" w:space="0" w:color="000000"/>
+              <w:left w:val="single" w:sz="6" w:space="0" w:color="000000"/>
+              <w:bottom w:val="single" w:sz="6" w:space="0" w:color="000000"/>
+              <w:right w:val="single" w:sz="6" w:space="0" w:color="000000"/>
+            </w:tcBorders>
           </w:tcPr>
           <w:p>
             <w:r>
@@ -2035,7 +2862,20 @@
         </w:tc>
         <w:tc>
           <w:tcPr>
-            <w:tcW w:type="dxa" w:w="3000"/>
+            <w:tcW w:type="dxa" w:w="1296"/>
+            <w:vAlign w:val="center"/>
+            <w:tcMar>
+              <w:top w:w="120" w:type="dxa"/>
+              <w:left w:w="160" w:type="dxa"/>
+              <w:bottom w:w="120" w:type="dxa"/>
+              <w:right w:w="160" w:type="dxa"/>
+            </w:tcMar>
+            <w:tcBorders>
+              <w:top w:val="single" w:sz="6" w:space="0" w:color="000000"/>
+              <w:left w:val="single" w:sz="6" w:space="0" w:color="000000"/>
+              <w:bottom w:val="single" w:sz="6" w:space="0" w:color="000000"/>
+              <w:right w:val="single" w:sz="6" w:space="0" w:color="000000"/>
+            </w:tcBorders>
           </w:tcPr>
           <w:p>
             <w:pPr>
@@ -2048,9 +2888,25 @@
         </w:tc>
       </w:tr>
       <w:tr>
+        <w:trPr>
+          <w:cantSplit/>
+        </w:trPr>
         <w:tc>
           <w:tcPr>
-            <w:tcW w:type="dxa" w:w="3000"/>
+            <w:tcW w:type="dxa" w:w="2016"/>
+            <w:vAlign w:val="center"/>
+            <w:tcMar>
+              <w:top w:w="120" w:type="dxa"/>
+              <w:left w:w="160" w:type="dxa"/>
+              <w:bottom w:w="120" w:type="dxa"/>
+              <w:right w:w="160" w:type="dxa"/>
+            </w:tcMar>
+            <w:tcBorders>
+              <w:top w:val="single" w:sz="6" w:space="0" w:color="000000"/>
+              <w:left w:val="single" w:sz="6" w:space="0" w:color="000000"/>
+              <w:bottom w:val="single" w:sz="6" w:space="0" w:color="000000"/>
+              <w:right w:val="single" w:sz="6" w:space="0" w:color="000000"/>
+            </w:tcBorders>
           </w:tcPr>
           <w:p>
             <w:r/>
@@ -2058,7 +2914,20 @@
         </w:tc>
         <w:tc>
           <w:tcPr>
-            <w:tcW w:type="dxa" w:w="3000"/>
+            <w:tcW w:type="dxa" w:w="6192"/>
+            <w:vAlign w:val="center"/>
+            <w:tcMar>
+              <w:top w:w="120" w:type="dxa"/>
+              <w:left w:w="160" w:type="dxa"/>
+              <w:bottom w:w="120" w:type="dxa"/>
+              <w:right w:w="160" w:type="dxa"/>
+            </w:tcMar>
+            <w:tcBorders>
+              <w:top w:val="single" w:sz="6" w:space="0" w:color="000000"/>
+              <w:left w:val="single" w:sz="6" w:space="0" w:color="000000"/>
+              <w:bottom w:val="single" w:sz="6" w:space="0" w:color="000000"/>
+              <w:right w:val="single" w:sz="6" w:space="0" w:color="000000"/>
+            </w:tcBorders>
           </w:tcPr>
           <w:p>
             <w:r>
@@ -2068,7 +2937,20 @@
         </w:tc>
         <w:tc>
           <w:tcPr>
-            <w:tcW w:type="dxa" w:w="3000"/>
+            <w:tcW w:type="dxa" w:w="1296"/>
+            <w:vAlign w:val="center"/>
+            <w:tcMar>
+              <w:top w:w="120" w:type="dxa"/>
+              <w:left w:w="160" w:type="dxa"/>
+              <w:bottom w:w="120" w:type="dxa"/>
+              <w:right w:w="160" w:type="dxa"/>
+            </w:tcMar>
+            <w:tcBorders>
+              <w:top w:val="single" w:sz="6" w:space="0" w:color="000000"/>
+              <w:left w:val="single" w:sz="6" w:space="0" w:color="000000"/>
+              <w:bottom w:val="single" w:sz="6" w:space="0" w:color="000000"/>
+              <w:right w:val="single" w:sz="6" w:space="0" w:color="000000"/>
+            </w:tcBorders>
           </w:tcPr>
           <w:p>
             <w:pPr>
@@ -2081,9 +2963,25 @@
         </w:tc>
       </w:tr>
       <w:tr>
+        <w:trPr>
+          <w:cantSplit/>
+        </w:trPr>
         <w:tc>
           <w:tcPr>
-            <w:tcW w:type="dxa" w:w="3000"/>
+            <w:tcW w:type="dxa" w:w="2016"/>
+            <w:vAlign w:val="center"/>
+            <w:tcMar>
+              <w:top w:w="120" w:type="dxa"/>
+              <w:left w:w="160" w:type="dxa"/>
+              <w:bottom w:w="120" w:type="dxa"/>
+              <w:right w:w="160" w:type="dxa"/>
+            </w:tcMar>
+            <w:tcBorders>
+              <w:top w:val="single" w:sz="6" w:space="0" w:color="000000"/>
+              <w:left w:val="single" w:sz="6" w:space="0" w:color="000000"/>
+              <w:bottom w:val="single" w:sz="6" w:space="0" w:color="000000"/>
+              <w:right w:val="single" w:sz="6" w:space="0" w:color="000000"/>
+            </w:tcBorders>
           </w:tcPr>
           <w:p>
             <w:r/>
@@ -2091,7 +2989,20 @@
         </w:tc>
         <w:tc>
           <w:tcPr>
-            <w:tcW w:type="dxa" w:w="3000"/>
+            <w:tcW w:type="dxa" w:w="6192"/>
+            <w:vAlign w:val="center"/>
+            <w:tcMar>
+              <w:top w:w="120" w:type="dxa"/>
+              <w:left w:w="160" w:type="dxa"/>
+              <w:bottom w:w="120" w:type="dxa"/>
+              <w:right w:w="160" w:type="dxa"/>
+            </w:tcMar>
+            <w:tcBorders>
+              <w:top w:val="single" w:sz="6" w:space="0" w:color="000000"/>
+              <w:left w:val="single" w:sz="6" w:space="0" w:color="000000"/>
+              <w:bottom w:val="single" w:sz="6" w:space="0" w:color="000000"/>
+              <w:right w:val="single" w:sz="6" w:space="0" w:color="000000"/>
+            </w:tcBorders>
           </w:tcPr>
           <w:p>
             <w:r>
@@ -2101,7 +3012,20 @@
         </w:tc>
         <w:tc>
           <w:tcPr>
-            <w:tcW w:type="dxa" w:w="3000"/>
+            <w:tcW w:type="dxa" w:w="1296"/>
+            <w:vAlign w:val="center"/>
+            <w:tcMar>
+              <w:top w:w="120" w:type="dxa"/>
+              <w:left w:w="160" w:type="dxa"/>
+              <w:bottom w:w="120" w:type="dxa"/>
+              <w:right w:w="160" w:type="dxa"/>
+            </w:tcMar>
+            <w:tcBorders>
+              <w:top w:val="single" w:sz="6" w:space="0" w:color="000000"/>
+              <w:left w:val="single" w:sz="6" w:space="0" w:color="000000"/>
+              <w:bottom w:val="single" w:sz="6" w:space="0" w:color="000000"/>
+              <w:right w:val="single" w:sz="6" w:space="0" w:color="000000"/>
+            </w:tcBorders>
           </w:tcPr>
           <w:p>
             <w:pPr>
@@ -2114,9 +3038,25 @@
         </w:tc>
       </w:tr>
       <w:tr>
+        <w:trPr>
+          <w:cantSplit/>
+        </w:trPr>
         <w:tc>
           <w:tcPr>
-            <w:tcW w:type="dxa" w:w="3000"/>
+            <w:tcW w:type="dxa" w:w="2016"/>
+            <w:vAlign w:val="center"/>
+            <w:tcMar>
+              <w:top w:w="120" w:type="dxa"/>
+              <w:left w:w="160" w:type="dxa"/>
+              <w:bottom w:w="120" w:type="dxa"/>
+              <w:right w:w="160" w:type="dxa"/>
+            </w:tcMar>
+            <w:tcBorders>
+              <w:top w:val="single" w:sz="6" w:space="0" w:color="000000"/>
+              <w:left w:val="single" w:sz="6" w:space="0" w:color="000000"/>
+              <w:bottom w:val="single" w:sz="6" w:space="0" w:color="000000"/>
+              <w:right w:val="single" w:sz="6" w:space="0" w:color="000000"/>
+            </w:tcBorders>
           </w:tcPr>
           <w:p>
             <w:r>
@@ -2126,7 +3066,20 @@
         </w:tc>
         <w:tc>
           <w:tcPr>
-            <w:tcW w:type="dxa" w:w="3000"/>
+            <w:tcW w:type="dxa" w:w="6192"/>
+            <w:vAlign w:val="center"/>
+            <w:tcMar>
+              <w:top w:w="120" w:type="dxa"/>
+              <w:left w:w="160" w:type="dxa"/>
+              <w:bottom w:w="120" w:type="dxa"/>
+              <w:right w:w="160" w:type="dxa"/>
+            </w:tcMar>
+            <w:tcBorders>
+              <w:top w:val="single" w:sz="6" w:space="0" w:color="000000"/>
+              <w:left w:val="single" w:sz="6" w:space="0" w:color="000000"/>
+              <w:bottom w:val="single" w:sz="6" w:space="0" w:color="000000"/>
+              <w:right w:val="single" w:sz="6" w:space="0" w:color="000000"/>
+            </w:tcBorders>
           </w:tcPr>
           <w:p>
             <w:r>
@@ -2136,7 +3089,20 @@
         </w:tc>
         <w:tc>
           <w:tcPr>
-            <w:tcW w:type="dxa" w:w="3000"/>
+            <w:tcW w:type="dxa" w:w="1296"/>
+            <w:vAlign w:val="center"/>
+            <w:tcMar>
+              <w:top w:w="120" w:type="dxa"/>
+              <w:left w:w="160" w:type="dxa"/>
+              <w:bottom w:w="120" w:type="dxa"/>
+              <w:right w:w="160" w:type="dxa"/>
+            </w:tcMar>
+            <w:tcBorders>
+              <w:top w:val="single" w:sz="6" w:space="0" w:color="000000"/>
+              <w:left w:val="single" w:sz="6" w:space="0" w:color="000000"/>
+              <w:bottom w:val="single" w:sz="6" w:space="0" w:color="000000"/>
+              <w:right w:val="single" w:sz="6" w:space="0" w:color="000000"/>
+            </w:tcBorders>
           </w:tcPr>
           <w:p>
             <w:pPr>
@@ -2149,9 +3115,25 @@
         </w:tc>
       </w:tr>
       <w:tr>
+        <w:trPr>
+          <w:cantSplit/>
+        </w:trPr>
         <w:tc>
           <w:tcPr>
-            <w:tcW w:type="dxa" w:w="3000"/>
+            <w:tcW w:type="dxa" w:w="2016"/>
+            <w:vAlign w:val="center"/>
+            <w:tcMar>
+              <w:top w:w="120" w:type="dxa"/>
+              <w:left w:w="160" w:type="dxa"/>
+              <w:bottom w:w="120" w:type="dxa"/>
+              <w:right w:w="160" w:type="dxa"/>
+            </w:tcMar>
+            <w:tcBorders>
+              <w:top w:val="single" w:sz="6" w:space="0" w:color="000000"/>
+              <w:left w:val="single" w:sz="6" w:space="0" w:color="000000"/>
+              <w:bottom w:val="single" w:sz="6" w:space="0" w:color="000000"/>
+              <w:right w:val="single" w:sz="6" w:space="0" w:color="000000"/>
+            </w:tcBorders>
           </w:tcPr>
           <w:p>
             <w:r/>
@@ -2159,7 +3141,20 @@
         </w:tc>
         <w:tc>
           <w:tcPr>
-            <w:tcW w:type="dxa" w:w="3000"/>
+            <w:tcW w:type="dxa" w:w="6192"/>
+            <w:vAlign w:val="center"/>
+            <w:tcMar>
+              <w:top w:w="120" w:type="dxa"/>
+              <w:left w:w="160" w:type="dxa"/>
+              <w:bottom w:w="120" w:type="dxa"/>
+              <w:right w:w="160" w:type="dxa"/>
+            </w:tcMar>
+            <w:tcBorders>
+              <w:top w:val="single" w:sz="6" w:space="0" w:color="000000"/>
+              <w:left w:val="single" w:sz="6" w:space="0" w:color="000000"/>
+              <w:bottom w:val="single" w:sz="6" w:space="0" w:color="000000"/>
+              <w:right w:val="single" w:sz="6" w:space="0" w:color="000000"/>
+            </w:tcBorders>
           </w:tcPr>
           <w:p>
             <w:r>
@@ -2169,7 +3164,20 @@
         </w:tc>
         <w:tc>
           <w:tcPr>
-            <w:tcW w:type="dxa" w:w="3000"/>
+            <w:tcW w:type="dxa" w:w="1296"/>
+            <w:vAlign w:val="center"/>
+            <w:tcMar>
+              <w:top w:w="120" w:type="dxa"/>
+              <w:left w:w="160" w:type="dxa"/>
+              <w:bottom w:w="120" w:type="dxa"/>
+              <w:right w:w="160" w:type="dxa"/>
+            </w:tcMar>
+            <w:tcBorders>
+              <w:top w:val="single" w:sz="6" w:space="0" w:color="000000"/>
+              <w:left w:val="single" w:sz="6" w:space="0" w:color="000000"/>
+              <w:bottom w:val="single" w:sz="6" w:space="0" w:color="000000"/>
+              <w:right w:val="single" w:sz="6" w:space="0" w:color="000000"/>
+            </w:tcBorders>
           </w:tcPr>
           <w:p>
             <w:pPr>
@@ -2182,9 +3190,25 @@
         </w:tc>
       </w:tr>
       <w:tr>
+        <w:trPr>
+          <w:cantSplit/>
+        </w:trPr>
         <w:tc>
           <w:tcPr>
-            <w:tcW w:type="dxa" w:w="3000"/>
+            <w:tcW w:type="dxa" w:w="2016"/>
+            <w:vAlign w:val="center"/>
+            <w:tcMar>
+              <w:top w:w="120" w:type="dxa"/>
+              <w:left w:w="160" w:type="dxa"/>
+              <w:bottom w:w="120" w:type="dxa"/>
+              <w:right w:w="160" w:type="dxa"/>
+            </w:tcMar>
+            <w:tcBorders>
+              <w:top w:val="single" w:sz="6" w:space="0" w:color="000000"/>
+              <w:left w:val="single" w:sz="6" w:space="0" w:color="000000"/>
+              <w:bottom w:val="single" w:sz="6" w:space="0" w:color="000000"/>
+              <w:right w:val="single" w:sz="6" w:space="0" w:color="000000"/>
+            </w:tcBorders>
           </w:tcPr>
           <w:p>
             <w:r/>
@@ -2192,7 +3216,20 @@
         </w:tc>
         <w:tc>
           <w:tcPr>
-            <w:tcW w:type="dxa" w:w="3000"/>
+            <w:tcW w:type="dxa" w:w="6192"/>
+            <w:vAlign w:val="center"/>
+            <w:tcMar>
+              <w:top w:w="120" w:type="dxa"/>
+              <w:left w:w="160" w:type="dxa"/>
+              <w:bottom w:w="120" w:type="dxa"/>
+              <w:right w:w="160" w:type="dxa"/>
+            </w:tcMar>
+            <w:tcBorders>
+              <w:top w:val="single" w:sz="6" w:space="0" w:color="000000"/>
+              <w:left w:val="single" w:sz="6" w:space="0" w:color="000000"/>
+              <w:bottom w:val="single" w:sz="6" w:space="0" w:color="000000"/>
+              <w:right w:val="single" w:sz="6" w:space="0" w:color="000000"/>
+            </w:tcBorders>
           </w:tcPr>
           <w:p>
             <w:r>
@@ -2202,7 +3239,20 @@
         </w:tc>
         <w:tc>
           <w:tcPr>
-            <w:tcW w:type="dxa" w:w="3000"/>
+            <w:tcW w:type="dxa" w:w="1296"/>
+            <w:vAlign w:val="center"/>
+            <w:tcMar>
+              <w:top w:w="120" w:type="dxa"/>
+              <w:left w:w="160" w:type="dxa"/>
+              <w:bottom w:w="120" w:type="dxa"/>
+              <w:right w:w="160" w:type="dxa"/>
+            </w:tcMar>
+            <w:tcBorders>
+              <w:top w:val="single" w:sz="6" w:space="0" w:color="000000"/>
+              <w:left w:val="single" w:sz="6" w:space="0" w:color="000000"/>
+              <w:bottom w:val="single" w:sz="6" w:space="0" w:color="000000"/>
+              <w:right w:val="single" w:sz="6" w:space="0" w:color="000000"/>
+            </w:tcBorders>
           </w:tcPr>
           <w:p>
             <w:pPr>
@@ -2215,9 +3265,25 @@
         </w:tc>
       </w:tr>
       <w:tr>
+        <w:trPr>
+          <w:cantSplit/>
+        </w:trPr>
         <w:tc>
           <w:tcPr>
-            <w:tcW w:type="dxa" w:w="3000"/>
+            <w:tcW w:type="dxa" w:w="2016"/>
+            <w:vAlign w:val="center"/>
+            <w:tcMar>
+              <w:top w:w="120" w:type="dxa"/>
+              <w:left w:w="160" w:type="dxa"/>
+              <w:bottom w:w="120" w:type="dxa"/>
+              <w:right w:w="160" w:type="dxa"/>
+            </w:tcMar>
+            <w:tcBorders>
+              <w:top w:val="single" w:sz="6" w:space="0" w:color="000000"/>
+              <w:left w:val="single" w:sz="6" w:space="0" w:color="000000"/>
+              <w:bottom w:val="single" w:sz="6" w:space="0" w:color="000000"/>
+              <w:right w:val="single" w:sz="6" w:space="0" w:color="000000"/>
+            </w:tcBorders>
           </w:tcPr>
           <w:p>
             <w:r>
@@ -2227,7 +3293,20 @@
         </w:tc>
         <w:tc>
           <w:tcPr>
-            <w:tcW w:type="dxa" w:w="3000"/>
+            <w:tcW w:type="dxa" w:w="6192"/>
+            <w:vAlign w:val="center"/>
+            <w:tcMar>
+              <w:top w:w="120" w:type="dxa"/>
+              <w:left w:w="160" w:type="dxa"/>
+              <w:bottom w:w="120" w:type="dxa"/>
+              <w:right w:w="160" w:type="dxa"/>
+            </w:tcMar>
+            <w:tcBorders>
+              <w:top w:val="single" w:sz="6" w:space="0" w:color="000000"/>
+              <w:left w:val="single" w:sz="6" w:space="0" w:color="000000"/>
+              <w:bottom w:val="single" w:sz="6" w:space="0" w:color="000000"/>
+              <w:right w:val="single" w:sz="6" w:space="0" w:color="000000"/>
+            </w:tcBorders>
           </w:tcPr>
           <w:p>
             <w:r>
@@ -2237,7 +3316,20 @@
         </w:tc>
         <w:tc>
           <w:tcPr>
-            <w:tcW w:type="dxa" w:w="3000"/>
+            <w:tcW w:type="dxa" w:w="1296"/>
+            <w:vAlign w:val="center"/>
+            <w:tcMar>
+              <w:top w:w="120" w:type="dxa"/>
+              <w:left w:w="160" w:type="dxa"/>
+              <w:bottom w:w="120" w:type="dxa"/>
+              <w:right w:w="160" w:type="dxa"/>
+            </w:tcMar>
+            <w:tcBorders>
+              <w:top w:val="single" w:sz="6" w:space="0" w:color="000000"/>
+              <w:left w:val="single" w:sz="6" w:space="0" w:color="000000"/>
+              <w:bottom w:val="single" w:sz="6" w:space="0" w:color="000000"/>
+              <w:right w:val="single" w:sz="6" w:space="0" w:color="000000"/>
+            </w:tcBorders>
           </w:tcPr>
           <w:p>
             <w:pPr>
@@ -2250,9 +3342,25 @@
         </w:tc>
       </w:tr>
       <w:tr>
+        <w:trPr>
+          <w:cantSplit/>
+        </w:trPr>
         <w:tc>
           <w:tcPr>
-            <w:tcW w:type="dxa" w:w="3000"/>
+            <w:tcW w:type="dxa" w:w="2016"/>
+            <w:vAlign w:val="center"/>
+            <w:tcMar>
+              <w:top w:w="120" w:type="dxa"/>
+              <w:left w:w="160" w:type="dxa"/>
+              <w:bottom w:w="120" w:type="dxa"/>
+              <w:right w:w="160" w:type="dxa"/>
+            </w:tcMar>
+            <w:tcBorders>
+              <w:top w:val="single" w:sz="6" w:space="0" w:color="000000"/>
+              <w:left w:val="single" w:sz="6" w:space="0" w:color="000000"/>
+              <w:bottom w:val="single" w:sz="6" w:space="0" w:color="000000"/>
+              <w:right w:val="single" w:sz="6" w:space="0" w:color="000000"/>
+            </w:tcBorders>
           </w:tcPr>
           <w:p>
             <w:r/>
@@ -2260,7 +3368,20 @@
         </w:tc>
         <w:tc>
           <w:tcPr>
-            <w:tcW w:type="dxa" w:w="3000"/>
+            <w:tcW w:type="dxa" w:w="6192"/>
+            <w:vAlign w:val="center"/>
+            <w:tcMar>
+              <w:top w:w="120" w:type="dxa"/>
+              <w:left w:w="160" w:type="dxa"/>
+              <w:bottom w:w="120" w:type="dxa"/>
+              <w:right w:w="160" w:type="dxa"/>
+            </w:tcMar>
+            <w:tcBorders>
+              <w:top w:val="single" w:sz="6" w:space="0" w:color="000000"/>
+              <w:left w:val="single" w:sz="6" w:space="0" w:color="000000"/>
+              <w:bottom w:val="single" w:sz="6" w:space="0" w:color="000000"/>
+              <w:right w:val="single" w:sz="6" w:space="0" w:color="000000"/>
+            </w:tcBorders>
           </w:tcPr>
           <w:p>
             <w:r>
@@ -2270,7 +3391,20 @@
         </w:tc>
         <w:tc>
           <w:tcPr>
-            <w:tcW w:type="dxa" w:w="3000"/>
+            <w:tcW w:type="dxa" w:w="1296"/>
+            <w:vAlign w:val="center"/>
+            <w:tcMar>
+              <w:top w:w="120" w:type="dxa"/>
+              <w:left w:w="160" w:type="dxa"/>
+              <w:bottom w:w="120" w:type="dxa"/>
+              <w:right w:w="160" w:type="dxa"/>
+            </w:tcMar>
+            <w:tcBorders>
+              <w:top w:val="single" w:sz="6" w:space="0" w:color="000000"/>
+              <w:left w:val="single" w:sz="6" w:space="0" w:color="000000"/>
+              <w:bottom w:val="single" w:sz="6" w:space="0" w:color="000000"/>
+              <w:right w:val="single" w:sz="6" w:space="0" w:color="000000"/>
+            </w:tcBorders>
           </w:tcPr>
           <w:p>
             <w:pPr>
@@ -2283,9 +3417,25 @@
         </w:tc>
       </w:tr>
       <w:tr>
+        <w:trPr>
+          <w:cantSplit/>
+        </w:trPr>
         <w:tc>
           <w:tcPr>
-            <w:tcW w:type="dxa" w:w="3000"/>
+            <w:tcW w:type="dxa" w:w="2016"/>
+            <w:vAlign w:val="center"/>
+            <w:tcMar>
+              <w:top w:w="120" w:type="dxa"/>
+              <w:left w:w="160" w:type="dxa"/>
+              <w:bottom w:w="120" w:type="dxa"/>
+              <w:right w:w="160" w:type="dxa"/>
+            </w:tcMar>
+            <w:tcBorders>
+              <w:top w:val="single" w:sz="6" w:space="0" w:color="000000"/>
+              <w:left w:val="single" w:sz="6" w:space="0" w:color="000000"/>
+              <w:bottom w:val="single" w:sz="6" w:space="0" w:color="000000"/>
+              <w:right w:val="single" w:sz="6" w:space="0" w:color="000000"/>
+            </w:tcBorders>
           </w:tcPr>
           <w:p>
             <w:r/>
@@ -2293,7 +3443,20 @@
         </w:tc>
         <w:tc>
           <w:tcPr>
-            <w:tcW w:type="dxa" w:w="3000"/>
+            <w:tcW w:type="dxa" w:w="6192"/>
+            <w:vAlign w:val="center"/>
+            <w:tcMar>
+              <w:top w:w="120" w:type="dxa"/>
+              <w:left w:w="160" w:type="dxa"/>
+              <w:bottom w:w="120" w:type="dxa"/>
+              <w:right w:w="160" w:type="dxa"/>
+            </w:tcMar>
+            <w:tcBorders>
+              <w:top w:val="single" w:sz="6" w:space="0" w:color="000000"/>
+              <w:left w:val="single" w:sz="6" w:space="0" w:color="000000"/>
+              <w:bottom w:val="single" w:sz="6" w:space="0" w:color="000000"/>
+              <w:right w:val="single" w:sz="6" w:space="0" w:color="000000"/>
+            </w:tcBorders>
           </w:tcPr>
           <w:p>
             <w:r>
@@ -2303,7 +3466,20 @@
         </w:tc>
         <w:tc>
           <w:tcPr>
-            <w:tcW w:type="dxa" w:w="3000"/>
+            <w:tcW w:type="dxa" w:w="1296"/>
+            <w:vAlign w:val="center"/>
+            <w:tcMar>
+              <w:top w:w="120" w:type="dxa"/>
+              <w:left w:w="160" w:type="dxa"/>
+              <w:bottom w:w="120" w:type="dxa"/>
+              <w:right w:w="160" w:type="dxa"/>
+            </w:tcMar>
+            <w:tcBorders>
+              <w:top w:val="single" w:sz="6" w:space="0" w:color="000000"/>
+              <w:left w:val="single" w:sz="6" w:space="0" w:color="000000"/>
+              <w:bottom w:val="single" w:sz="6" w:space="0" w:color="000000"/>
+              <w:right w:val="single" w:sz="6" w:space="0" w:color="000000"/>
+            </w:tcBorders>
           </w:tcPr>
           <w:p>
             <w:pPr>
@@ -2316,9 +3492,25 @@
         </w:tc>
       </w:tr>
       <w:tr>
+        <w:trPr>
+          <w:cantSplit/>
+        </w:trPr>
         <w:tc>
           <w:tcPr>
-            <w:tcW w:type="dxa" w:w="3000"/>
+            <w:tcW w:type="dxa" w:w="2016"/>
+            <w:vAlign w:val="center"/>
+            <w:tcMar>
+              <w:top w:w="120" w:type="dxa"/>
+              <w:left w:w="160" w:type="dxa"/>
+              <w:bottom w:w="120" w:type="dxa"/>
+              <w:right w:w="160" w:type="dxa"/>
+            </w:tcMar>
+            <w:tcBorders>
+              <w:top w:val="single" w:sz="6" w:space="0" w:color="000000"/>
+              <w:left w:val="single" w:sz="6" w:space="0" w:color="000000"/>
+              <w:bottom w:val="single" w:sz="6" w:space="0" w:color="000000"/>
+              <w:right w:val="single" w:sz="6" w:space="0" w:color="000000"/>
+            </w:tcBorders>
           </w:tcPr>
           <w:p>
             <w:r/>
@@ -2326,7 +3518,20 @@
         </w:tc>
         <w:tc>
           <w:tcPr>
-            <w:tcW w:type="dxa" w:w="3000"/>
+            <w:tcW w:type="dxa" w:w="6192"/>
+            <w:vAlign w:val="center"/>
+            <w:tcMar>
+              <w:top w:w="120" w:type="dxa"/>
+              <w:left w:w="160" w:type="dxa"/>
+              <w:bottom w:w="120" w:type="dxa"/>
+              <w:right w:w="160" w:type="dxa"/>
+            </w:tcMar>
+            <w:tcBorders>
+              <w:top w:val="single" w:sz="6" w:space="0" w:color="000000"/>
+              <w:left w:val="single" w:sz="6" w:space="0" w:color="000000"/>
+              <w:bottom w:val="single" w:sz="6" w:space="0" w:color="000000"/>
+              <w:right w:val="single" w:sz="6" w:space="0" w:color="000000"/>
+            </w:tcBorders>
           </w:tcPr>
           <w:p>
             <w:r>
@@ -2336,7 +3541,20 @@
         </w:tc>
         <w:tc>
           <w:tcPr>
-            <w:tcW w:type="dxa" w:w="3000"/>
+            <w:tcW w:type="dxa" w:w="1296"/>
+            <w:vAlign w:val="center"/>
+            <w:tcMar>
+              <w:top w:w="120" w:type="dxa"/>
+              <w:left w:w="160" w:type="dxa"/>
+              <w:bottom w:w="120" w:type="dxa"/>
+              <w:right w:w="160" w:type="dxa"/>
+            </w:tcMar>
+            <w:tcBorders>
+              <w:top w:val="single" w:sz="6" w:space="0" w:color="000000"/>
+              <w:left w:val="single" w:sz="6" w:space="0" w:color="000000"/>
+              <w:bottom w:val="single" w:sz="6" w:space="0" w:color="000000"/>
+              <w:right w:val="single" w:sz="6" w:space="0" w:color="000000"/>
+            </w:tcBorders>
           </w:tcPr>
           <w:p>
             <w:pPr>
@@ -2349,9 +3567,25 @@
         </w:tc>
       </w:tr>
       <w:tr>
+        <w:trPr>
+          <w:cantSplit/>
+        </w:trPr>
         <w:tc>
           <w:tcPr>
-            <w:tcW w:type="dxa" w:w="3000"/>
+            <w:tcW w:type="dxa" w:w="2016"/>
+            <w:vAlign w:val="center"/>
+            <w:tcMar>
+              <w:top w:w="120" w:type="dxa"/>
+              <w:left w:w="160" w:type="dxa"/>
+              <w:bottom w:w="120" w:type="dxa"/>
+              <w:right w:w="160" w:type="dxa"/>
+            </w:tcMar>
+            <w:tcBorders>
+              <w:top w:val="single" w:sz="6" w:space="0" w:color="000000"/>
+              <w:left w:val="single" w:sz="6" w:space="0" w:color="000000"/>
+              <w:bottom w:val="single" w:sz="6" w:space="0" w:color="000000"/>
+              <w:right w:val="single" w:sz="6" w:space="0" w:color="000000"/>
+            </w:tcBorders>
           </w:tcPr>
           <w:p>
             <w:r/>
@@ -2359,7 +3593,20 @@
         </w:tc>
         <w:tc>
           <w:tcPr>
-            <w:tcW w:type="dxa" w:w="3000"/>
+            <w:tcW w:type="dxa" w:w="6192"/>
+            <w:vAlign w:val="center"/>
+            <w:tcMar>
+              <w:top w:w="120" w:type="dxa"/>
+              <w:left w:w="160" w:type="dxa"/>
+              <w:bottom w:w="120" w:type="dxa"/>
+              <w:right w:w="160" w:type="dxa"/>
+            </w:tcMar>
+            <w:tcBorders>
+              <w:top w:val="single" w:sz="6" w:space="0" w:color="000000"/>
+              <w:left w:val="single" w:sz="6" w:space="0" w:color="000000"/>
+              <w:bottom w:val="single" w:sz="6" w:space="0" w:color="000000"/>
+              <w:right w:val="single" w:sz="6" w:space="0" w:color="000000"/>
+            </w:tcBorders>
           </w:tcPr>
           <w:p>
             <w:r>
@@ -2369,7 +3616,20 @@
         </w:tc>
         <w:tc>
           <w:tcPr>
-            <w:tcW w:type="dxa" w:w="3000"/>
+            <w:tcW w:type="dxa" w:w="1296"/>
+            <w:vAlign w:val="center"/>
+            <w:tcMar>
+              <w:top w:w="120" w:type="dxa"/>
+              <w:left w:w="160" w:type="dxa"/>
+              <w:bottom w:w="120" w:type="dxa"/>
+              <w:right w:w="160" w:type="dxa"/>
+            </w:tcMar>
+            <w:tcBorders>
+              <w:top w:val="single" w:sz="6" w:space="0" w:color="000000"/>
+              <w:left w:val="single" w:sz="6" w:space="0" w:color="000000"/>
+              <w:bottom w:val="single" w:sz="6" w:space="0" w:color="000000"/>
+              <w:right w:val="single" w:sz="6" w:space="0" w:color="000000"/>
+            </w:tcBorders>
           </w:tcPr>
           <w:p>
             <w:pPr>
@@ -2382,9 +3642,25 @@
         </w:tc>
       </w:tr>
       <w:tr>
+        <w:trPr>
+          <w:cantSplit/>
+        </w:trPr>
         <w:tc>
           <w:tcPr>
-            <w:tcW w:type="dxa" w:w="3000"/>
+            <w:tcW w:type="dxa" w:w="2016"/>
+            <w:vAlign w:val="center"/>
+            <w:tcMar>
+              <w:top w:w="120" w:type="dxa"/>
+              <w:left w:w="160" w:type="dxa"/>
+              <w:bottom w:w="120" w:type="dxa"/>
+              <w:right w:w="160" w:type="dxa"/>
+            </w:tcMar>
+            <w:tcBorders>
+              <w:top w:val="single" w:sz="6" w:space="0" w:color="000000"/>
+              <w:left w:val="single" w:sz="6" w:space="0" w:color="000000"/>
+              <w:bottom w:val="single" w:sz="6" w:space="0" w:color="000000"/>
+              <w:right w:val="single" w:sz="6" w:space="0" w:color="000000"/>
+            </w:tcBorders>
           </w:tcPr>
           <w:p>
             <w:r/>
@@ -2392,7 +3668,20 @@
         </w:tc>
         <w:tc>
           <w:tcPr>
-            <w:tcW w:type="dxa" w:w="3000"/>
+            <w:tcW w:type="dxa" w:w="6192"/>
+            <w:vAlign w:val="center"/>
+            <w:tcMar>
+              <w:top w:w="120" w:type="dxa"/>
+              <w:left w:w="160" w:type="dxa"/>
+              <w:bottom w:w="120" w:type="dxa"/>
+              <w:right w:w="160" w:type="dxa"/>
+            </w:tcMar>
+            <w:tcBorders>
+              <w:top w:val="single" w:sz="6" w:space="0" w:color="000000"/>
+              <w:left w:val="single" w:sz="6" w:space="0" w:color="000000"/>
+              <w:bottom w:val="single" w:sz="6" w:space="0" w:color="000000"/>
+              <w:right w:val="single" w:sz="6" w:space="0" w:color="000000"/>
+            </w:tcBorders>
           </w:tcPr>
           <w:p>
             <w:r>
@@ -2402,7 +3691,20 @@
         </w:tc>
         <w:tc>
           <w:tcPr>
-            <w:tcW w:type="dxa" w:w="3000"/>
+            <w:tcW w:type="dxa" w:w="1296"/>
+            <w:vAlign w:val="center"/>
+            <w:tcMar>
+              <w:top w:w="120" w:type="dxa"/>
+              <w:left w:w="160" w:type="dxa"/>
+              <w:bottom w:w="120" w:type="dxa"/>
+              <w:right w:w="160" w:type="dxa"/>
+            </w:tcMar>
+            <w:tcBorders>
+              <w:top w:val="single" w:sz="6" w:space="0" w:color="000000"/>
+              <w:left w:val="single" w:sz="6" w:space="0" w:color="000000"/>
+              <w:bottom w:val="single" w:sz="6" w:space="0" w:color="000000"/>
+              <w:right w:val="single" w:sz="6" w:space="0" w:color="000000"/>
+            </w:tcBorders>
           </w:tcPr>
           <w:p>
             <w:pPr>
@@ -2415,9 +3717,25 @@
         </w:tc>
       </w:tr>
       <w:tr>
+        <w:trPr>
+          <w:cantSplit/>
+        </w:trPr>
         <w:tc>
           <w:tcPr>
-            <w:tcW w:type="dxa" w:w="3000"/>
+            <w:tcW w:type="dxa" w:w="2016"/>
+            <w:vAlign w:val="center"/>
+            <w:tcMar>
+              <w:top w:w="120" w:type="dxa"/>
+              <w:left w:w="160" w:type="dxa"/>
+              <w:bottom w:w="120" w:type="dxa"/>
+              <w:right w:w="160" w:type="dxa"/>
+            </w:tcMar>
+            <w:tcBorders>
+              <w:top w:val="single" w:sz="6" w:space="0" w:color="000000"/>
+              <w:left w:val="single" w:sz="6" w:space="0" w:color="000000"/>
+              <w:bottom w:val="single" w:sz="6" w:space="0" w:color="000000"/>
+              <w:right w:val="single" w:sz="6" w:space="0" w:color="000000"/>
+            </w:tcBorders>
           </w:tcPr>
           <w:p>
             <w:r>
@@ -2427,7 +3745,20 @@
         </w:tc>
         <w:tc>
           <w:tcPr>
-            <w:tcW w:type="dxa" w:w="3000"/>
+            <w:tcW w:type="dxa" w:w="6192"/>
+            <w:vAlign w:val="center"/>
+            <w:tcMar>
+              <w:top w:w="120" w:type="dxa"/>
+              <w:left w:w="160" w:type="dxa"/>
+              <w:bottom w:w="120" w:type="dxa"/>
+              <w:right w:w="160" w:type="dxa"/>
+            </w:tcMar>
+            <w:tcBorders>
+              <w:top w:val="single" w:sz="6" w:space="0" w:color="000000"/>
+              <w:left w:val="single" w:sz="6" w:space="0" w:color="000000"/>
+              <w:bottom w:val="single" w:sz="6" w:space="0" w:color="000000"/>
+              <w:right w:val="single" w:sz="6" w:space="0" w:color="000000"/>
+            </w:tcBorders>
           </w:tcPr>
           <w:p>
             <w:r>
@@ -2437,7 +3768,20 @@
         </w:tc>
         <w:tc>
           <w:tcPr>
-            <w:tcW w:type="dxa" w:w="3000"/>
+            <w:tcW w:type="dxa" w:w="1296"/>
+            <w:vAlign w:val="center"/>
+            <w:tcMar>
+              <w:top w:w="120" w:type="dxa"/>
+              <w:left w:w="160" w:type="dxa"/>
+              <w:bottom w:w="120" w:type="dxa"/>
+              <w:right w:w="160" w:type="dxa"/>
+            </w:tcMar>
+            <w:tcBorders>
+              <w:top w:val="single" w:sz="6" w:space="0" w:color="000000"/>
+              <w:left w:val="single" w:sz="6" w:space="0" w:color="000000"/>
+              <w:bottom w:val="single" w:sz="6" w:space="0" w:color="000000"/>
+              <w:right w:val="single" w:sz="6" w:space="0" w:color="000000"/>
+            </w:tcBorders>
           </w:tcPr>
           <w:p>
             <w:pPr>
@@ -2450,9 +3794,25 @@
         </w:tc>
       </w:tr>
       <w:tr>
+        <w:trPr>
+          <w:cantSplit/>
+        </w:trPr>
         <w:tc>
           <w:tcPr>
-            <w:tcW w:type="dxa" w:w="3000"/>
+            <w:tcW w:type="dxa" w:w="2016"/>
+            <w:vAlign w:val="center"/>
+            <w:tcMar>
+              <w:top w:w="120" w:type="dxa"/>
+              <w:left w:w="160" w:type="dxa"/>
+              <w:bottom w:w="120" w:type="dxa"/>
+              <w:right w:w="160" w:type="dxa"/>
+            </w:tcMar>
+            <w:tcBorders>
+              <w:top w:val="single" w:sz="6" w:space="0" w:color="000000"/>
+              <w:left w:val="single" w:sz="6" w:space="0" w:color="000000"/>
+              <w:bottom w:val="single" w:sz="6" w:space="0" w:color="000000"/>
+              <w:right w:val="single" w:sz="6" w:space="0" w:color="000000"/>
+            </w:tcBorders>
           </w:tcPr>
           <w:p>
             <w:r/>
@@ -2460,7 +3820,20 @@
         </w:tc>
         <w:tc>
           <w:tcPr>
-            <w:tcW w:type="dxa" w:w="3000"/>
+            <w:tcW w:type="dxa" w:w="6192"/>
+            <w:vAlign w:val="center"/>
+            <w:tcMar>
+              <w:top w:w="120" w:type="dxa"/>
+              <w:left w:w="160" w:type="dxa"/>
+              <w:bottom w:w="120" w:type="dxa"/>
+              <w:right w:w="160" w:type="dxa"/>
+            </w:tcMar>
+            <w:tcBorders>
+              <w:top w:val="single" w:sz="6" w:space="0" w:color="000000"/>
+              <w:left w:val="single" w:sz="6" w:space="0" w:color="000000"/>
+              <w:bottom w:val="single" w:sz="6" w:space="0" w:color="000000"/>
+              <w:right w:val="single" w:sz="6" w:space="0" w:color="000000"/>
+            </w:tcBorders>
           </w:tcPr>
           <w:p>
             <w:r>
@@ -2470,7 +3843,20 @@
         </w:tc>
         <w:tc>
           <w:tcPr>
-            <w:tcW w:type="dxa" w:w="3000"/>
+            <w:tcW w:type="dxa" w:w="1296"/>
+            <w:vAlign w:val="center"/>
+            <w:tcMar>
+              <w:top w:w="120" w:type="dxa"/>
+              <w:left w:w="160" w:type="dxa"/>
+              <w:bottom w:w="120" w:type="dxa"/>
+              <w:right w:w="160" w:type="dxa"/>
+            </w:tcMar>
+            <w:tcBorders>
+              <w:top w:val="single" w:sz="6" w:space="0" w:color="000000"/>
+              <w:left w:val="single" w:sz="6" w:space="0" w:color="000000"/>
+              <w:bottom w:val="single" w:sz="6" w:space="0" w:color="000000"/>
+              <w:right w:val="single" w:sz="6" w:space="0" w:color="000000"/>
+            </w:tcBorders>
           </w:tcPr>
           <w:p>
             <w:pPr>
@@ -2483,9 +3869,25 @@
         </w:tc>
       </w:tr>
       <w:tr>
+        <w:trPr>
+          <w:cantSplit/>
+        </w:trPr>
         <w:tc>
           <w:tcPr>
-            <w:tcW w:type="dxa" w:w="3000"/>
+            <w:tcW w:type="dxa" w:w="2016"/>
+            <w:vAlign w:val="center"/>
+            <w:tcMar>
+              <w:top w:w="120" w:type="dxa"/>
+              <w:left w:w="160" w:type="dxa"/>
+              <w:bottom w:w="120" w:type="dxa"/>
+              <w:right w:w="160" w:type="dxa"/>
+            </w:tcMar>
+            <w:tcBorders>
+              <w:top w:val="single" w:sz="6" w:space="0" w:color="000000"/>
+              <w:left w:val="single" w:sz="6" w:space="0" w:color="000000"/>
+              <w:bottom w:val="single" w:sz="6" w:space="0" w:color="000000"/>
+              <w:right w:val="single" w:sz="6" w:space="0" w:color="000000"/>
+            </w:tcBorders>
           </w:tcPr>
           <w:p>
             <w:r/>
@@ -2493,7 +3895,20 @@
         </w:tc>
         <w:tc>
           <w:tcPr>
-            <w:tcW w:type="dxa" w:w="3000"/>
+            <w:tcW w:type="dxa" w:w="6192"/>
+            <w:vAlign w:val="center"/>
+            <w:tcMar>
+              <w:top w:w="120" w:type="dxa"/>
+              <w:left w:w="160" w:type="dxa"/>
+              <w:bottom w:w="120" w:type="dxa"/>
+              <w:right w:w="160" w:type="dxa"/>
+            </w:tcMar>
+            <w:tcBorders>
+              <w:top w:val="single" w:sz="6" w:space="0" w:color="000000"/>
+              <w:left w:val="single" w:sz="6" w:space="0" w:color="000000"/>
+              <w:bottom w:val="single" w:sz="6" w:space="0" w:color="000000"/>
+              <w:right w:val="single" w:sz="6" w:space="0" w:color="000000"/>
+            </w:tcBorders>
           </w:tcPr>
           <w:p>
             <w:r>
@@ -2503,7 +3918,20 @@
         </w:tc>
         <w:tc>
           <w:tcPr>
-            <w:tcW w:type="dxa" w:w="3000"/>
+            <w:tcW w:type="dxa" w:w="1296"/>
+            <w:vAlign w:val="center"/>
+            <w:tcMar>
+              <w:top w:w="120" w:type="dxa"/>
+              <w:left w:w="160" w:type="dxa"/>
+              <w:bottom w:w="120" w:type="dxa"/>
+              <w:right w:w="160" w:type="dxa"/>
+            </w:tcMar>
+            <w:tcBorders>
+              <w:top w:val="single" w:sz="6" w:space="0" w:color="000000"/>
+              <w:left w:val="single" w:sz="6" w:space="0" w:color="000000"/>
+              <w:bottom w:val="single" w:sz="6" w:space="0" w:color="000000"/>
+              <w:right w:val="single" w:sz="6" w:space="0" w:color="000000"/>
+            </w:tcBorders>
           </w:tcPr>
           <w:p>
             <w:pPr>
@@ -2516,9 +3944,25 @@
         </w:tc>
       </w:tr>
       <w:tr>
+        <w:trPr>
+          <w:cantSplit/>
+        </w:trPr>
         <w:tc>
           <w:tcPr>
-            <w:tcW w:type="dxa" w:w="3000"/>
+            <w:tcW w:type="dxa" w:w="2016"/>
+            <w:vAlign w:val="center"/>
+            <w:tcMar>
+              <w:top w:w="120" w:type="dxa"/>
+              <w:left w:w="160" w:type="dxa"/>
+              <w:bottom w:w="120" w:type="dxa"/>
+              <w:right w:w="160" w:type="dxa"/>
+            </w:tcMar>
+            <w:tcBorders>
+              <w:top w:val="single" w:sz="6" w:space="0" w:color="000000"/>
+              <w:left w:val="single" w:sz="6" w:space="0" w:color="000000"/>
+              <w:bottom w:val="single" w:sz="6" w:space="0" w:color="000000"/>
+              <w:right w:val="single" w:sz="6" w:space="0" w:color="000000"/>
+            </w:tcBorders>
           </w:tcPr>
           <w:p>
             <w:r/>
@@ -2526,7 +3970,20 @@
         </w:tc>
         <w:tc>
           <w:tcPr>
-            <w:tcW w:type="dxa" w:w="3000"/>
+            <w:tcW w:type="dxa" w:w="6192"/>
+            <w:vAlign w:val="center"/>
+            <w:tcMar>
+              <w:top w:w="120" w:type="dxa"/>
+              <w:left w:w="160" w:type="dxa"/>
+              <w:bottom w:w="120" w:type="dxa"/>
+              <w:right w:w="160" w:type="dxa"/>
+            </w:tcMar>
+            <w:tcBorders>
+              <w:top w:val="single" w:sz="6" w:space="0" w:color="000000"/>
+              <w:left w:val="single" w:sz="6" w:space="0" w:color="000000"/>
+              <w:bottom w:val="single" w:sz="6" w:space="0" w:color="000000"/>
+              <w:right w:val="single" w:sz="6" w:space="0" w:color="000000"/>
+            </w:tcBorders>
           </w:tcPr>
           <w:p>
             <w:r>
@@ -2536,7 +3993,20 @@
         </w:tc>
         <w:tc>
           <w:tcPr>
-            <w:tcW w:type="dxa" w:w="3000"/>
+            <w:tcW w:type="dxa" w:w="1296"/>
+            <w:vAlign w:val="center"/>
+            <w:tcMar>
+              <w:top w:w="120" w:type="dxa"/>
+              <w:left w:w="160" w:type="dxa"/>
+              <w:bottom w:w="120" w:type="dxa"/>
+              <w:right w:w="160" w:type="dxa"/>
+            </w:tcMar>
+            <w:tcBorders>
+              <w:top w:val="single" w:sz="6" w:space="0" w:color="000000"/>
+              <w:left w:val="single" w:sz="6" w:space="0" w:color="000000"/>
+              <w:bottom w:val="single" w:sz="6" w:space="0" w:color="000000"/>
+              <w:right w:val="single" w:sz="6" w:space="0" w:color="000000"/>
+            </w:tcBorders>
           </w:tcPr>
           <w:p>
             <w:pPr>
@@ -2549,9 +4019,25 @@
         </w:tc>
       </w:tr>
       <w:tr>
+        <w:trPr>
+          <w:cantSplit/>
+        </w:trPr>
         <w:tc>
           <w:tcPr>
-            <w:tcW w:type="dxa" w:w="3000"/>
+            <w:tcW w:type="dxa" w:w="2016"/>
+            <w:vAlign w:val="center"/>
+            <w:tcMar>
+              <w:top w:w="120" w:type="dxa"/>
+              <w:left w:w="160" w:type="dxa"/>
+              <w:bottom w:w="120" w:type="dxa"/>
+              <w:right w:w="160" w:type="dxa"/>
+            </w:tcMar>
+            <w:tcBorders>
+              <w:top w:val="single" w:sz="6" w:space="0" w:color="000000"/>
+              <w:left w:val="single" w:sz="6" w:space="0" w:color="000000"/>
+              <w:bottom w:val="single" w:sz="6" w:space="0" w:color="000000"/>
+              <w:right w:val="single" w:sz="6" w:space="0" w:color="000000"/>
+            </w:tcBorders>
           </w:tcPr>
           <w:p>
             <w:r/>
@@ -2559,7 +4045,20 @@
         </w:tc>
         <w:tc>
           <w:tcPr>
-            <w:tcW w:type="dxa" w:w="3000"/>
+            <w:tcW w:type="dxa" w:w="6192"/>
+            <w:vAlign w:val="center"/>
+            <w:tcMar>
+              <w:top w:w="120" w:type="dxa"/>
+              <w:left w:w="160" w:type="dxa"/>
+              <w:bottom w:w="120" w:type="dxa"/>
+              <w:right w:w="160" w:type="dxa"/>
+            </w:tcMar>
+            <w:tcBorders>
+              <w:top w:val="single" w:sz="6" w:space="0" w:color="000000"/>
+              <w:left w:val="single" w:sz="6" w:space="0" w:color="000000"/>
+              <w:bottom w:val="single" w:sz="6" w:space="0" w:color="000000"/>
+              <w:right w:val="single" w:sz="6" w:space="0" w:color="000000"/>
+            </w:tcBorders>
           </w:tcPr>
           <w:p>
             <w:r>
@@ -2569,7 +4068,20 @@
         </w:tc>
         <w:tc>
           <w:tcPr>
-            <w:tcW w:type="dxa" w:w="3000"/>
+            <w:tcW w:type="dxa" w:w="1296"/>
+            <w:vAlign w:val="center"/>
+            <w:tcMar>
+              <w:top w:w="120" w:type="dxa"/>
+              <w:left w:w="160" w:type="dxa"/>
+              <w:bottom w:w="120" w:type="dxa"/>
+              <w:right w:w="160" w:type="dxa"/>
+            </w:tcMar>
+            <w:tcBorders>
+              <w:top w:val="single" w:sz="6" w:space="0" w:color="000000"/>
+              <w:left w:val="single" w:sz="6" w:space="0" w:color="000000"/>
+              <w:bottom w:val="single" w:sz="6" w:space="0" w:color="000000"/>
+              <w:right w:val="single" w:sz="6" w:space="0" w:color="000000"/>
+            </w:tcBorders>
           </w:tcPr>
           <w:p>
             <w:pPr>
@@ -2582,9 +4094,25 @@
         </w:tc>
       </w:tr>
       <w:tr>
+        <w:trPr>
+          <w:cantSplit/>
+        </w:trPr>
         <w:tc>
           <w:tcPr>
-            <w:tcW w:type="dxa" w:w="3000"/>
+            <w:tcW w:type="dxa" w:w="2016"/>
+            <w:vAlign w:val="center"/>
+            <w:tcMar>
+              <w:top w:w="120" w:type="dxa"/>
+              <w:left w:w="160" w:type="dxa"/>
+              <w:bottom w:w="120" w:type="dxa"/>
+              <w:right w:w="160" w:type="dxa"/>
+            </w:tcMar>
+            <w:tcBorders>
+              <w:top w:val="single" w:sz="6" w:space="0" w:color="000000"/>
+              <w:left w:val="single" w:sz="6" w:space="0" w:color="000000"/>
+              <w:bottom w:val="single" w:sz="6" w:space="0" w:color="000000"/>
+              <w:right w:val="single" w:sz="6" w:space="0" w:color="000000"/>
+            </w:tcBorders>
           </w:tcPr>
           <w:p>
             <w:r/>
@@ -2592,7 +4120,20 @@
         </w:tc>
         <w:tc>
           <w:tcPr>
-            <w:tcW w:type="dxa" w:w="3000"/>
+            <w:tcW w:type="dxa" w:w="6192"/>
+            <w:vAlign w:val="center"/>
+            <w:tcMar>
+              <w:top w:w="120" w:type="dxa"/>
+              <w:left w:w="160" w:type="dxa"/>
+              <w:bottom w:w="120" w:type="dxa"/>
+              <w:right w:w="160" w:type="dxa"/>
+            </w:tcMar>
+            <w:tcBorders>
+              <w:top w:val="single" w:sz="6" w:space="0" w:color="000000"/>
+              <w:left w:val="single" w:sz="6" w:space="0" w:color="000000"/>
+              <w:bottom w:val="single" w:sz="6" w:space="0" w:color="000000"/>
+              <w:right w:val="single" w:sz="6" w:space="0" w:color="000000"/>
+            </w:tcBorders>
           </w:tcPr>
           <w:p>
             <w:r>
@@ -2602,7 +4143,20 @@
         </w:tc>
         <w:tc>
           <w:tcPr>
-            <w:tcW w:type="dxa" w:w="3000"/>
+            <w:tcW w:type="dxa" w:w="1296"/>
+            <w:vAlign w:val="center"/>
+            <w:tcMar>
+              <w:top w:w="120" w:type="dxa"/>
+              <w:left w:w="160" w:type="dxa"/>
+              <w:bottom w:w="120" w:type="dxa"/>
+              <w:right w:w="160" w:type="dxa"/>
+            </w:tcMar>
+            <w:tcBorders>
+              <w:top w:val="single" w:sz="6" w:space="0" w:color="000000"/>
+              <w:left w:val="single" w:sz="6" w:space="0" w:color="000000"/>
+              <w:bottom w:val="single" w:sz="6" w:space="0" w:color="000000"/>
+              <w:right w:val="single" w:sz="6" w:space="0" w:color="000000"/>
+            </w:tcBorders>
           </w:tcPr>
           <w:p>
             <w:pPr>
@@ -2615,9 +4169,25 @@
         </w:tc>
       </w:tr>
       <w:tr>
+        <w:trPr>
+          <w:cantSplit/>
+        </w:trPr>
         <w:tc>
           <w:tcPr>
-            <w:tcW w:type="dxa" w:w="3000"/>
+            <w:tcW w:type="dxa" w:w="2016"/>
+            <w:vAlign w:val="center"/>
+            <w:tcMar>
+              <w:top w:w="120" w:type="dxa"/>
+              <w:left w:w="160" w:type="dxa"/>
+              <w:bottom w:w="120" w:type="dxa"/>
+              <w:right w:w="160" w:type="dxa"/>
+            </w:tcMar>
+            <w:tcBorders>
+              <w:top w:val="single" w:sz="6" w:space="0" w:color="000000"/>
+              <w:left w:val="single" w:sz="6" w:space="0" w:color="000000"/>
+              <w:bottom w:val="single" w:sz="6" w:space="0" w:color="000000"/>
+              <w:right w:val="single" w:sz="6" w:space="0" w:color="000000"/>
+            </w:tcBorders>
           </w:tcPr>
           <w:p>
             <w:r/>
@@ -2625,7 +4195,20 @@
         </w:tc>
         <w:tc>
           <w:tcPr>
-            <w:tcW w:type="dxa" w:w="3000"/>
+            <w:tcW w:type="dxa" w:w="6192"/>
+            <w:vAlign w:val="center"/>
+            <w:tcMar>
+              <w:top w:w="120" w:type="dxa"/>
+              <w:left w:w="160" w:type="dxa"/>
+              <w:bottom w:w="120" w:type="dxa"/>
+              <w:right w:w="160" w:type="dxa"/>
+            </w:tcMar>
+            <w:tcBorders>
+              <w:top w:val="single" w:sz="6" w:space="0" w:color="000000"/>
+              <w:left w:val="single" w:sz="6" w:space="0" w:color="000000"/>
+              <w:bottom w:val="single" w:sz="6" w:space="0" w:color="000000"/>
+              <w:right w:val="single" w:sz="6" w:space="0" w:color="000000"/>
+            </w:tcBorders>
           </w:tcPr>
           <w:p>
             <w:r>
@@ -2635,7 +4218,20 @@
         </w:tc>
         <w:tc>
           <w:tcPr>
-            <w:tcW w:type="dxa" w:w="3000"/>
+            <w:tcW w:type="dxa" w:w="1296"/>
+            <w:vAlign w:val="center"/>
+            <w:tcMar>
+              <w:top w:w="120" w:type="dxa"/>
+              <w:left w:w="160" w:type="dxa"/>
+              <w:bottom w:w="120" w:type="dxa"/>
+              <w:right w:w="160" w:type="dxa"/>
+            </w:tcMar>
+            <w:tcBorders>
+              <w:top w:val="single" w:sz="6" w:space="0" w:color="000000"/>
+              <w:left w:val="single" w:sz="6" w:space="0" w:color="000000"/>
+              <w:bottom w:val="single" w:sz="6" w:space="0" w:color="000000"/>
+              <w:right w:val="single" w:sz="6" w:space="0" w:color="000000"/>
+            </w:tcBorders>
           </w:tcPr>
           <w:p>
             <w:pPr>
@@ -2648,9 +4244,25 @@
         </w:tc>
       </w:tr>
       <w:tr>
+        <w:trPr>
+          <w:cantSplit/>
+        </w:trPr>
         <w:tc>
           <w:tcPr>
-            <w:tcW w:type="dxa" w:w="3000"/>
+            <w:tcW w:type="dxa" w:w="2016"/>
+            <w:vAlign w:val="center"/>
+            <w:tcMar>
+              <w:top w:w="120" w:type="dxa"/>
+              <w:left w:w="160" w:type="dxa"/>
+              <w:bottom w:w="120" w:type="dxa"/>
+              <w:right w:w="160" w:type="dxa"/>
+            </w:tcMar>
+            <w:tcBorders>
+              <w:top w:val="single" w:sz="6" w:space="0" w:color="000000"/>
+              <w:left w:val="single" w:sz="6" w:space="0" w:color="000000"/>
+              <w:bottom w:val="single" w:sz="6" w:space="0" w:color="000000"/>
+              <w:right w:val="single" w:sz="6" w:space="0" w:color="000000"/>
+            </w:tcBorders>
           </w:tcPr>
           <w:p>
             <w:r/>
@@ -2658,7 +4270,20 @@
         </w:tc>
         <w:tc>
           <w:tcPr>
-            <w:tcW w:type="dxa" w:w="3000"/>
+            <w:tcW w:type="dxa" w:w="6192"/>
+            <w:vAlign w:val="center"/>
+            <w:tcMar>
+              <w:top w:w="120" w:type="dxa"/>
+              <w:left w:w="160" w:type="dxa"/>
+              <w:bottom w:w="120" w:type="dxa"/>
+              <w:right w:w="160" w:type="dxa"/>
+            </w:tcMar>
+            <w:tcBorders>
+              <w:top w:val="single" w:sz="6" w:space="0" w:color="000000"/>
+              <w:left w:val="single" w:sz="6" w:space="0" w:color="000000"/>
+              <w:bottom w:val="single" w:sz="6" w:space="0" w:color="000000"/>
+              <w:right w:val="single" w:sz="6" w:space="0" w:color="000000"/>
+            </w:tcBorders>
           </w:tcPr>
           <w:p>
             <w:r>
@@ -2668,7 +4293,20 @@
         </w:tc>
         <w:tc>
           <w:tcPr>
-            <w:tcW w:type="dxa" w:w="3000"/>
+            <w:tcW w:type="dxa" w:w="1296"/>
+            <w:vAlign w:val="center"/>
+            <w:tcMar>
+              <w:top w:w="120" w:type="dxa"/>
+              <w:left w:w="160" w:type="dxa"/>
+              <w:bottom w:w="120" w:type="dxa"/>
+              <w:right w:w="160" w:type="dxa"/>
+            </w:tcMar>
+            <w:tcBorders>
+              <w:top w:val="single" w:sz="6" w:space="0" w:color="000000"/>
+              <w:left w:val="single" w:sz="6" w:space="0" w:color="000000"/>
+              <w:bottom w:val="single" w:sz="6" w:space="0" w:color="000000"/>
+              <w:right w:val="single" w:sz="6" w:space="0" w:color="000000"/>
+            </w:tcBorders>
           </w:tcPr>
           <w:p>
             <w:pPr>
@@ -2681,9 +4319,25 @@
         </w:tc>
       </w:tr>
       <w:tr>
+        <w:trPr>
+          <w:cantSplit/>
+        </w:trPr>
         <w:tc>
           <w:tcPr>
-            <w:tcW w:type="dxa" w:w="3000"/>
+            <w:tcW w:type="dxa" w:w="2016"/>
+            <w:vAlign w:val="center"/>
+            <w:tcMar>
+              <w:top w:w="120" w:type="dxa"/>
+              <w:left w:w="160" w:type="dxa"/>
+              <w:bottom w:w="120" w:type="dxa"/>
+              <w:right w:w="160" w:type="dxa"/>
+            </w:tcMar>
+            <w:tcBorders>
+              <w:top w:val="single" w:sz="6" w:space="0" w:color="000000"/>
+              <w:left w:val="single" w:sz="6" w:space="0" w:color="000000"/>
+              <w:bottom w:val="single" w:sz="6" w:space="0" w:color="000000"/>
+              <w:right w:val="single" w:sz="6" w:space="0" w:color="000000"/>
+            </w:tcBorders>
           </w:tcPr>
           <w:p>
             <w:r>
@@ -2693,7 +4347,20 @@
         </w:tc>
         <w:tc>
           <w:tcPr>
-            <w:tcW w:type="dxa" w:w="3000"/>
+            <w:tcW w:type="dxa" w:w="6192"/>
+            <w:vAlign w:val="center"/>
+            <w:tcMar>
+              <w:top w:w="120" w:type="dxa"/>
+              <w:left w:w="160" w:type="dxa"/>
+              <w:bottom w:w="120" w:type="dxa"/>
+              <w:right w:w="160" w:type="dxa"/>
+            </w:tcMar>
+            <w:tcBorders>
+              <w:top w:val="single" w:sz="6" w:space="0" w:color="000000"/>
+              <w:left w:val="single" w:sz="6" w:space="0" w:color="000000"/>
+              <w:bottom w:val="single" w:sz="6" w:space="0" w:color="000000"/>
+              <w:right w:val="single" w:sz="6" w:space="0" w:color="000000"/>
+            </w:tcBorders>
           </w:tcPr>
           <w:p>
             <w:r>
@@ -2703,7 +4370,20 @@
         </w:tc>
         <w:tc>
           <w:tcPr>
-            <w:tcW w:type="dxa" w:w="3000"/>
+            <w:tcW w:type="dxa" w:w="1296"/>
+            <w:vAlign w:val="center"/>
+            <w:tcMar>
+              <w:top w:w="120" w:type="dxa"/>
+              <w:left w:w="160" w:type="dxa"/>
+              <w:bottom w:w="120" w:type="dxa"/>
+              <w:right w:w="160" w:type="dxa"/>
+            </w:tcMar>
+            <w:tcBorders>
+              <w:top w:val="single" w:sz="6" w:space="0" w:color="000000"/>
+              <w:left w:val="single" w:sz="6" w:space="0" w:color="000000"/>
+              <w:bottom w:val="single" w:sz="6" w:space="0" w:color="000000"/>
+              <w:right w:val="single" w:sz="6" w:space="0" w:color="000000"/>
+            </w:tcBorders>
           </w:tcPr>
           <w:p>
             <w:pPr>
@@ -2716,9 +4396,25 @@
         </w:tc>
       </w:tr>
       <w:tr>
+        <w:trPr>
+          <w:cantSplit/>
+        </w:trPr>
         <w:tc>
           <w:tcPr>
-            <w:tcW w:type="dxa" w:w="3000"/>
+            <w:tcW w:type="dxa" w:w="2016"/>
+            <w:vAlign w:val="center"/>
+            <w:tcMar>
+              <w:top w:w="120" w:type="dxa"/>
+              <w:left w:w="160" w:type="dxa"/>
+              <w:bottom w:w="120" w:type="dxa"/>
+              <w:right w:w="160" w:type="dxa"/>
+            </w:tcMar>
+            <w:tcBorders>
+              <w:top w:val="single" w:sz="6" w:space="0" w:color="000000"/>
+              <w:left w:val="single" w:sz="6" w:space="0" w:color="000000"/>
+              <w:bottom w:val="single" w:sz="6" w:space="0" w:color="000000"/>
+              <w:right w:val="single" w:sz="6" w:space="0" w:color="000000"/>
+            </w:tcBorders>
           </w:tcPr>
           <w:p>
             <w:r/>
@@ -2726,7 +4422,20 @@
         </w:tc>
         <w:tc>
           <w:tcPr>
-            <w:tcW w:type="dxa" w:w="3000"/>
+            <w:tcW w:type="dxa" w:w="6192"/>
+            <w:vAlign w:val="center"/>
+            <w:tcMar>
+              <w:top w:w="120" w:type="dxa"/>
+              <w:left w:w="160" w:type="dxa"/>
+              <w:bottom w:w="120" w:type="dxa"/>
+              <w:right w:w="160" w:type="dxa"/>
+            </w:tcMar>
+            <w:tcBorders>
+              <w:top w:val="single" w:sz="6" w:space="0" w:color="000000"/>
+              <w:left w:val="single" w:sz="6" w:space="0" w:color="000000"/>
+              <w:bottom w:val="single" w:sz="6" w:space="0" w:color="000000"/>
+              <w:right w:val="single" w:sz="6" w:space="0" w:color="000000"/>
+            </w:tcBorders>
           </w:tcPr>
           <w:p>
             <w:r>
@@ -2736,7 +4445,20 @@
         </w:tc>
         <w:tc>
           <w:tcPr>
-            <w:tcW w:type="dxa" w:w="3000"/>
+            <w:tcW w:type="dxa" w:w="1296"/>
+            <w:vAlign w:val="center"/>
+            <w:tcMar>
+              <w:top w:w="120" w:type="dxa"/>
+              <w:left w:w="160" w:type="dxa"/>
+              <w:bottom w:w="120" w:type="dxa"/>
+              <w:right w:w="160" w:type="dxa"/>
+            </w:tcMar>
+            <w:tcBorders>
+              <w:top w:val="single" w:sz="6" w:space="0" w:color="000000"/>
+              <w:left w:val="single" w:sz="6" w:space="0" w:color="000000"/>
+              <w:bottom w:val="single" w:sz="6" w:space="0" w:color="000000"/>
+              <w:right w:val="single" w:sz="6" w:space="0" w:color="000000"/>
+            </w:tcBorders>
           </w:tcPr>
           <w:p>
             <w:pPr>
@@ -2749,9 +4471,25 @@
         </w:tc>
       </w:tr>
       <w:tr>
+        <w:trPr>
+          <w:cantSplit/>
+        </w:trPr>
         <w:tc>
           <w:tcPr>
-            <w:tcW w:type="dxa" w:w="3000"/>
+            <w:tcW w:type="dxa" w:w="2016"/>
+            <w:vAlign w:val="center"/>
+            <w:tcMar>
+              <w:top w:w="120" w:type="dxa"/>
+              <w:left w:w="160" w:type="dxa"/>
+              <w:bottom w:w="120" w:type="dxa"/>
+              <w:right w:w="160" w:type="dxa"/>
+            </w:tcMar>
+            <w:tcBorders>
+              <w:top w:val="single" w:sz="6" w:space="0" w:color="000000"/>
+              <w:left w:val="single" w:sz="6" w:space="0" w:color="000000"/>
+              <w:bottom w:val="single" w:sz="6" w:space="0" w:color="000000"/>
+              <w:right w:val="single" w:sz="6" w:space="0" w:color="000000"/>
+            </w:tcBorders>
           </w:tcPr>
           <w:p>
             <w:r/>
@@ -2759,7 +4497,20 @@
         </w:tc>
         <w:tc>
           <w:tcPr>
-            <w:tcW w:type="dxa" w:w="3000"/>
+            <w:tcW w:type="dxa" w:w="6192"/>
+            <w:vAlign w:val="center"/>
+            <w:tcMar>
+              <w:top w:w="120" w:type="dxa"/>
+              <w:left w:w="160" w:type="dxa"/>
+              <w:bottom w:w="120" w:type="dxa"/>
+              <w:right w:w="160" w:type="dxa"/>
+            </w:tcMar>
+            <w:tcBorders>
+              <w:top w:val="single" w:sz="6" w:space="0" w:color="000000"/>
+              <w:left w:val="single" w:sz="6" w:space="0" w:color="000000"/>
+              <w:bottom w:val="single" w:sz="6" w:space="0" w:color="000000"/>
+              <w:right w:val="single" w:sz="6" w:space="0" w:color="000000"/>
+            </w:tcBorders>
           </w:tcPr>
           <w:p>
             <w:r>
@@ -2769,7 +4520,20 @@
         </w:tc>
         <w:tc>
           <w:tcPr>
-            <w:tcW w:type="dxa" w:w="3000"/>
+            <w:tcW w:type="dxa" w:w="1296"/>
+            <w:vAlign w:val="center"/>
+            <w:tcMar>
+              <w:top w:w="120" w:type="dxa"/>
+              <w:left w:w="160" w:type="dxa"/>
+              <w:bottom w:w="120" w:type="dxa"/>
+              <w:right w:w="160" w:type="dxa"/>
+            </w:tcMar>
+            <w:tcBorders>
+              <w:top w:val="single" w:sz="6" w:space="0" w:color="000000"/>
+              <w:left w:val="single" w:sz="6" w:space="0" w:color="000000"/>
+              <w:bottom w:val="single" w:sz="6" w:space="0" w:color="000000"/>
+              <w:right w:val="single" w:sz="6" w:space="0" w:color="000000"/>
+            </w:tcBorders>
           </w:tcPr>
           <w:p>
             <w:pPr>
@@ -2782,9 +4546,25 @@
         </w:tc>
       </w:tr>
       <w:tr>
+        <w:trPr>
+          <w:cantSplit/>
+        </w:trPr>
         <w:tc>
           <w:tcPr>
-            <w:tcW w:type="dxa" w:w="3000"/>
+            <w:tcW w:type="dxa" w:w="2016"/>
+            <w:vAlign w:val="center"/>
+            <w:tcMar>
+              <w:top w:w="120" w:type="dxa"/>
+              <w:left w:w="160" w:type="dxa"/>
+              <w:bottom w:w="120" w:type="dxa"/>
+              <w:right w:w="160" w:type="dxa"/>
+            </w:tcMar>
+            <w:tcBorders>
+              <w:top w:val="single" w:sz="6" w:space="0" w:color="000000"/>
+              <w:left w:val="single" w:sz="6" w:space="0" w:color="000000"/>
+              <w:bottom w:val="single" w:sz="6" w:space="0" w:color="000000"/>
+              <w:right w:val="single" w:sz="6" w:space="0" w:color="000000"/>
+            </w:tcBorders>
           </w:tcPr>
           <w:p>
             <w:r/>
@@ -2792,7 +4572,20 @@
         </w:tc>
         <w:tc>
           <w:tcPr>
-            <w:tcW w:type="dxa" w:w="3000"/>
+            <w:tcW w:type="dxa" w:w="6192"/>
+            <w:vAlign w:val="center"/>
+            <w:tcMar>
+              <w:top w:w="120" w:type="dxa"/>
+              <w:left w:w="160" w:type="dxa"/>
+              <w:bottom w:w="120" w:type="dxa"/>
+              <w:right w:w="160" w:type="dxa"/>
+            </w:tcMar>
+            <w:tcBorders>
+              <w:top w:val="single" w:sz="6" w:space="0" w:color="000000"/>
+              <w:left w:val="single" w:sz="6" w:space="0" w:color="000000"/>
+              <w:bottom w:val="single" w:sz="6" w:space="0" w:color="000000"/>
+              <w:right w:val="single" w:sz="6" w:space="0" w:color="000000"/>
+            </w:tcBorders>
           </w:tcPr>
           <w:p>
             <w:r>
@@ -2802,7 +4595,20 @@
         </w:tc>
         <w:tc>
           <w:tcPr>
-            <w:tcW w:type="dxa" w:w="3000"/>
+            <w:tcW w:type="dxa" w:w="1296"/>
+            <w:vAlign w:val="center"/>
+            <w:tcMar>
+              <w:top w:w="120" w:type="dxa"/>
+              <w:left w:w="160" w:type="dxa"/>
+              <w:bottom w:w="120" w:type="dxa"/>
+              <w:right w:w="160" w:type="dxa"/>
+            </w:tcMar>
+            <w:tcBorders>
+              <w:top w:val="single" w:sz="6" w:space="0" w:color="000000"/>
+              <w:left w:val="single" w:sz="6" w:space="0" w:color="000000"/>
+              <w:bottom w:val="single" w:sz="6" w:space="0" w:color="000000"/>
+              <w:right w:val="single" w:sz="6" w:space="0" w:color="000000"/>
+            </w:tcBorders>
           </w:tcPr>
           <w:p>
             <w:pPr>
@@ -2815,9 +4621,25 @@
         </w:tc>
       </w:tr>
       <w:tr>
+        <w:trPr>
+          <w:cantSplit/>
+        </w:trPr>
         <w:tc>
           <w:tcPr>
-            <w:tcW w:type="dxa" w:w="3000"/>
+            <w:tcW w:type="dxa" w:w="2016"/>
+            <w:vAlign w:val="center"/>
+            <w:tcMar>
+              <w:top w:w="120" w:type="dxa"/>
+              <w:left w:w="160" w:type="dxa"/>
+              <w:bottom w:w="120" w:type="dxa"/>
+              <w:right w:w="160" w:type="dxa"/>
+            </w:tcMar>
+            <w:tcBorders>
+              <w:top w:val="single" w:sz="6" w:space="0" w:color="000000"/>
+              <w:left w:val="single" w:sz="6" w:space="0" w:color="000000"/>
+              <w:bottom w:val="single" w:sz="6" w:space="0" w:color="000000"/>
+              <w:right w:val="single" w:sz="6" w:space="0" w:color="000000"/>
+            </w:tcBorders>
           </w:tcPr>
           <w:p>
             <w:r/>
@@ -2825,7 +4647,20 @@
         </w:tc>
         <w:tc>
           <w:tcPr>
-            <w:tcW w:type="dxa" w:w="3000"/>
+            <w:tcW w:type="dxa" w:w="6192"/>
+            <w:vAlign w:val="center"/>
+            <w:tcMar>
+              <w:top w:w="120" w:type="dxa"/>
+              <w:left w:w="160" w:type="dxa"/>
+              <w:bottom w:w="120" w:type="dxa"/>
+              <w:right w:w="160" w:type="dxa"/>
+            </w:tcMar>
+            <w:tcBorders>
+              <w:top w:val="single" w:sz="6" w:space="0" w:color="000000"/>
+              <w:left w:val="single" w:sz="6" w:space="0" w:color="000000"/>
+              <w:bottom w:val="single" w:sz="6" w:space="0" w:color="000000"/>
+              <w:right w:val="single" w:sz="6" w:space="0" w:color="000000"/>
+            </w:tcBorders>
           </w:tcPr>
           <w:p>
             <w:r>
@@ -2835,7 +4670,20 @@
         </w:tc>
         <w:tc>
           <w:tcPr>
-            <w:tcW w:type="dxa" w:w="3000"/>
+            <w:tcW w:type="dxa" w:w="1296"/>
+            <w:vAlign w:val="center"/>
+            <w:tcMar>
+              <w:top w:w="120" w:type="dxa"/>
+              <w:left w:w="160" w:type="dxa"/>
+              <w:bottom w:w="120" w:type="dxa"/>
+              <w:right w:w="160" w:type="dxa"/>
+            </w:tcMar>
+            <w:tcBorders>
+              <w:top w:val="single" w:sz="6" w:space="0" w:color="000000"/>
+              <w:left w:val="single" w:sz="6" w:space="0" w:color="000000"/>
+              <w:bottom w:val="single" w:sz="6" w:space="0" w:color="000000"/>
+              <w:right w:val="single" w:sz="6" w:space="0" w:color="000000"/>
+            </w:tcBorders>
           </w:tcPr>
           <w:p>
             <w:pPr>
@@ -2848,9 +4696,25 @@
         </w:tc>
       </w:tr>
       <w:tr>
+        <w:trPr>
+          <w:cantSplit/>
+        </w:trPr>
         <w:tc>
           <w:tcPr>
-            <w:tcW w:type="dxa" w:w="3000"/>
+            <w:tcW w:type="dxa" w:w="2016"/>
+            <w:vAlign w:val="center"/>
+            <w:tcMar>
+              <w:top w:w="120" w:type="dxa"/>
+              <w:left w:w="160" w:type="dxa"/>
+              <w:bottom w:w="120" w:type="dxa"/>
+              <w:right w:w="160" w:type="dxa"/>
+            </w:tcMar>
+            <w:tcBorders>
+              <w:top w:val="single" w:sz="6" w:space="0" w:color="000000"/>
+              <w:left w:val="single" w:sz="6" w:space="0" w:color="000000"/>
+              <w:bottom w:val="single" w:sz="6" w:space="0" w:color="000000"/>
+              <w:right w:val="single" w:sz="6" w:space="0" w:color="000000"/>
+            </w:tcBorders>
           </w:tcPr>
           <w:p>
             <w:r/>
@@ -2858,7 +4722,20 @@
         </w:tc>
         <w:tc>
           <w:tcPr>
-            <w:tcW w:type="dxa" w:w="3000"/>
+            <w:tcW w:type="dxa" w:w="6192"/>
+            <w:vAlign w:val="center"/>
+            <w:tcMar>
+              <w:top w:w="120" w:type="dxa"/>
+              <w:left w:w="160" w:type="dxa"/>
+              <w:bottom w:w="120" w:type="dxa"/>
+              <w:right w:w="160" w:type="dxa"/>
+            </w:tcMar>
+            <w:tcBorders>
+              <w:top w:val="single" w:sz="6" w:space="0" w:color="000000"/>
+              <w:left w:val="single" w:sz="6" w:space="0" w:color="000000"/>
+              <w:bottom w:val="single" w:sz="6" w:space="0" w:color="000000"/>
+              <w:right w:val="single" w:sz="6" w:space="0" w:color="000000"/>
+            </w:tcBorders>
           </w:tcPr>
           <w:p>
             <w:r>
@@ -2868,7 +4745,20 @@
         </w:tc>
         <w:tc>
           <w:tcPr>
-            <w:tcW w:type="dxa" w:w="3000"/>
+            <w:tcW w:type="dxa" w:w="1296"/>
+            <w:vAlign w:val="center"/>
+            <w:tcMar>
+              <w:top w:w="120" w:type="dxa"/>
+              <w:left w:w="160" w:type="dxa"/>
+              <w:bottom w:w="120" w:type="dxa"/>
+              <w:right w:w="160" w:type="dxa"/>
+            </w:tcMar>
+            <w:tcBorders>
+              <w:top w:val="single" w:sz="6" w:space="0" w:color="000000"/>
+              <w:left w:val="single" w:sz="6" w:space="0" w:color="000000"/>
+              <w:bottom w:val="single" w:sz="6" w:space="0" w:color="000000"/>
+              <w:right w:val="single" w:sz="6" w:space="0" w:color="000000"/>
+            </w:tcBorders>
           </w:tcPr>
           <w:p>
             <w:pPr>
@@ -2881,9 +4771,25 @@
         </w:tc>
       </w:tr>
       <w:tr>
+        <w:trPr>
+          <w:cantSplit/>
+        </w:trPr>
         <w:tc>
           <w:tcPr>
-            <w:tcW w:type="dxa" w:w="3000"/>
+            <w:tcW w:type="dxa" w:w="2016"/>
+            <w:vAlign w:val="center"/>
+            <w:tcMar>
+              <w:top w:w="120" w:type="dxa"/>
+              <w:left w:w="160" w:type="dxa"/>
+              <w:bottom w:w="120" w:type="dxa"/>
+              <w:right w:w="160" w:type="dxa"/>
+            </w:tcMar>
+            <w:tcBorders>
+              <w:top w:val="single" w:sz="6" w:space="0" w:color="000000"/>
+              <w:left w:val="single" w:sz="6" w:space="0" w:color="000000"/>
+              <w:bottom w:val="single" w:sz="6" w:space="0" w:color="000000"/>
+              <w:right w:val="single" w:sz="6" w:space="0" w:color="000000"/>
+            </w:tcBorders>
           </w:tcPr>
           <w:p>
             <w:r/>
@@ -2891,7 +4797,20 @@
         </w:tc>
         <w:tc>
           <w:tcPr>
-            <w:tcW w:type="dxa" w:w="3000"/>
+            <w:tcW w:type="dxa" w:w="6192"/>
+            <w:vAlign w:val="center"/>
+            <w:tcMar>
+              <w:top w:w="120" w:type="dxa"/>
+              <w:left w:w="160" w:type="dxa"/>
+              <w:bottom w:w="120" w:type="dxa"/>
+              <w:right w:w="160" w:type="dxa"/>
+            </w:tcMar>
+            <w:tcBorders>
+              <w:top w:val="single" w:sz="6" w:space="0" w:color="000000"/>
+              <w:left w:val="single" w:sz="6" w:space="0" w:color="000000"/>
+              <w:bottom w:val="single" w:sz="6" w:space="0" w:color="000000"/>
+              <w:right w:val="single" w:sz="6" w:space="0" w:color="000000"/>
+            </w:tcBorders>
           </w:tcPr>
           <w:p>
             <w:r>
@@ -2901,7 +4820,20 @@
         </w:tc>
         <w:tc>
           <w:tcPr>
-            <w:tcW w:type="dxa" w:w="3000"/>
+            <w:tcW w:type="dxa" w:w="1296"/>
+            <w:vAlign w:val="center"/>
+            <w:tcMar>
+              <w:top w:w="120" w:type="dxa"/>
+              <w:left w:w="160" w:type="dxa"/>
+              <w:bottom w:w="120" w:type="dxa"/>
+              <w:right w:w="160" w:type="dxa"/>
+            </w:tcMar>
+            <w:tcBorders>
+              <w:top w:val="single" w:sz="6" w:space="0" w:color="000000"/>
+              <w:left w:val="single" w:sz="6" w:space="0" w:color="000000"/>
+              <w:bottom w:val="single" w:sz="6" w:space="0" w:color="000000"/>
+              <w:right w:val="single" w:sz="6" w:space="0" w:color="000000"/>
+            </w:tcBorders>
           </w:tcPr>
           <w:p>
             <w:pPr>
@@ -2914,9 +4846,25 @@
         </w:tc>
       </w:tr>
       <w:tr>
+        <w:trPr>
+          <w:cantSplit/>
+        </w:trPr>
         <w:tc>
           <w:tcPr>
-            <w:tcW w:type="dxa" w:w="3000"/>
+            <w:tcW w:type="dxa" w:w="2016"/>
+            <w:vAlign w:val="center"/>
+            <w:tcMar>
+              <w:top w:w="120" w:type="dxa"/>
+              <w:left w:w="160" w:type="dxa"/>
+              <w:bottom w:w="120" w:type="dxa"/>
+              <w:right w:w="160" w:type="dxa"/>
+            </w:tcMar>
+            <w:tcBorders>
+              <w:top w:val="single" w:sz="6" w:space="0" w:color="000000"/>
+              <w:left w:val="single" w:sz="6" w:space="0" w:color="000000"/>
+              <w:bottom w:val="single" w:sz="6" w:space="0" w:color="000000"/>
+              <w:right w:val="single" w:sz="6" w:space="0" w:color="000000"/>
+            </w:tcBorders>
           </w:tcPr>
           <w:p>
             <w:r/>
@@ -2924,7 +4872,20 @@
         </w:tc>
         <w:tc>
           <w:tcPr>
-            <w:tcW w:type="dxa" w:w="3000"/>
+            <w:tcW w:type="dxa" w:w="6192"/>
+            <w:vAlign w:val="center"/>
+            <w:tcMar>
+              <w:top w:w="120" w:type="dxa"/>
+              <w:left w:w="160" w:type="dxa"/>
+              <w:bottom w:w="120" w:type="dxa"/>
+              <w:right w:w="160" w:type="dxa"/>
+            </w:tcMar>
+            <w:tcBorders>
+              <w:top w:val="single" w:sz="6" w:space="0" w:color="000000"/>
+              <w:left w:val="single" w:sz="6" w:space="0" w:color="000000"/>
+              <w:bottom w:val="single" w:sz="6" w:space="0" w:color="000000"/>
+              <w:right w:val="single" w:sz="6" w:space="0" w:color="000000"/>
+            </w:tcBorders>
           </w:tcPr>
           <w:p>
             <w:r>
@@ -2934,7 +4895,20 @@
         </w:tc>
         <w:tc>
           <w:tcPr>
-            <w:tcW w:type="dxa" w:w="3000"/>
+            <w:tcW w:type="dxa" w:w="1296"/>
+            <w:vAlign w:val="center"/>
+            <w:tcMar>
+              <w:top w:w="120" w:type="dxa"/>
+              <w:left w:w="160" w:type="dxa"/>
+              <w:bottom w:w="120" w:type="dxa"/>
+              <w:right w:w="160" w:type="dxa"/>
+            </w:tcMar>
+            <w:tcBorders>
+              <w:top w:val="single" w:sz="6" w:space="0" w:color="000000"/>
+              <w:left w:val="single" w:sz="6" w:space="0" w:color="000000"/>
+              <w:bottom w:val="single" w:sz="6" w:space="0" w:color="000000"/>
+              <w:right w:val="single" w:sz="6" w:space="0" w:color="000000"/>
+            </w:tcBorders>
           </w:tcPr>
           <w:p>
             <w:pPr>
@@ -2947,9 +4921,25 @@
         </w:tc>
       </w:tr>
       <w:tr>
+        <w:trPr>
+          <w:cantSplit/>
+        </w:trPr>
         <w:tc>
           <w:tcPr>
-            <w:tcW w:type="dxa" w:w="3000"/>
+            <w:tcW w:type="dxa" w:w="2016"/>
+            <w:vAlign w:val="center"/>
+            <w:tcMar>
+              <w:top w:w="120" w:type="dxa"/>
+              <w:left w:w="160" w:type="dxa"/>
+              <w:bottom w:w="120" w:type="dxa"/>
+              <w:right w:w="160" w:type="dxa"/>
+            </w:tcMar>
+            <w:tcBorders>
+              <w:top w:val="single" w:sz="6" w:space="0" w:color="000000"/>
+              <w:left w:val="single" w:sz="6" w:space="0" w:color="000000"/>
+              <w:bottom w:val="single" w:sz="6" w:space="0" w:color="000000"/>
+              <w:right w:val="single" w:sz="6" w:space="0" w:color="000000"/>
+            </w:tcBorders>
           </w:tcPr>
           <w:p>
             <w:r/>
@@ -2957,7 +4947,20 @@
         </w:tc>
         <w:tc>
           <w:tcPr>
-            <w:tcW w:type="dxa" w:w="3000"/>
+            <w:tcW w:type="dxa" w:w="6192"/>
+            <w:vAlign w:val="center"/>
+            <w:tcMar>
+              <w:top w:w="120" w:type="dxa"/>
+              <w:left w:w="160" w:type="dxa"/>
+              <w:bottom w:w="120" w:type="dxa"/>
+              <w:right w:w="160" w:type="dxa"/>
+            </w:tcMar>
+            <w:tcBorders>
+              <w:top w:val="single" w:sz="6" w:space="0" w:color="000000"/>
+              <w:left w:val="single" w:sz="6" w:space="0" w:color="000000"/>
+              <w:bottom w:val="single" w:sz="6" w:space="0" w:color="000000"/>
+              <w:right w:val="single" w:sz="6" w:space="0" w:color="000000"/>
+            </w:tcBorders>
           </w:tcPr>
           <w:p>
             <w:r>
@@ -2967,7 +4970,20 @@
         </w:tc>
         <w:tc>
           <w:tcPr>
-            <w:tcW w:type="dxa" w:w="3000"/>
+            <w:tcW w:type="dxa" w:w="1296"/>
+            <w:vAlign w:val="center"/>
+            <w:tcMar>
+              <w:top w:w="120" w:type="dxa"/>
+              <w:left w:w="160" w:type="dxa"/>
+              <w:bottom w:w="120" w:type="dxa"/>
+              <w:right w:w="160" w:type="dxa"/>
+            </w:tcMar>
+            <w:tcBorders>
+              <w:top w:val="single" w:sz="6" w:space="0" w:color="000000"/>
+              <w:left w:val="single" w:sz="6" w:space="0" w:color="000000"/>
+              <w:bottom w:val="single" w:sz="6" w:space="0" w:color="000000"/>
+              <w:right w:val="single" w:sz="6" w:space="0" w:color="000000"/>
+            </w:tcBorders>
           </w:tcPr>
           <w:p>
             <w:pPr>
@@ -2980,9 +4996,25 @@
         </w:tc>
       </w:tr>
       <w:tr>
+        <w:trPr>
+          <w:cantSplit/>
+        </w:trPr>
         <w:tc>
           <w:tcPr>
-            <w:tcW w:type="dxa" w:w="3000"/>
+            <w:tcW w:type="dxa" w:w="2016"/>
+            <w:vAlign w:val="center"/>
+            <w:tcMar>
+              <w:top w:w="120" w:type="dxa"/>
+              <w:left w:w="160" w:type="dxa"/>
+              <w:bottom w:w="120" w:type="dxa"/>
+              <w:right w:w="160" w:type="dxa"/>
+            </w:tcMar>
+            <w:tcBorders>
+              <w:top w:val="single" w:sz="6" w:space="0" w:color="000000"/>
+              <w:left w:val="single" w:sz="6" w:space="0" w:color="000000"/>
+              <w:bottom w:val="single" w:sz="6" w:space="0" w:color="000000"/>
+              <w:right w:val="single" w:sz="6" w:space="0" w:color="000000"/>
+            </w:tcBorders>
           </w:tcPr>
           <w:p>
             <w:r>
@@ -2992,7 +5024,20 @@
         </w:tc>
         <w:tc>
           <w:tcPr>
-            <w:tcW w:type="dxa" w:w="3000"/>
+            <w:tcW w:type="dxa" w:w="6192"/>
+            <w:vAlign w:val="center"/>
+            <w:tcMar>
+              <w:top w:w="120" w:type="dxa"/>
+              <w:left w:w="160" w:type="dxa"/>
+              <w:bottom w:w="120" w:type="dxa"/>
+              <w:right w:w="160" w:type="dxa"/>
+            </w:tcMar>
+            <w:tcBorders>
+              <w:top w:val="single" w:sz="6" w:space="0" w:color="000000"/>
+              <w:left w:val="single" w:sz="6" w:space="0" w:color="000000"/>
+              <w:bottom w:val="single" w:sz="6" w:space="0" w:color="000000"/>
+              <w:right w:val="single" w:sz="6" w:space="0" w:color="000000"/>
+            </w:tcBorders>
           </w:tcPr>
           <w:p>
             <w:r>
@@ -3002,7 +5047,20 @@
         </w:tc>
         <w:tc>
           <w:tcPr>
-            <w:tcW w:type="dxa" w:w="3000"/>
+            <w:tcW w:type="dxa" w:w="1296"/>
+            <w:vAlign w:val="center"/>
+            <w:tcMar>
+              <w:top w:w="120" w:type="dxa"/>
+              <w:left w:w="160" w:type="dxa"/>
+              <w:bottom w:w="120" w:type="dxa"/>
+              <w:right w:w="160" w:type="dxa"/>
+            </w:tcMar>
+            <w:tcBorders>
+              <w:top w:val="single" w:sz="6" w:space="0" w:color="000000"/>
+              <w:left w:val="single" w:sz="6" w:space="0" w:color="000000"/>
+              <w:bottom w:val="single" w:sz="6" w:space="0" w:color="000000"/>
+              <w:right w:val="single" w:sz="6" w:space="0" w:color="000000"/>
+            </w:tcBorders>
           </w:tcPr>
           <w:p>
             <w:pPr>
@@ -3015,9 +5073,25 @@
         </w:tc>
       </w:tr>
       <w:tr>
+        <w:trPr>
+          <w:cantSplit/>
+        </w:trPr>
         <w:tc>
           <w:tcPr>
-            <w:tcW w:type="dxa" w:w="3000"/>
+            <w:tcW w:type="dxa" w:w="2016"/>
+            <w:vAlign w:val="center"/>
+            <w:tcMar>
+              <w:top w:w="120" w:type="dxa"/>
+              <w:left w:w="160" w:type="dxa"/>
+              <w:bottom w:w="120" w:type="dxa"/>
+              <w:right w:w="160" w:type="dxa"/>
+            </w:tcMar>
+            <w:tcBorders>
+              <w:top w:val="single" w:sz="6" w:space="0" w:color="000000"/>
+              <w:left w:val="single" w:sz="6" w:space="0" w:color="000000"/>
+              <w:bottom w:val="single" w:sz="6" w:space="0" w:color="000000"/>
+              <w:right w:val="single" w:sz="6" w:space="0" w:color="000000"/>
+            </w:tcBorders>
           </w:tcPr>
           <w:p>
             <w:r>
@@ -3027,7 +5101,20 @@
         </w:tc>
         <w:tc>
           <w:tcPr>
-            <w:tcW w:type="dxa" w:w="3000"/>
+            <w:tcW w:type="dxa" w:w="6192"/>
+            <w:vAlign w:val="center"/>
+            <w:tcMar>
+              <w:top w:w="120" w:type="dxa"/>
+              <w:left w:w="160" w:type="dxa"/>
+              <w:bottom w:w="120" w:type="dxa"/>
+              <w:right w:w="160" w:type="dxa"/>
+            </w:tcMar>
+            <w:tcBorders>
+              <w:top w:val="single" w:sz="6" w:space="0" w:color="000000"/>
+              <w:left w:val="single" w:sz="6" w:space="0" w:color="000000"/>
+              <w:bottom w:val="single" w:sz="6" w:space="0" w:color="000000"/>
+              <w:right w:val="single" w:sz="6" w:space="0" w:color="000000"/>
+            </w:tcBorders>
           </w:tcPr>
           <w:p>
             <w:r>
@@ -3037,7 +5124,20 @@
         </w:tc>
         <w:tc>
           <w:tcPr>
-            <w:tcW w:type="dxa" w:w="3000"/>
+            <w:tcW w:type="dxa" w:w="1296"/>
+            <w:vAlign w:val="center"/>
+            <w:tcMar>
+              <w:top w:w="120" w:type="dxa"/>
+              <w:left w:w="160" w:type="dxa"/>
+              <w:bottom w:w="120" w:type="dxa"/>
+              <w:right w:w="160" w:type="dxa"/>
+            </w:tcMar>
+            <w:tcBorders>
+              <w:top w:val="single" w:sz="6" w:space="0" w:color="000000"/>
+              <w:left w:val="single" w:sz="6" w:space="0" w:color="000000"/>
+              <w:bottom w:val="single" w:sz="6" w:space="0" w:color="000000"/>
+              <w:right w:val="single" w:sz="6" w:space="0" w:color="000000"/>
+            </w:tcBorders>
           </w:tcPr>
           <w:p>
             <w:pPr>
@@ -3057,7 +5157,7 @@
     </w:p>
     <w:p>
       <w:pPr>
-        <w:spacing w:before="0" w:after="360" w:line="276" w:lineRule="auto"/>
+        <w:spacing w:before="200" w:after="280" w:line="276" w:lineRule="auto"/>
         <w:jc w:val="center"/>
       </w:pPr>
       <w:r>
@@ -3071,7 +5171,7 @@
     </w:p>
     <w:p>
       <w:pPr>
-        <w:spacing w:line="360" w:lineRule="auto" w:after="120"/>
+        <w:spacing w:line="312" w:lineRule="auto" w:after="100"/>
         <w:jc w:val="both"/>
       </w:pPr>
       <w:r>
@@ -3079,12 +5179,12 @@
           <w:rFonts w:ascii="Times New Roman" w:hAnsi="Times New Roman"/>
           <w:sz w:val="24"/>
         </w:rPr>
-        <w:t>Global Navigation Satellite System (GNSS) signal degradation under dense forest canopies presents a critical life-safety hazard to wilderness travelers and Search and Rescue (SAR) personnel. Under thick multi-layered foliage, consumer smartphone satellite receivers experience severe Position Dilution of Precision (PDOP &gt; 6.5) or complete signal blackouts. Simultaneously, unassisted Inertial Navigation System (INS) dead-reckoning methods accumulate unbounded quadratic integration drift exceeding 12.4 meters within minutes. Traditional navigation platforms exacerbate these limitations by requiring massive, multi-gigabyte raster map downloads and constant cellular connectivity.</w:t>
+        <w:t>Global Navigation Satellite System (GNSS) signal degradation under dense forest canopies presents a critical life-safety hazard to wilderness travelers and Search and Rescue (SAR) teams. Under thick foliage, smartphone GPS signals experience severe Position Dilution of Precision (PDOP &gt; 6.5) or complete signal blackouts, while unassisted Inertial Navigation System (INS) dead-reckoning drifts quadratically beyond 12.4 meters within minutes. Traditional mapping tools worsen these challenges by requiring multi-gigabyte raster map downloads and constant cellular connectivity.</w:t>
       </w:r>
     </w:p>
     <w:p>
       <w:pPr>
-        <w:spacing w:line="360" w:lineRule="auto" w:after="120"/>
+        <w:spacing w:line="312" w:lineRule="auto" w:after="100"/>
         <w:jc w:val="both"/>
       </w:pPr>
       <w:r>
@@ -3092,12 +5192,12 @@
           <w:rFonts w:ascii="Times New Roman" w:hAnsi="Times New Roman"/>
           <w:sz w:val="24"/>
         </w:rPr>
-        <w:t>This project presents TrailGuide, an infrastructure-independent wilderness travel and emergency coordination framework engineered for commodity smartphones. TrailGuide introduces a battery-efficient Sensor-Fusion Pedestrian Dead Reckoning (SF-PDR) engine that couples tri-axial accelerometer step kinematics, dynamic Weinberg stride estimation, and a tilt-compensated complementary heading filter fusing gyroscopic angular velocities with magnetometer field vectors. When canopy occlusion causes satellite accuracy to drop below acceptable bounds, the system automatically decouples GNSS updates and propagates spatial coordinates through passive inertial dead-reckoning.</w:t>
+        <w:t>This project presents TrailGuide, an infrastructure-independent wilderness travel and emergency coordination framework engineered for commodity smartphones. TrailGuide introduces a battery-efficient Sensor-Fusion Pedestrian Dead Reckoning (SF-PDR) engine combining accelerometer step kinematics, dynamic Weinberg stride estimation, and a tilt-compensated complementary heading filter fusing gyroscopic angular velocities with magnetometer field vectors. When canopy occlusion degrades satellite accuracy beyond 6.5 meters, the system automatically decouples GNSS updates and propagates spatial coordinates through passive inertial dead-reckoning.</w:t>
       </w:r>
     </w:p>
     <w:p>
       <w:pPr>
-        <w:spacing w:line="360" w:lineRule="auto" w:after="120"/>
+        <w:spacing w:line="312" w:lineRule="auto" w:after="100"/>
         <w:jc w:val="both"/>
       </w:pPr>
       <w:r>
@@ -3105,12 +5205,12 @@
           <w:rFonts w:ascii="Times New Roman" w:hAnsi="Times New Roman"/>
           <w:sz w:val="24"/>
         </w:rPr>
-        <w:t>For off-grid emergency signaling, TrailGuide incorporates an infrastructure-less background Bluetooth Low Energy (BLE) Delay-Tolerant Network (DTN). Using a controlled Spray-and-Wait protocol with local Hive database deduplication, 24-byte emergency distress payloads are propagated peer-to-peer across mobile human nodes until encountering an internet-connected gateway. Relayed packets are ingested by a cloud-based Next.js and MongoDB Atlas Search and Rescue command center featuring 2DSphere spatial query perimeters, live incident status management, and Open Source Routing Machine (OSRM) dynamic road routing.</w:t>
+        <w:t>For emergency signaling, TrailGuide integrates an infrastructure-less Bluetooth Low Energy (BLE) Delay-Tolerant Network (DTN). Using a controlled Spray-and-Wait protocol with local Hive database deduplication, 24-byte distress beacons are relayed peer-to-peer across mobile human nodes until reaching an internet-connected gateway. Relayed packets are ingested by a cloud-based Next.js and MongoDB Atlas SAR command center featuring 2DSphere spatial queries and dynamic OSRM road routing.</w:t>
       </w:r>
     </w:p>
     <w:p>
       <w:pPr>
-        <w:spacing w:line="360" w:lineRule="auto" w:after="120"/>
+        <w:spacing w:line="312" w:lineRule="auto" w:after="100"/>
         <w:jc w:val="both"/>
       </w:pPr>
       <w:r>
@@ -3118,7 +5218,7 @@
           <w:rFonts w:ascii="Times New Roman" w:hAnsi="Times New Roman"/>
           <w:sz w:val="24"/>
         </w:rPr>
-        <w:t>Empirical benchmarking across a 2.5 km dense forest trail demonstrates that TrailGuide achieves a mean horizontal localization error of 0.68 meters (94.6% sub-meter accuracy), outperforming raw smartphone GNSS (12.42 m drift) by 94.5% and standard GNSS+INS baselines (4.85 m drift) by 86.0%. The BLE mesh DTN delivers 100% of SOS alerts within 4.2 seconds across 5-hop spans, while consuming only 11.4% CPU capacity and 13.8% battery per hour during continuous operation.</w:t>
+        <w:t>Field benchmarking across a 2.5 km dense forest trail demonstrates that TrailGuide achieves a mean horizontal localization error of 0.68 meters (94.6% sub-meter accuracy), outperforming raw smartphone GNSS (12.42 m drift) by 94.5% and standard GNSS+INS baselines (4.85 m drift) by 86.0%. The BLE mesh DTN delivers 100% of SOS alerts within 4.2 seconds across 5 hops, while consuming only 11.4% CPU capacity and 13.8% battery per hour during continuous operation.</w:t>
       </w:r>
     </w:p>
     <w:p>
@@ -3142,7 +5242,9 @@
     </w:p>
     <w:tbl>
       <w:tblPr>
+        <w:tblStyle w:val="TableGrid"/>
         <w:tblW w:type="auto" w:w="0"/>
+        <w:jc w:val="center"/>
         <w:tblLook w:firstColumn="1" w:firstRow="1" w:lastColumn="0" w:lastRow="0" w:noHBand="0" w:noVBand="1" w:val="04A0"/>
       </w:tblPr>
       <w:tblGrid>
@@ -3151,9 +5253,25 @@
         <w:gridCol w:w="3000"/>
       </w:tblGrid>
       <w:tr>
+        <w:trPr>
+          <w:cantSplit/>
+        </w:trPr>
         <w:tc>
           <w:tcPr>
-            <w:tcW w:type="dxa" w:w="3000"/>
+            <w:tcW w:type="dxa" w:w="2016"/>
+            <w:vAlign w:val="center"/>
+            <w:tcMar>
+              <w:top w:w="120" w:type="dxa"/>
+              <w:left w:w="160" w:type="dxa"/>
+              <w:bottom w:w="120" w:type="dxa"/>
+              <w:right w:w="160" w:type="dxa"/>
+            </w:tcMar>
+            <w:tcBorders>
+              <w:top w:val="single" w:sz="6" w:space="0" w:color="000000"/>
+              <w:left w:val="single" w:sz="6" w:space="0" w:color="000000"/>
+              <w:bottom w:val="single" w:sz="6" w:space="0" w:color="000000"/>
+              <w:right w:val="single" w:sz="6" w:space="0" w:color="000000"/>
+            </w:tcBorders>
           </w:tcPr>
           <w:p>
             <w:r>
@@ -3166,7 +5284,20 @@
         </w:tc>
         <w:tc>
           <w:tcPr>
-            <w:tcW w:type="dxa" w:w="3000"/>
+            <w:tcW w:type="dxa" w:w="6192"/>
+            <w:vAlign w:val="center"/>
+            <w:tcMar>
+              <w:top w:w="120" w:type="dxa"/>
+              <w:left w:w="160" w:type="dxa"/>
+              <w:bottom w:w="120" w:type="dxa"/>
+              <w:right w:w="160" w:type="dxa"/>
+            </w:tcMar>
+            <w:tcBorders>
+              <w:top w:val="single" w:sz="6" w:space="0" w:color="000000"/>
+              <w:left w:val="single" w:sz="6" w:space="0" w:color="000000"/>
+              <w:bottom w:val="single" w:sz="6" w:space="0" w:color="000000"/>
+              <w:right w:val="single" w:sz="6" w:space="0" w:color="000000"/>
+            </w:tcBorders>
           </w:tcPr>
           <w:p>
             <w:r>
@@ -3179,7 +5310,20 @@
         </w:tc>
         <w:tc>
           <w:tcPr>
-            <w:tcW w:type="dxa" w:w="3000"/>
+            <w:tcW w:type="dxa" w:w="1296"/>
+            <w:vAlign w:val="center"/>
+            <w:tcMar>
+              <w:top w:w="120" w:type="dxa"/>
+              <w:left w:w="160" w:type="dxa"/>
+              <w:bottom w:w="120" w:type="dxa"/>
+              <w:right w:w="160" w:type="dxa"/>
+            </w:tcMar>
+            <w:tcBorders>
+              <w:top w:val="single" w:sz="6" w:space="0" w:color="000000"/>
+              <w:left w:val="single" w:sz="6" w:space="0" w:color="000000"/>
+              <w:bottom w:val="single" w:sz="6" w:space="0" w:color="000000"/>
+              <w:right w:val="single" w:sz="6" w:space="0" w:color="000000"/>
+            </w:tcBorders>
           </w:tcPr>
           <w:p>
             <w:r>
@@ -3192,9 +5336,25 @@
         </w:tc>
       </w:tr>
       <w:tr>
+        <w:trPr>
+          <w:cantSplit/>
+        </w:trPr>
         <w:tc>
           <w:tcPr>
-            <w:tcW w:type="dxa" w:w="3000"/>
+            <w:tcW w:type="dxa" w:w="2016"/>
+            <w:vAlign w:val="center"/>
+            <w:tcMar>
+              <w:top w:w="120" w:type="dxa"/>
+              <w:left w:w="160" w:type="dxa"/>
+              <w:bottom w:w="120" w:type="dxa"/>
+              <w:right w:w="160" w:type="dxa"/>
+            </w:tcMar>
+            <w:tcBorders>
+              <w:top w:val="single" w:sz="6" w:space="0" w:color="000000"/>
+              <w:left w:val="single" w:sz="6" w:space="0" w:color="000000"/>
+              <w:bottom w:val="single" w:sz="6" w:space="0" w:color="000000"/>
+              <w:right w:val="single" w:sz="6" w:space="0" w:color="000000"/>
+            </w:tcBorders>
           </w:tcPr>
           <w:p>
             <w:r>
@@ -3204,7 +5364,20 @@
         </w:tc>
         <w:tc>
           <w:tcPr>
-            <w:tcW w:type="dxa" w:w="3000"/>
+            <w:tcW w:type="dxa" w:w="6192"/>
+            <w:vAlign w:val="center"/>
+            <w:tcMar>
+              <w:top w:w="120" w:type="dxa"/>
+              <w:left w:w="160" w:type="dxa"/>
+              <w:bottom w:w="120" w:type="dxa"/>
+              <w:right w:w="160" w:type="dxa"/>
+            </w:tcMar>
+            <w:tcBorders>
+              <w:top w:val="single" w:sz="6" w:space="0" w:color="000000"/>
+              <w:left w:val="single" w:sz="6" w:space="0" w:color="000000"/>
+              <w:bottom w:val="single" w:sz="6" w:space="0" w:color="000000"/>
+              <w:right w:val="single" w:sz="6" w:space="0" w:color="000000"/>
+            </w:tcBorders>
           </w:tcPr>
           <w:p>
             <w:r>
@@ -3214,7 +5387,20 @@
         </w:tc>
         <w:tc>
           <w:tcPr>
-            <w:tcW w:type="dxa" w:w="3000"/>
+            <w:tcW w:type="dxa" w:w="1296"/>
+            <w:vAlign w:val="center"/>
+            <w:tcMar>
+              <w:top w:w="120" w:type="dxa"/>
+              <w:left w:w="160" w:type="dxa"/>
+              <w:bottom w:w="120" w:type="dxa"/>
+              <w:right w:w="160" w:type="dxa"/>
+            </w:tcMar>
+            <w:tcBorders>
+              <w:top w:val="single" w:sz="6" w:space="0" w:color="000000"/>
+              <w:left w:val="single" w:sz="6" w:space="0" w:color="000000"/>
+              <w:bottom w:val="single" w:sz="6" w:space="0" w:color="000000"/>
+              <w:right w:val="single" w:sz="6" w:space="0" w:color="000000"/>
+            </w:tcBorders>
           </w:tcPr>
           <w:p>
             <w:r>
@@ -3224,9 +5410,25 @@
         </w:tc>
       </w:tr>
       <w:tr>
+        <w:trPr>
+          <w:cantSplit/>
+        </w:trPr>
         <w:tc>
           <w:tcPr>
-            <w:tcW w:type="dxa" w:w="3000"/>
+            <w:tcW w:type="dxa" w:w="2016"/>
+            <w:vAlign w:val="center"/>
+            <w:tcMar>
+              <w:top w:w="120" w:type="dxa"/>
+              <w:left w:w="160" w:type="dxa"/>
+              <w:bottom w:w="120" w:type="dxa"/>
+              <w:right w:w="160" w:type="dxa"/>
+            </w:tcMar>
+            <w:tcBorders>
+              <w:top w:val="single" w:sz="6" w:space="0" w:color="000000"/>
+              <w:left w:val="single" w:sz="6" w:space="0" w:color="000000"/>
+              <w:bottom w:val="single" w:sz="6" w:space="0" w:color="000000"/>
+              <w:right w:val="single" w:sz="6" w:space="0" w:color="000000"/>
+            </w:tcBorders>
           </w:tcPr>
           <w:p>
             <w:r>
@@ -3236,7 +5438,20 @@
         </w:tc>
         <w:tc>
           <w:tcPr>
-            <w:tcW w:type="dxa" w:w="3000"/>
+            <w:tcW w:type="dxa" w:w="6192"/>
+            <w:vAlign w:val="center"/>
+            <w:tcMar>
+              <w:top w:w="120" w:type="dxa"/>
+              <w:left w:w="160" w:type="dxa"/>
+              <w:bottom w:w="120" w:type="dxa"/>
+              <w:right w:w="160" w:type="dxa"/>
+            </w:tcMar>
+            <w:tcBorders>
+              <w:top w:val="single" w:sz="6" w:space="0" w:color="000000"/>
+              <w:left w:val="single" w:sz="6" w:space="0" w:color="000000"/>
+              <w:bottom w:val="single" w:sz="6" w:space="0" w:color="000000"/>
+              <w:right w:val="single" w:sz="6" w:space="0" w:color="000000"/>
+            </w:tcBorders>
           </w:tcPr>
           <w:p>
             <w:r>
@@ -3246,7 +5461,20 @@
         </w:tc>
         <w:tc>
           <w:tcPr>
-            <w:tcW w:type="dxa" w:w="3000"/>
+            <w:tcW w:type="dxa" w:w="1296"/>
+            <w:vAlign w:val="center"/>
+            <w:tcMar>
+              <w:top w:w="120" w:type="dxa"/>
+              <w:left w:w="160" w:type="dxa"/>
+              <w:bottom w:w="120" w:type="dxa"/>
+              <w:right w:w="160" w:type="dxa"/>
+            </w:tcMar>
+            <w:tcBorders>
+              <w:top w:val="single" w:sz="6" w:space="0" w:color="000000"/>
+              <w:left w:val="single" w:sz="6" w:space="0" w:color="000000"/>
+              <w:bottom w:val="single" w:sz="6" w:space="0" w:color="000000"/>
+              <w:right w:val="single" w:sz="6" w:space="0" w:color="000000"/>
+            </w:tcBorders>
           </w:tcPr>
           <w:p>
             <w:r>
@@ -3256,9 +5484,25 @@
         </w:tc>
       </w:tr>
       <w:tr>
+        <w:trPr>
+          <w:cantSplit/>
+        </w:trPr>
         <w:tc>
           <w:tcPr>
-            <w:tcW w:type="dxa" w:w="3000"/>
+            <w:tcW w:type="dxa" w:w="2016"/>
+            <w:vAlign w:val="center"/>
+            <w:tcMar>
+              <w:top w:w="120" w:type="dxa"/>
+              <w:left w:w="160" w:type="dxa"/>
+              <w:bottom w:w="120" w:type="dxa"/>
+              <w:right w:w="160" w:type="dxa"/>
+            </w:tcMar>
+            <w:tcBorders>
+              <w:top w:val="single" w:sz="6" w:space="0" w:color="000000"/>
+              <w:left w:val="single" w:sz="6" w:space="0" w:color="000000"/>
+              <w:bottom w:val="single" w:sz="6" w:space="0" w:color="000000"/>
+              <w:right w:val="single" w:sz="6" w:space="0" w:color="000000"/>
+            </w:tcBorders>
           </w:tcPr>
           <w:p>
             <w:r>
@@ -3268,7 +5512,20 @@
         </w:tc>
         <w:tc>
           <w:tcPr>
-            <w:tcW w:type="dxa" w:w="3000"/>
+            <w:tcW w:type="dxa" w:w="6192"/>
+            <w:vAlign w:val="center"/>
+            <w:tcMar>
+              <w:top w:w="120" w:type="dxa"/>
+              <w:left w:w="160" w:type="dxa"/>
+              <w:bottom w:w="120" w:type="dxa"/>
+              <w:right w:w="160" w:type="dxa"/>
+            </w:tcMar>
+            <w:tcBorders>
+              <w:top w:val="single" w:sz="6" w:space="0" w:color="000000"/>
+              <w:left w:val="single" w:sz="6" w:space="0" w:color="000000"/>
+              <w:bottom w:val="single" w:sz="6" w:space="0" w:color="000000"/>
+              <w:right w:val="single" w:sz="6" w:space="0" w:color="000000"/>
+            </w:tcBorders>
           </w:tcPr>
           <w:p>
             <w:r>
@@ -3278,7 +5535,20 @@
         </w:tc>
         <w:tc>
           <w:tcPr>
-            <w:tcW w:type="dxa" w:w="3000"/>
+            <w:tcW w:type="dxa" w:w="1296"/>
+            <w:vAlign w:val="center"/>
+            <w:tcMar>
+              <w:top w:w="120" w:type="dxa"/>
+              <w:left w:w="160" w:type="dxa"/>
+              <w:bottom w:w="120" w:type="dxa"/>
+              <w:right w:w="160" w:type="dxa"/>
+            </w:tcMar>
+            <w:tcBorders>
+              <w:top w:val="single" w:sz="6" w:space="0" w:color="000000"/>
+              <w:left w:val="single" w:sz="6" w:space="0" w:color="000000"/>
+              <w:bottom w:val="single" w:sz="6" w:space="0" w:color="000000"/>
+              <w:right w:val="single" w:sz="6" w:space="0" w:color="000000"/>
+            </w:tcBorders>
           </w:tcPr>
           <w:p>
             <w:r>
@@ -3288,9 +5558,25 @@
         </w:tc>
       </w:tr>
       <w:tr>
+        <w:trPr>
+          <w:cantSplit/>
+        </w:trPr>
         <w:tc>
           <w:tcPr>
-            <w:tcW w:type="dxa" w:w="3000"/>
+            <w:tcW w:type="dxa" w:w="2016"/>
+            <w:vAlign w:val="center"/>
+            <w:tcMar>
+              <w:top w:w="120" w:type="dxa"/>
+              <w:left w:w="160" w:type="dxa"/>
+              <w:bottom w:w="120" w:type="dxa"/>
+              <w:right w:w="160" w:type="dxa"/>
+            </w:tcMar>
+            <w:tcBorders>
+              <w:top w:val="single" w:sz="6" w:space="0" w:color="000000"/>
+              <w:left w:val="single" w:sz="6" w:space="0" w:color="000000"/>
+              <w:bottom w:val="single" w:sz="6" w:space="0" w:color="000000"/>
+              <w:right w:val="single" w:sz="6" w:space="0" w:color="000000"/>
+            </w:tcBorders>
           </w:tcPr>
           <w:p>
             <w:r>
@@ -3300,7 +5586,20 @@
         </w:tc>
         <w:tc>
           <w:tcPr>
-            <w:tcW w:type="dxa" w:w="3000"/>
+            <w:tcW w:type="dxa" w:w="6192"/>
+            <w:vAlign w:val="center"/>
+            <w:tcMar>
+              <w:top w:w="120" w:type="dxa"/>
+              <w:left w:w="160" w:type="dxa"/>
+              <w:bottom w:w="120" w:type="dxa"/>
+              <w:right w:w="160" w:type="dxa"/>
+            </w:tcMar>
+            <w:tcBorders>
+              <w:top w:val="single" w:sz="6" w:space="0" w:color="000000"/>
+              <w:left w:val="single" w:sz="6" w:space="0" w:color="000000"/>
+              <w:bottom w:val="single" w:sz="6" w:space="0" w:color="000000"/>
+              <w:right w:val="single" w:sz="6" w:space="0" w:color="000000"/>
+            </w:tcBorders>
           </w:tcPr>
           <w:p>
             <w:r>
@@ -3310,7 +5609,20 @@
         </w:tc>
         <w:tc>
           <w:tcPr>
-            <w:tcW w:type="dxa" w:w="3000"/>
+            <w:tcW w:type="dxa" w:w="1296"/>
+            <w:vAlign w:val="center"/>
+            <w:tcMar>
+              <w:top w:w="120" w:type="dxa"/>
+              <w:left w:w="160" w:type="dxa"/>
+              <w:bottom w:w="120" w:type="dxa"/>
+              <w:right w:w="160" w:type="dxa"/>
+            </w:tcMar>
+            <w:tcBorders>
+              <w:top w:val="single" w:sz="6" w:space="0" w:color="000000"/>
+              <w:left w:val="single" w:sz="6" w:space="0" w:color="000000"/>
+              <w:bottom w:val="single" w:sz="6" w:space="0" w:color="000000"/>
+              <w:right w:val="single" w:sz="6" w:space="0" w:color="000000"/>
+            </w:tcBorders>
           </w:tcPr>
           <w:p>
             <w:r>
@@ -3320,9 +5632,25 @@
         </w:tc>
       </w:tr>
       <w:tr>
+        <w:trPr>
+          <w:cantSplit/>
+        </w:trPr>
         <w:tc>
           <w:tcPr>
-            <w:tcW w:type="dxa" w:w="3000"/>
+            <w:tcW w:type="dxa" w:w="2016"/>
+            <w:vAlign w:val="center"/>
+            <w:tcMar>
+              <w:top w:w="120" w:type="dxa"/>
+              <w:left w:w="160" w:type="dxa"/>
+              <w:bottom w:w="120" w:type="dxa"/>
+              <w:right w:w="160" w:type="dxa"/>
+            </w:tcMar>
+            <w:tcBorders>
+              <w:top w:val="single" w:sz="6" w:space="0" w:color="000000"/>
+              <w:left w:val="single" w:sz="6" w:space="0" w:color="000000"/>
+              <w:bottom w:val="single" w:sz="6" w:space="0" w:color="000000"/>
+              <w:right w:val="single" w:sz="6" w:space="0" w:color="000000"/>
+            </w:tcBorders>
           </w:tcPr>
           <w:p>
             <w:r>
@@ -3332,7 +5660,20 @@
         </w:tc>
         <w:tc>
           <w:tcPr>
-            <w:tcW w:type="dxa" w:w="3000"/>
+            <w:tcW w:type="dxa" w:w="6192"/>
+            <w:vAlign w:val="center"/>
+            <w:tcMar>
+              <w:top w:w="120" w:type="dxa"/>
+              <w:left w:w="160" w:type="dxa"/>
+              <w:bottom w:w="120" w:type="dxa"/>
+              <w:right w:w="160" w:type="dxa"/>
+            </w:tcMar>
+            <w:tcBorders>
+              <w:top w:val="single" w:sz="6" w:space="0" w:color="000000"/>
+              <w:left w:val="single" w:sz="6" w:space="0" w:color="000000"/>
+              <w:bottom w:val="single" w:sz="6" w:space="0" w:color="000000"/>
+              <w:right w:val="single" w:sz="6" w:space="0" w:color="000000"/>
+            </w:tcBorders>
           </w:tcPr>
           <w:p>
             <w:r>
@@ -3342,7 +5683,20 @@
         </w:tc>
         <w:tc>
           <w:tcPr>
-            <w:tcW w:type="dxa" w:w="3000"/>
+            <w:tcW w:type="dxa" w:w="1296"/>
+            <w:vAlign w:val="center"/>
+            <w:tcMar>
+              <w:top w:w="120" w:type="dxa"/>
+              <w:left w:w="160" w:type="dxa"/>
+              <w:bottom w:w="120" w:type="dxa"/>
+              <w:right w:w="160" w:type="dxa"/>
+            </w:tcMar>
+            <w:tcBorders>
+              <w:top w:val="single" w:sz="6" w:space="0" w:color="000000"/>
+              <w:left w:val="single" w:sz="6" w:space="0" w:color="000000"/>
+              <w:bottom w:val="single" w:sz="6" w:space="0" w:color="000000"/>
+              <w:right w:val="single" w:sz="6" w:space="0" w:color="000000"/>
+            </w:tcBorders>
           </w:tcPr>
           <w:p>
             <w:r>
@@ -3352,9 +5706,25 @@
         </w:tc>
       </w:tr>
       <w:tr>
+        <w:trPr>
+          <w:cantSplit/>
+        </w:trPr>
         <w:tc>
           <w:tcPr>
-            <w:tcW w:type="dxa" w:w="3000"/>
+            <w:tcW w:type="dxa" w:w="2016"/>
+            <w:vAlign w:val="center"/>
+            <w:tcMar>
+              <w:top w:w="120" w:type="dxa"/>
+              <w:left w:w="160" w:type="dxa"/>
+              <w:bottom w:w="120" w:type="dxa"/>
+              <w:right w:w="160" w:type="dxa"/>
+            </w:tcMar>
+            <w:tcBorders>
+              <w:top w:val="single" w:sz="6" w:space="0" w:color="000000"/>
+              <w:left w:val="single" w:sz="6" w:space="0" w:color="000000"/>
+              <w:bottom w:val="single" w:sz="6" w:space="0" w:color="000000"/>
+              <w:right w:val="single" w:sz="6" w:space="0" w:color="000000"/>
+            </w:tcBorders>
           </w:tcPr>
           <w:p>
             <w:r>
@@ -3364,7 +5734,20 @@
         </w:tc>
         <w:tc>
           <w:tcPr>
-            <w:tcW w:type="dxa" w:w="3000"/>
+            <w:tcW w:type="dxa" w:w="6192"/>
+            <w:vAlign w:val="center"/>
+            <w:tcMar>
+              <w:top w:w="120" w:type="dxa"/>
+              <w:left w:w="160" w:type="dxa"/>
+              <w:bottom w:w="120" w:type="dxa"/>
+              <w:right w:w="160" w:type="dxa"/>
+            </w:tcMar>
+            <w:tcBorders>
+              <w:top w:val="single" w:sz="6" w:space="0" w:color="000000"/>
+              <w:left w:val="single" w:sz="6" w:space="0" w:color="000000"/>
+              <w:bottom w:val="single" w:sz="6" w:space="0" w:color="000000"/>
+              <w:right w:val="single" w:sz="6" w:space="0" w:color="000000"/>
+            </w:tcBorders>
           </w:tcPr>
           <w:p>
             <w:r>
@@ -3374,7 +5757,20 @@
         </w:tc>
         <w:tc>
           <w:tcPr>
-            <w:tcW w:type="dxa" w:w="3000"/>
+            <w:tcW w:type="dxa" w:w="1296"/>
+            <w:vAlign w:val="center"/>
+            <w:tcMar>
+              <w:top w:w="120" w:type="dxa"/>
+              <w:left w:w="160" w:type="dxa"/>
+              <w:bottom w:w="120" w:type="dxa"/>
+              <w:right w:w="160" w:type="dxa"/>
+            </w:tcMar>
+            <w:tcBorders>
+              <w:top w:val="single" w:sz="6" w:space="0" w:color="000000"/>
+              <w:left w:val="single" w:sz="6" w:space="0" w:color="000000"/>
+              <w:bottom w:val="single" w:sz="6" w:space="0" w:color="000000"/>
+              <w:right w:val="single" w:sz="6" w:space="0" w:color="000000"/>
+            </w:tcBorders>
           </w:tcPr>
           <w:p>
             <w:r>
@@ -3384,9 +5780,25 @@
         </w:tc>
       </w:tr>
       <w:tr>
+        <w:trPr>
+          <w:cantSplit/>
+        </w:trPr>
         <w:tc>
           <w:tcPr>
-            <w:tcW w:type="dxa" w:w="3000"/>
+            <w:tcW w:type="dxa" w:w="2016"/>
+            <w:vAlign w:val="center"/>
+            <w:tcMar>
+              <w:top w:w="120" w:type="dxa"/>
+              <w:left w:w="160" w:type="dxa"/>
+              <w:bottom w:w="120" w:type="dxa"/>
+              <w:right w:w="160" w:type="dxa"/>
+            </w:tcMar>
+            <w:tcBorders>
+              <w:top w:val="single" w:sz="6" w:space="0" w:color="000000"/>
+              <w:left w:val="single" w:sz="6" w:space="0" w:color="000000"/>
+              <w:bottom w:val="single" w:sz="6" w:space="0" w:color="000000"/>
+              <w:right w:val="single" w:sz="6" w:space="0" w:color="000000"/>
+            </w:tcBorders>
           </w:tcPr>
           <w:p>
             <w:r>
@@ -3396,7 +5808,20 @@
         </w:tc>
         <w:tc>
           <w:tcPr>
-            <w:tcW w:type="dxa" w:w="3000"/>
+            <w:tcW w:type="dxa" w:w="6192"/>
+            <w:vAlign w:val="center"/>
+            <w:tcMar>
+              <w:top w:w="120" w:type="dxa"/>
+              <w:left w:w="160" w:type="dxa"/>
+              <w:bottom w:w="120" w:type="dxa"/>
+              <w:right w:w="160" w:type="dxa"/>
+            </w:tcMar>
+            <w:tcBorders>
+              <w:top w:val="single" w:sz="6" w:space="0" w:color="000000"/>
+              <w:left w:val="single" w:sz="6" w:space="0" w:color="000000"/>
+              <w:bottom w:val="single" w:sz="6" w:space="0" w:color="000000"/>
+              <w:right w:val="single" w:sz="6" w:space="0" w:color="000000"/>
+            </w:tcBorders>
           </w:tcPr>
           <w:p>
             <w:r>
@@ -3406,7 +5831,20 @@
         </w:tc>
         <w:tc>
           <w:tcPr>
-            <w:tcW w:type="dxa" w:w="3000"/>
+            <w:tcW w:type="dxa" w:w="1296"/>
+            <w:vAlign w:val="center"/>
+            <w:tcMar>
+              <w:top w:w="120" w:type="dxa"/>
+              <w:left w:w="160" w:type="dxa"/>
+              <w:bottom w:w="120" w:type="dxa"/>
+              <w:right w:w="160" w:type="dxa"/>
+            </w:tcMar>
+            <w:tcBorders>
+              <w:top w:val="single" w:sz="6" w:space="0" w:color="000000"/>
+              <w:left w:val="single" w:sz="6" w:space="0" w:color="000000"/>
+              <w:bottom w:val="single" w:sz="6" w:space="0" w:color="000000"/>
+              <w:right w:val="single" w:sz="6" w:space="0" w:color="000000"/>
+            </w:tcBorders>
           </w:tcPr>
           <w:p>
             <w:r>
@@ -3416,9 +5854,25 @@
         </w:tc>
       </w:tr>
       <w:tr>
+        <w:trPr>
+          <w:cantSplit/>
+        </w:trPr>
         <w:tc>
           <w:tcPr>
-            <w:tcW w:type="dxa" w:w="3000"/>
+            <w:tcW w:type="dxa" w:w="2016"/>
+            <w:vAlign w:val="center"/>
+            <w:tcMar>
+              <w:top w:w="120" w:type="dxa"/>
+              <w:left w:w="160" w:type="dxa"/>
+              <w:bottom w:w="120" w:type="dxa"/>
+              <w:right w:w="160" w:type="dxa"/>
+            </w:tcMar>
+            <w:tcBorders>
+              <w:top w:val="single" w:sz="6" w:space="0" w:color="000000"/>
+              <w:left w:val="single" w:sz="6" w:space="0" w:color="000000"/>
+              <w:bottom w:val="single" w:sz="6" w:space="0" w:color="000000"/>
+              <w:right w:val="single" w:sz="6" w:space="0" w:color="000000"/>
+            </w:tcBorders>
           </w:tcPr>
           <w:p>
             <w:r>
@@ -3428,7 +5882,20 @@
         </w:tc>
         <w:tc>
           <w:tcPr>
-            <w:tcW w:type="dxa" w:w="3000"/>
+            <w:tcW w:type="dxa" w:w="6192"/>
+            <w:vAlign w:val="center"/>
+            <w:tcMar>
+              <w:top w:w="120" w:type="dxa"/>
+              <w:left w:w="160" w:type="dxa"/>
+              <w:bottom w:w="120" w:type="dxa"/>
+              <w:right w:w="160" w:type="dxa"/>
+            </w:tcMar>
+            <w:tcBorders>
+              <w:top w:val="single" w:sz="6" w:space="0" w:color="000000"/>
+              <w:left w:val="single" w:sz="6" w:space="0" w:color="000000"/>
+              <w:bottom w:val="single" w:sz="6" w:space="0" w:color="000000"/>
+              <w:right w:val="single" w:sz="6" w:space="0" w:color="000000"/>
+            </w:tcBorders>
           </w:tcPr>
           <w:p>
             <w:r>
@@ -3438,7 +5905,20 @@
         </w:tc>
         <w:tc>
           <w:tcPr>
-            <w:tcW w:type="dxa" w:w="3000"/>
+            <w:tcW w:type="dxa" w:w="1296"/>
+            <w:vAlign w:val="center"/>
+            <w:tcMar>
+              <w:top w:w="120" w:type="dxa"/>
+              <w:left w:w="160" w:type="dxa"/>
+              <w:bottom w:w="120" w:type="dxa"/>
+              <w:right w:w="160" w:type="dxa"/>
+            </w:tcMar>
+            <w:tcBorders>
+              <w:top w:val="single" w:sz="6" w:space="0" w:color="000000"/>
+              <w:left w:val="single" w:sz="6" w:space="0" w:color="000000"/>
+              <w:bottom w:val="single" w:sz="6" w:space="0" w:color="000000"/>
+              <w:right w:val="single" w:sz="6" w:space="0" w:color="000000"/>
+            </w:tcBorders>
           </w:tcPr>
           <w:p>
             <w:r>
@@ -3448,9 +5928,25 @@
         </w:tc>
       </w:tr>
       <w:tr>
+        <w:trPr>
+          <w:cantSplit/>
+        </w:trPr>
         <w:tc>
           <w:tcPr>
-            <w:tcW w:type="dxa" w:w="3000"/>
+            <w:tcW w:type="dxa" w:w="2016"/>
+            <w:vAlign w:val="center"/>
+            <w:tcMar>
+              <w:top w:w="120" w:type="dxa"/>
+              <w:left w:w="160" w:type="dxa"/>
+              <w:bottom w:w="120" w:type="dxa"/>
+              <w:right w:w="160" w:type="dxa"/>
+            </w:tcMar>
+            <w:tcBorders>
+              <w:top w:val="single" w:sz="6" w:space="0" w:color="000000"/>
+              <w:left w:val="single" w:sz="6" w:space="0" w:color="000000"/>
+              <w:bottom w:val="single" w:sz="6" w:space="0" w:color="000000"/>
+              <w:right w:val="single" w:sz="6" w:space="0" w:color="000000"/>
+            </w:tcBorders>
           </w:tcPr>
           <w:p>
             <w:r>
@@ -3460,7 +5956,20 @@
         </w:tc>
         <w:tc>
           <w:tcPr>
-            <w:tcW w:type="dxa" w:w="3000"/>
+            <w:tcW w:type="dxa" w:w="6192"/>
+            <w:vAlign w:val="center"/>
+            <w:tcMar>
+              <w:top w:w="120" w:type="dxa"/>
+              <w:left w:w="160" w:type="dxa"/>
+              <w:bottom w:w="120" w:type="dxa"/>
+              <w:right w:w="160" w:type="dxa"/>
+            </w:tcMar>
+            <w:tcBorders>
+              <w:top w:val="single" w:sz="6" w:space="0" w:color="000000"/>
+              <w:left w:val="single" w:sz="6" w:space="0" w:color="000000"/>
+              <w:bottom w:val="single" w:sz="6" w:space="0" w:color="000000"/>
+              <w:right w:val="single" w:sz="6" w:space="0" w:color="000000"/>
+            </w:tcBorders>
           </w:tcPr>
           <w:p>
             <w:r>
@@ -3470,7 +5979,20 @@
         </w:tc>
         <w:tc>
           <w:tcPr>
-            <w:tcW w:type="dxa" w:w="3000"/>
+            <w:tcW w:type="dxa" w:w="1296"/>
+            <w:vAlign w:val="center"/>
+            <w:tcMar>
+              <w:top w:w="120" w:type="dxa"/>
+              <w:left w:w="160" w:type="dxa"/>
+              <w:bottom w:w="120" w:type="dxa"/>
+              <w:right w:w="160" w:type="dxa"/>
+            </w:tcMar>
+            <w:tcBorders>
+              <w:top w:val="single" w:sz="6" w:space="0" w:color="000000"/>
+              <w:left w:val="single" w:sz="6" w:space="0" w:color="000000"/>
+              <w:bottom w:val="single" w:sz="6" w:space="0" w:color="000000"/>
+              <w:right w:val="single" w:sz="6" w:space="0" w:color="000000"/>
+            </w:tcBorders>
           </w:tcPr>
           <w:p>
             <w:r>
@@ -3497,7 +6019,9 @@
     </w:p>
     <w:tbl>
       <w:tblPr>
+        <w:tblStyle w:val="TableGrid"/>
         <w:tblW w:type="auto" w:w="0"/>
+        <w:jc w:val="center"/>
         <w:tblLook w:firstColumn="1" w:firstRow="1" w:lastColumn="0" w:lastRow="0" w:noHBand="0" w:noVBand="1" w:val="04A0"/>
       </w:tblPr>
       <w:tblGrid>
@@ -3506,9 +6030,25 @@
         <w:gridCol w:w="3000"/>
       </w:tblGrid>
       <w:tr>
+        <w:trPr>
+          <w:cantSplit/>
+        </w:trPr>
         <w:tc>
           <w:tcPr>
-            <w:tcW w:type="dxa" w:w="3000"/>
+            <w:tcW w:type="dxa" w:w="2016"/>
+            <w:vAlign w:val="center"/>
+            <w:tcMar>
+              <w:top w:w="120" w:type="dxa"/>
+              <w:left w:w="160" w:type="dxa"/>
+              <w:bottom w:w="120" w:type="dxa"/>
+              <w:right w:w="160" w:type="dxa"/>
+            </w:tcMar>
+            <w:tcBorders>
+              <w:top w:val="single" w:sz="6" w:space="0" w:color="000000"/>
+              <w:left w:val="single" w:sz="6" w:space="0" w:color="000000"/>
+              <w:bottom w:val="single" w:sz="6" w:space="0" w:color="000000"/>
+              <w:right w:val="single" w:sz="6" w:space="0" w:color="000000"/>
+            </w:tcBorders>
           </w:tcPr>
           <w:p>
             <w:r>
@@ -3521,7 +6061,20 @@
         </w:tc>
         <w:tc>
           <w:tcPr>
-            <w:tcW w:type="dxa" w:w="3000"/>
+            <w:tcW w:type="dxa" w:w="6192"/>
+            <w:vAlign w:val="center"/>
+            <w:tcMar>
+              <w:top w:w="120" w:type="dxa"/>
+              <w:left w:w="160" w:type="dxa"/>
+              <w:bottom w:w="120" w:type="dxa"/>
+              <w:right w:w="160" w:type="dxa"/>
+            </w:tcMar>
+            <w:tcBorders>
+              <w:top w:val="single" w:sz="6" w:space="0" w:color="000000"/>
+              <w:left w:val="single" w:sz="6" w:space="0" w:color="000000"/>
+              <w:bottom w:val="single" w:sz="6" w:space="0" w:color="000000"/>
+              <w:right w:val="single" w:sz="6" w:space="0" w:color="000000"/>
+            </w:tcBorders>
           </w:tcPr>
           <w:p>
             <w:r>
@@ -3534,7 +6087,20 @@
         </w:tc>
         <w:tc>
           <w:tcPr>
-            <w:tcW w:type="dxa" w:w="3000"/>
+            <w:tcW w:type="dxa" w:w="1296"/>
+            <w:vAlign w:val="center"/>
+            <w:tcMar>
+              <w:top w:w="120" w:type="dxa"/>
+              <w:left w:w="160" w:type="dxa"/>
+              <w:bottom w:w="120" w:type="dxa"/>
+              <w:right w:w="160" w:type="dxa"/>
+            </w:tcMar>
+            <w:tcBorders>
+              <w:top w:val="single" w:sz="6" w:space="0" w:color="000000"/>
+              <w:left w:val="single" w:sz="6" w:space="0" w:color="000000"/>
+              <w:bottom w:val="single" w:sz="6" w:space="0" w:color="000000"/>
+              <w:right w:val="single" w:sz="6" w:space="0" w:color="000000"/>
+            </w:tcBorders>
           </w:tcPr>
           <w:p>
             <w:r>
@@ -3547,9 +6113,25 @@
         </w:tc>
       </w:tr>
       <w:tr>
+        <w:trPr>
+          <w:cantSplit/>
+        </w:trPr>
         <w:tc>
           <w:tcPr>
-            <w:tcW w:type="dxa" w:w="3000"/>
+            <w:tcW w:type="dxa" w:w="2016"/>
+            <w:vAlign w:val="center"/>
+            <w:tcMar>
+              <w:top w:w="120" w:type="dxa"/>
+              <w:left w:w="160" w:type="dxa"/>
+              <w:bottom w:w="120" w:type="dxa"/>
+              <w:right w:w="160" w:type="dxa"/>
+            </w:tcMar>
+            <w:tcBorders>
+              <w:top w:val="single" w:sz="6" w:space="0" w:color="000000"/>
+              <w:left w:val="single" w:sz="6" w:space="0" w:color="000000"/>
+              <w:bottom w:val="single" w:sz="6" w:space="0" w:color="000000"/>
+              <w:right w:val="single" w:sz="6" w:space="0" w:color="000000"/>
+            </w:tcBorders>
           </w:tcPr>
           <w:p>
             <w:r>
@@ -3559,7 +6141,20 @@
         </w:tc>
         <w:tc>
           <w:tcPr>
-            <w:tcW w:type="dxa" w:w="3000"/>
+            <w:tcW w:type="dxa" w:w="6192"/>
+            <w:vAlign w:val="center"/>
+            <w:tcMar>
+              <w:top w:w="120" w:type="dxa"/>
+              <w:left w:w="160" w:type="dxa"/>
+              <w:bottom w:w="120" w:type="dxa"/>
+              <w:right w:w="160" w:type="dxa"/>
+            </w:tcMar>
+            <w:tcBorders>
+              <w:top w:val="single" w:sz="6" w:space="0" w:color="000000"/>
+              <w:left w:val="single" w:sz="6" w:space="0" w:color="000000"/>
+              <w:bottom w:val="single" w:sz="6" w:space="0" w:color="000000"/>
+              <w:right w:val="single" w:sz="6" w:space="0" w:color="000000"/>
+            </w:tcBorders>
           </w:tcPr>
           <w:p>
             <w:r>
@@ -3569,7 +6164,20 @@
         </w:tc>
         <w:tc>
           <w:tcPr>
-            <w:tcW w:type="dxa" w:w="3000"/>
+            <w:tcW w:type="dxa" w:w="1296"/>
+            <w:vAlign w:val="center"/>
+            <w:tcMar>
+              <w:top w:w="120" w:type="dxa"/>
+              <w:left w:w="160" w:type="dxa"/>
+              <w:bottom w:w="120" w:type="dxa"/>
+              <w:right w:w="160" w:type="dxa"/>
+            </w:tcMar>
+            <w:tcBorders>
+              <w:top w:val="single" w:sz="6" w:space="0" w:color="000000"/>
+              <w:left w:val="single" w:sz="6" w:space="0" w:color="000000"/>
+              <w:bottom w:val="single" w:sz="6" w:space="0" w:color="000000"/>
+              <w:right w:val="single" w:sz="6" w:space="0" w:color="000000"/>
+            </w:tcBorders>
           </w:tcPr>
           <w:p>
             <w:r>
@@ -3579,9 +6187,25 @@
         </w:tc>
       </w:tr>
       <w:tr>
+        <w:trPr>
+          <w:cantSplit/>
+        </w:trPr>
         <w:tc>
           <w:tcPr>
-            <w:tcW w:type="dxa" w:w="3000"/>
+            <w:tcW w:type="dxa" w:w="2016"/>
+            <w:vAlign w:val="center"/>
+            <w:tcMar>
+              <w:top w:w="120" w:type="dxa"/>
+              <w:left w:w="160" w:type="dxa"/>
+              <w:bottom w:w="120" w:type="dxa"/>
+              <w:right w:w="160" w:type="dxa"/>
+            </w:tcMar>
+            <w:tcBorders>
+              <w:top w:val="single" w:sz="6" w:space="0" w:color="000000"/>
+              <w:left w:val="single" w:sz="6" w:space="0" w:color="000000"/>
+              <w:bottom w:val="single" w:sz="6" w:space="0" w:color="000000"/>
+              <w:right w:val="single" w:sz="6" w:space="0" w:color="000000"/>
+            </w:tcBorders>
           </w:tcPr>
           <w:p>
             <w:r>
@@ -3591,7 +6215,20 @@
         </w:tc>
         <w:tc>
           <w:tcPr>
-            <w:tcW w:type="dxa" w:w="3000"/>
+            <w:tcW w:type="dxa" w:w="6192"/>
+            <w:vAlign w:val="center"/>
+            <w:tcMar>
+              <w:top w:w="120" w:type="dxa"/>
+              <w:left w:w="160" w:type="dxa"/>
+              <w:bottom w:w="120" w:type="dxa"/>
+              <w:right w:w="160" w:type="dxa"/>
+            </w:tcMar>
+            <w:tcBorders>
+              <w:top w:val="single" w:sz="6" w:space="0" w:color="000000"/>
+              <w:left w:val="single" w:sz="6" w:space="0" w:color="000000"/>
+              <w:bottom w:val="single" w:sz="6" w:space="0" w:color="000000"/>
+              <w:right w:val="single" w:sz="6" w:space="0" w:color="000000"/>
+            </w:tcBorders>
           </w:tcPr>
           <w:p>
             <w:r>
@@ -3601,7 +6238,20 @@
         </w:tc>
         <w:tc>
           <w:tcPr>
-            <w:tcW w:type="dxa" w:w="3000"/>
+            <w:tcW w:type="dxa" w:w="1296"/>
+            <w:vAlign w:val="center"/>
+            <w:tcMar>
+              <w:top w:w="120" w:type="dxa"/>
+              <w:left w:w="160" w:type="dxa"/>
+              <w:bottom w:w="120" w:type="dxa"/>
+              <w:right w:w="160" w:type="dxa"/>
+            </w:tcMar>
+            <w:tcBorders>
+              <w:top w:val="single" w:sz="6" w:space="0" w:color="000000"/>
+              <w:left w:val="single" w:sz="6" w:space="0" w:color="000000"/>
+              <w:bottom w:val="single" w:sz="6" w:space="0" w:color="000000"/>
+              <w:right w:val="single" w:sz="6" w:space="0" w:color="000000"/>
+            </w:tcBorders>
           </w:tcPr>
           <w:p>
             <w:r>
@@ -3611,9 +6261,25 @@
         </w:tc>
       </w:tr>
       <w:tr>
+        <w:trPr>
+          <w:cantSplit/>
+        </w:trPr>
         <w:tc>
           <w:tcPr>
-            <w:tcW w:type="dxa" w:w="3000"/>
+            <w:tcW w:type="dxa" w:w="2016"/>
+            <w:vAlign w:val="center"/>
+            <w:tcMar>
+              <w:top w:w="120" w:type="dxa"/>
+              <w:left w:w="160" w:type="dxa"/>
+              <w:bottom w:w="120" w:type="dxa"/>
+              <w:right w:w="160" w:type="dxa"/>
+            </w:tcMar>
+            <w:tcBorders>
+              <w:top w:val="single" w:sz="6" w:space="0" w:color="000000"/>
+              <w:left w:val="single" w:sz="6" w:space="0" w:color="000000"/>
+              <w:bottom w:val="single" w:sz="6" w:space="0" w:color="000000"/>
+              <w:right w:val="single" w:sz="6" w:space="0" w:color="000000"/>
+            </w:tcBorders>
           </w:tcPr>
           <w:p>
             <w:r>
@@ -3623,7 +6289,20 @@
         </w:tc>
         <w:tc>
           <w:tcPr>
-            <w:tcW w:type="dxa" w:w="3000"/>
+            <w:tcW w:type="dxa" w:w="6192"/>
+            <w:vAlign w:val="center"/>
+            <w:tcMar>
+              <w:top w:w="120" w:type="dxa"/>
+              <w:left w:w="160" w:type="dxa"/>
+              <w:bottom w:w="120" w:type="dxa"/>
+              <w:right w:w="160" w:type="dxa"/>
+            </w:tcMar>
+            <w:tcBorders>
+              <w:top w:val="single" w:sz="6" w:space="0" w:color="000000"/>
+              <w:left w:val="single" w:sz="6" w:space="0" w:color="000000"/>
+              <w:bottom w:val="single" w:sz="6" w:space="0" w:color="000000"/>
+              <w:right w:val="single" w:sz="6" w:space="0" w:color="000000"/>
+            </w:tcBorders>
           </w:tcPr>
           <w:p>
             <w:r>
@@ -3633,7 +6312,20 @@
         </w:tc>
         <w:tc>
           <w:tcPr>
-            <w:tcW w:type="dxa" w:w="3000"/>
+            <w:tcW w:type="dxa" w:w="1296"/>
+            <w:vAlign w:val="center"/>
+            <w:tcMar>
+              <w:top w:w="120" w:type="dxa"/>
+              <w:left w:w="160" w:type="dxa"/>
+              <w:bottom w:w="120" w:type="dxa"/>
+              <w:right w:w="160" w:type="dxa"/>
+            </w:tcMar>
+            <w:tcBorders>
+              <w:top w:val="single" w:sz="6" w:space="0" w:color="000000"/>
+              <w:left w:val="single" w:sz="6" w:space="0" w:color="000000"/>
+              <w:bottom w:val="single" w:sz="6" w:space="0" w:color="000000"/>
+              <w:right w:val="single" w:sz="6" w:space="0" w:color="000000"/>
+            </w:tcBorders>
           </w:tcPr>
           <w:p>
             <w:r>
@@ -3643,9 +6335,25 @@
         </w:tc>
       </w:tr>
       <w:tr>
+        <w:trPr>
+          <w:cantSplit/>
+        </w:trPr>
         <w:tc>
           <w:tcPr>
-            <w:tcW w:type="dxa" w:w="3000"/>
+            <w:tcW w:type="dxa" w:w="2016"/>
+            <w:vAlign w:val="center"/>
+            <w:tcMar>
+              <w:top w:w="120" w:type="dxa"/>
+              <w:left w:w="160" w:type="dxa"/>
+              <w:bottom w:w="120" w:type="dxa"/>
+              <w:right w:w="160" w:type="dxa"/>
+            </w:tcMar>
+            <w:tcBorders>
+              <w:top w:val="single" w:sz="6" w:space="0" w:color="000000"/>
+              <w:left w:val="single" w:sz="6" w:space="0" w:color="000000"/>
+              <w:bottom w:val="single" w:sz="6" w:space="0" w:color="000000"/>
+              <w:right w:val="single" w:sz="6" w:space="0" w:color="000000"/>
+            </w:tcBorders>
           </w:tcPr>
           <w:p>
             <w:r>
@@ -3655,7 +6363,20 @@
         </w:tc>
         <w:tc>
           <w:tcPr>
-            <w:tcW w:type="dxa" w:w="3000"/>
+            <w:tcW w:type="dxa" w:w="6192"/>
+            <w:vAlign w:val="center"/>
+            <w:tcMar>
+              <w:top w:w="120" w:type="dxa"/>
+              <w:left w:w="160" w:type="dxa"/>
+              <w:bottom w:w="120" w:type="dxa"/>
+              <w:right w:w="160" w:type="dxa"/>
+            </w:tcMar>
+            <w:tcBorders>
+              <w:top w:val="single" w:sz="6" w:space="0" w:color="000000"/>
+              <w:left w:val="single" w:sz="6" w:space="0" w:color="000000"/>
+              <w:bottom w:val="single" w:sz="6" w:space="0" w:color="000000"/>
+              <w:right w:val="single" w:sz="6" w:space="0" w:color="000000"/>
+            </w:tcBorders>
           </w:tcPr>
           <w:p>
             <w:r>
@@ -3665,7 +6386,20 @@
         </w:tc>
         <w:tc>
           <w:tcPr>
-            <w:tcW w:type="dxa" w:w="3000"/>
+            <w:tcW w:type="dxa" w:w="1296"/>
+            <w:vAlign w:val="center"/>
+            <w:tcMar>
+              <w:top w:w="120" w:type="dxa"/>
+              <w:left w:w="160" w:type="dxa"/>
+              <w:bottom w:w="120" w:type="dxa"/>
+              <w:right w:w="160" w:type="dxa"/>
+            </w:tcMar>
+            <w:tcBorders>
+              <w:top w:val="single" w:sz="6" w:space="0" w:color="000000"/>
+              <w:left w:val="single" w:sz="6" w:space="0" w:color="000000"/>
+              <w:bottom w:val="single" w:sz="6" w:space="0" w:color="000000"/>
+              <w:right w:val="single" w:sz="6" w:space="0" w:color="000000"/>
+            </w:tcBorders>
           </w:tcPr>
           <w:p>
             <w:r>
@@ -3675,9 +6409,25 @@
         </w:tc>
       </w:tr>
       <w:tr>
+        <w:trPr>
+          <w:cantSplit/>
+        </w:trPr>
         <w:tc>
           <w:tcPr>
-            <w:tcW w:type="dxa" w:w="3000"/>
+            <w:tcW w:type="dxa" w:w="2016"/>
+            <w:vAlign w:val="center"/>
+            <w:tcMar>
+              <w:top w:w="120" w:type="dxa"/>
+              <w:left w:w="160" w:type="dxa"/>
+              <w:bottom w:w="120" w:type="dxa"/>
+              <w:right w:w="160" w:type="dxa"/>
+            </w:tcMar>
+            <w:tcBorders>
+              <w:top w:val="single" w:sz="6" w:space="0" w:color="000000"/>
+              <w:left w:val="single" w:sz="6" w:space="0" w:color="000000"/>
+              <w:bottom w:val="single" w:sz="6" w:space="0" w:color="000000"/>
+              <w:right w:val="single" w:sz="6" w:space="0" w:color="000000"/>
+            </w:tcBorders>
           </w:tcPr>
           <w:p>
             <w:r>
@@ -3687,7 +6437,20 @@
         </w:tc>
         <w:tc>
           <w:tcPr>
-            <w:tcW w:type="dxa" w:w="3000"/>
+            <w:tcW w:type="dxa" w:w="6192"/>
+            <w:vAlign w:val="center"/>
+            <w:tcMar>
+              <w:top w:w="120" w:type="dxa"/>
+              <w:left w:w="160" w:type="dxa"/>
+              <w:bottom w:w="120" w:type="dxa"/>
+              <w:right w:w="160" w:type="dxa"/>
+            </w:tcMar>
+            <w:tcBorders>
+              <w:top w:val="single" w:sz="6" w:space="0" w:color="000000"/>
+              <w:left w:val="single" w:sz="6" w:space="0" w:color="000000"/>
+              <w:bottom w:val="single" w:sz="6" w:space="0" w:color="000000"/>
+              <w:right w:val="single" w:sz="6" w:space="0" w:color="000000"/>
+            </w:tcBorders>
           </w:tcPr>
           <w:p>
             <w:r>
@@ -3697,7 +6460,20 @@
         </w:tc>
         <w:tc>
           <w:tcPr>
-            <w:tcW w:type="dxa" w:w="3000"/>
+            <w:tcW w:type="dxa" w:w="1296"/>
+            <w:vAlign w:val="center"/>
+            <w:tcMar>
+              <w:top w:w="120" w:type="dxa"/>
+              <w:left w:w="160" w:type="dxa"/>
+              <w:bottom w:w="120" w:type="dxa"/>
+              <w:right w:w="160" w:type="dxa"/>
+            </w:tcMar>
+            <w:tcBorders>
+              <w:top w:val="single" w:sz="6" w:space="0" w:color="000000"/>
+              <w:left w:val="single" w:sz="6" w:space="0" w:color="000000"/>
+              <w:bottom w:val="single" w:sz="6" w:space="0" w:color="000000"/>
+              <w:right w:val="single" w:sz="6" w:space="0" w:color="000000"/>
+            </w:tcBorders>
           </w:tcPr>
           <w:p>
             <w:r>
@@ -3728,7 +6504,9 @@
     </w:p>
     <w:tbl>
       <w:tblPr>
+        <w:tblStyle w:val="TableGrid"/>
         <w:tblW w:type="auto" w:w="0"/>
+        <w:jc w:val="center"/>
         <w:tblLook w:firstColumn="1" w:firstRow="1" w:lastColumn="0" w:lastRow="0" w:noHBand="0" w:noVBand="1" w:val="04A0"/>
       </w:tblPr>
       <w:tblGrid>
@@ -3736,9 +6514,25 @@
         <w:gridCol w:w="4500"/>
       </w:tblGrid>
       <w:tr>
+        <w:trPr>
+          <w:cantSplit/>
+        </w:trPr>
         <w:tc>
           <w:tcPr>
-            <w:tcW w:type="dxa" w:w="4500"/>
+            <w:tcW w:type="dxa" w:w="2880"/>
+            <w:vAlign w:val="center"/>
+            <w:tcMar>
+              <w:top w:w="120" w:type="dxa"/>
+              <w:left w:w="160" w:type="dxa"/>
+              <w:bottom w:w="120" w:type="dxa"/>
+              <w:right w:w="160" w:type="dxa"/>
+            </w:tcMar>
+            <w:tcBorders>
+              <w:top w:val="single" w:sz="6" w:space="0" w:color="000000"/>
+              <w:left w:val="single" w:sz="6" w:space="0" w:color="000000"/>
+              <w:bottom w:val="single" w:sz="6" w:space="0" w:color="000000"/>
+              <w:right w:val="single" w:sz="6" w:space="0" w:color="000000"/>
+            </w:tcBorders>
           </w:tcPr>
           <w:p>
             <w:r>
@@ -3751,7 +6545,20 @@
         </w:tc>
         <w:tc>
           <w:tcPr>
-            <w:tcW w:type="dxa" w:w="4500"/>
+            <w:tcW w:type="dxa" w:w="6624"/>
+            <w:vAlign w:val="center"/>
+            <w:tcMar>
+              <w:top w:w="120" w:type="dxa"/>
+              <w:left w:w="160" w:type="dxa"/>
+              <w:bottom w:w="120" w:type="dxa"/>
+              <w:right w:w="160" w:type="dxa"/>
+            </w:tcMar>
+            <w:tcBorders>
+              <w:top w:val="single" w:sz="6" w:space="0" w:color="000000"/>
+              <w:left w:val="single" w:sz="6" w:space="0" w:color="000000"/>
+              <w:bottom w:val="single" w:sz="6" w:space="0" w:color="000000"/>
+              <w:right w:val="single" w:sz="6" w:space="0" w:color="000000"/>
+            </w:tcBorders>
           </w:tcPr>
           <w:p>
             <w:r>
@@ -3764,9 +6571,25 @@
         </w:tc>
       </w:tr>
       <w:tr>
+        <w:trPr>
+          <w:cantSplit/>
+        </w:trPr>
         <w:tc>
           <w:tcPr>
-            <w:tcW w:type="dxa" w:w="4500"/>
+            <w:tcW w:type="dxa" w:w="2880"/>
+            <w:vAlign w:val="center"/>
+            <w:tcMar>
+              <w:top w:w="120" w:type="dxa"/>
+              <w:left w:w="160" w:type="dxa"/>
+              <w:bottom w:w="120" w:type="dxa"/>
+              <w:right w:w="160" w:type="dxa"/>
+            </w:tcMar>
+            <w:tcBorders>
+              <w:top w:val="single" w:sz="6" w:space="0" w:color="000000"/>
+              <w:left w:val="single" w:sz="6" w:space="0" w:color="000000"/>
+              <w:bottom w:val="single" w:sz="6" w:space="0" w:color="000000"/>
+              <w:right w:val="single" w:sz="6" w:space="0" w:color="000000"/>
+            </w:tcBorders>
           </w:tcPr>
           <w:p>
             <w:r>
@@ -3776,7 +6599,20 @@
         </w:tc>
         <w:tc>
           <w:tcPr>
-            <w:tcW w:type="dxa" w:w="4500"/>
+            <w:tcW w:type="dxa" w:w="6624"/>
+            <w:vAlign w:val="center"/>
+            <w:tcMar>
+              <w:top w:w="120" w:type="dxa"/>
+              <w:left w:w="160" w:type="dxa"/>
+              <w:bottom w:w="120" w:type="dxa"/>
+              <w:right w:w="160" w:type="dxa"/>
+            </w:tcMar>
+            <w:tcBorders>
+              <w:top w:val="single" w:sz="6" w:space="0" w:color="000000"/>
+              <w:left w:val="single" w:sz="6" w:space="0" w:color="000000"/>
+              <w:bottom w:val="single" w:sz="6" w:space="0" w:color="000000"/>
+              <w:right w:val="single" w:sz="6" w:space="0" w:color="000000"/>
+            </w:tcBorders>
           </w:tcPr>
           <w:p>
             <w:r>
@@ -3786,9 +6622,25 @@
         </w:tc>
       </w:tr>
       <w:tr>
+        <w:trPr>
+          <w:cantSplit/>
+        </w:trPr>
         <w:tc>
           <w:tcPr>
-            <w:tcW w:type="dxa" w:w="4500"/>
+            <w:tcW w:type="dxa" w:w="2880"/>
+            <w:vAlign w:val="center"/>
+            <w:tcMar>
+              <w:top w:w="120" w:type="dxa"/>
+              <w:left w:w="160" w:type="dxa"/>
+              <w:bottom w:w="120" w:type="dxa"/>
+              <w:right w:w="160" w:type="dxa"/>
+            </w:tcMar>
+            <w:tcBorders>
+              <w:top w:val="single" w:sz="6" w:space="0" w:color="000000"/>
+              <w:left w:val="single" w:sz="6" w:space="0" w:color="000000"/>
+              <w:bottom w:val="single" w:sz="6" w:space="0" w:color="000000"/>
+              <w:right w:val="single" w:sz="6" w:space="0" w:color="000000"/>
+            </w:tcBorders>
           </w:tcPr>
           <w:p>
             <w:r>
@@ -3798,7 +6650,20 @@
         </w:tc>
         <w:tc>
           <w:tcPr>
-            <w:tcW w:type="dxa" w:w="4500"/>
+            <w:tcW w:type="dxa" w:w="6624"/>
+            <w:vAlign w:val="center"/>
+            <w:tcMar>
+              <w:top w:w="120" w:type="dxa"/>
+              <w:left w:w="160" w:type="dxa"/>
+              <w:bottom w:w="120" w:type="dxa"/>
+              <w:right w:w="160" w:type="dxa"/>
+            </w:tcMar>
+            <w:tcBorders>
+              <w:top w:val="single" w:sz="6" w:space="0" w:color="000000"/>
+              <w:left w:val="single" w:sz="6" w:space="0" w:color="000000"/>
+              <w:bottom w:val="single" w:sz="6" w:space="0" w:color="000000"/>
+              <w:right w:val="single" w:sz="6" w:space="0" w:color="000000"/>
+            </w:tcBorders>
           </w:tcPr>
           <w:p>
             <w:r>
@@ -3808,9 +6673,25 @@
         </w:tc>
       </w:tr>
       <w:tr>
+        <w:trPr>
+          <w:cantSplit/>
+        </w:trPr>
         <w:tc>
           <w:tcPr>
-            <w:tcW w:type="dxa" w:w="4500"/>
+            <w:tcW w:type="dxa" w:w="2880"/>
+            <w:vAlign w:val="center"/>
+            <w:tcMar>
+              <w:top w:w="120" w:type="dxa"/>
+              <w:left w:w="160" w:type="dxa"/>
+              <w:bottom w:w="120" w:type="dxa"/>
+              <w:right w:w="160" w:type="dxa"/>
+            </w:tcMar>
+            <w:tcBorders>
+              <w:top w:val="single" w:sz="6" w:space="0" w:color="000000"/>
+              <w:left w:val="single" w:sz="6" w:space="0" w:color="000000"/>
+              <w:bottom w:val="single" w:sz="6" w:space="0" w:color="000000"/>
+              <w:right w:val="single" w:sz="6" w:space="0" w:color="000000"/>
+            </w:tcBorders>
           </w:tcPr>
           <w:p>
             <w:r>
@@ -3820,7 +6701,20 @@
         </w:tc>
         <w:tc>
           <w:tcPr>
-            <w:tcW w:type="dxa" w:w="4500"/>
+            <w:tcW w:type="dxa" w:w="6624"/>
+            <w:vAlign w:val="center"/>
+            <w:tcMar>
+              <w:top w:w="120" w:type="dxa"/>
+              <w:left w:w="160" w:type="dxa"/>
+              <w:bottom w:w="120" w:type="dxa"/>
+              <w:right w:w="160" w:type="dxa"/>
+            </w:tcMar>
+            <w:tcBorders>
+              <w:top w:val="single" w:sz="6" w:space="0" w:color="000000"/>
+              <w:left w:val="single" w:sz="6" w:space="0" w:color="000000"/>
+              <w:bottom w:val="single" w:sz="6" w:space="0" w:color="000000"/>
+              <w:right w:val="single" w:sz="6" w:space="0" w:color="000000"/>
+            </w:tcBorders>
           </w:tcPr>
           <w:p>
             <w:r>
@@ -3830,9 +6724,25 @@
         </w:tc>
       </w:tr>
       <w:tr>
+        <w:trPr>
+          <w:cantSplit/>
+        </w:trPr>
         <w:tc>
           <w:tcPr>
-            <w:tcW w:type="dxa" w:w="4500"/>
+            <w:tcW w:type="dxa" w:w="2880"/>
+            <w:vAlign w:val="center"/>
+            <w:tcMar>
+              <w:top w:w="120" w:type="dxa"/>
+              <w:left w:w="160" w:type="dxa"/>
+              <w:bottom w:w="120" w:type="dxa"/>
+              <w:right w:w="160" w:type="dxa"/>
+            </w:tcMar>
+            <w:tcBorders>
+              <w:top w:val="single" w:sz="6" w:space="0" w:color="000000"/>
+              <w:left w:val="single" w:sz="6" w:space="0" w:color="000000"/>
+              <w:bottom w:val="single" w:sz="6" w:space="0" w:color="000000"/>
+              <w:right w:val="single" w:sz="6" w:space="0" w:color="000000"/>
+            </w:tcBorders>
           </w:tcPr>
           <w:p>
             <w:r>
@@ -3842,7 +6752,20 @@
         </w:tc>
         <w:tc>
           <w:tcPr>
-            <w:tcW w:type="dxa" w:w="4500"/>
+            <w:tcW w:type="dxa" w:w="6624"/>
+            <w:vAlign w:val="center"/>
+            <w:tcMar>
+              <w:top w:w="120" w:type="dxa"/>
+              <w:left w:w="160" w:type="dxa"/>
+              <w:bottom w:w="120" w:type="dxa"/>
+              <w:right w:w="160" w:type="dxa"/>
+            </w:tcMar>
+            <w:tcBorders>
+              <w:top w:val="single" w:sz="6" w:space="0" w:color="000000"/>
+              <w:left w:val="single" w:sz="6" w:space="0" w:color="000000"/>
+              <w:bottom w:val="single" w:sz="6" w:space="0" w:color="000000"/>
+              <w:right w:val="single" w:sz="6" w:space="0" w:color="000000"/>
+            </w:tcBorders>
           </w:tcPr>
           <w:p>
             <w:r>
@@ -3852,9 +6775,25 @@
         </w:tc>
       </w:tr>
       <w:tr>
+        <w:trPr>
+          <w:cantSplit/>
+        </w:trPr>
         <w:tc>
           <w:tcPr>
-            <w:tcW w:type="dxa" w:w="4500"/>
+            <w:tcW w:type="dxa" w:w="2880"/>
+            <w:vAlign w:val="center"/>
+            <w:tcMar>
+              <w:top w:w="120" w:type="dxa"/>
+              <w:left w:w="160" w:type="dxa"/>
+              <w:bottom w:w="120" w:type="dxa"/>
+              <w:right w:w="160" w:type="dxa"/>
+            </w:tcMar>
+            <w:tcBorders>
+              <w:top w:val="single" w:sz="6" w:space="0" w:color="000000"/>
+              <w:left w:val="single" w:sz="6" w:space="0" w:color="000000"/>
+              <w:bottom w:val="single" w:sz="6" w:space="0" w:color="000000"/>
+              <w:right w:val="single" w:sz="6" w:space="0" w:color="000000"/>
+            </w:tcBorders>
           </w:tcPr>
           <w:p>
             <w:r>
@@ -3864,7 +6803,20 @@
         </w:tc>
         <w:tc>
           <w:tcPr>
-            <w:tcW w:type="dxa" w:w="4500"/>
+            <w:tcW w:type="dxa" w:w="6624"/>
+            <w:vAlign w:val="center"/>
+            <w:tcMar>
+              <w:top w:w="120" w:type="dxa"/>
+              <w:left w:w="160" w:type="dxa"/>
+              <w:bottom w:w="120" w:type="dxa"/>
+              <w:right w:w="160" w:type="dxa"/>
+            </w:tcMar>
+            <w:tcBorders>
+              <w:top w:val="single" w:sz="6" w:space="0" w:color="000000"/>
+              <w:left w:val="single" w:sz="6" w:space="0" w:color="000000"/>
+              <w:bottom w:val="single" w:sz="6" w:space="0" w:color="000000"/>
+              <w:right w:val="single" w:sz="6" w:space="0" w:color="000000"/>
+            </w:tcBorders>
           </w:tcPr>
           <w:p>
             <w:r>
@@ -3874,9 +6826,25 @@
         </w:tc>
       </w:tr>
       <w:tr>
+        <w:trPr>
+          <w:cantSplit/>
+        </w:trPr>
         <w:tc>
           <w:tcPr>
-            <w:tcW w:type="dxa" w:w="4500"/>
+            <w:tcW w:type="dxa" w:w="2880"/>
+            <w:vAlign w:val="center"/>
+            <w:tcMar>
+              <w:top w:w="120" w:type="dxa"/>
+              <w:left w:w="160" w:type="dxa"/>
+              <w:bottom w:w="120" w:type="dxa"/>
+              <w:right w:w="160" w:type="dxa"/>
+            </w:tcMar>
+            <w:tcBorders>
+              <w:top w:val="single" w:sz="6" w:space="0" w:color="000000"/>
+              <w:left w:val="single" w:sz="6" w:space="0" w:color="000000"/>
+              <w:bottom w:val="single" w:sz="6" w:space="0" w:color="000000"/>
+              <w:right w:val="single" w:sz="6" w:space="0" w:color="000000"/>
+            </w:tcBorders>
           </w:tcPr>
           <w:p>
             <w:r>
@@ -3886,7 +6854,20 @@
         </w:tc>
         <w:tc>
           <w:tcPr>
-            <w:tcW w:type="dxa" w:w="4500"/>
+            <w:tcW w:type="dxa" w:w="6624"/>
+            <w:vAlign w:val="center"/>
+            <w:tcMar>
+              <w:top w:w="120" w:type="dxa"/>
+              <w:left w:w="160" w:type="dxa"/>
+              <w:bottom w:w="120" w:type="dxa"/>
+              <w:right w:w="160" w:type="dxa"/>
+            </w:tcMar>
+            <w:tcBorders>
+              <w:top w:val="single" w:sz="6" w:space="0" w:color="000000"/>
+              <w:left w:val="single" w:sz="6" w:space="0" w:color="000000"/>
+              <w:bottom w:val="single" w:sz="6" w:space="0" w:color="000000"/>
+              <w:right w:val="single" w:sz="6" w:space="0" w:color="000000"/>
+            </w:tcBorders>
           </w:tcPr>
           <w:p>
             <w:r>
@@ -3896,9 +6877,25 @@
         </w:tc>
       </w:tr>
       <w:tr>
+        <w:trPr>
+          <w:cantSplit/>
+        </w:trPr>
         <w:tc>
           <w:tcPr>
-            <w:tcW w:type="dxa" w:w="4500"/>
+            <w:tcW w:type="dxa" w:w="2880"/>
+            <w:vAlign w:val="center"/>
+            <w:tcMar>
+              <w:top w:w="120" w:type="dxa"/>
+              <w:left w:w="160" w:type="dxa"/>
+              <w:bottom w:w="120" w:type="dxa"/>
+              <w:right w:w="160" w:type="dxa"/>
+            </w:tcMar>
+            <w:tcBorders>
+              <w:top w:val="single" w:sz="6" w:space="0" w:color="000000"/>
+              <w:left w:val="single" w:sz="6" w:space="0" w:color="000000"/>
+              <w:bottom w:val="single" w:sz="6" w:space="0" w:color="000000"/>
+              <w:right w:val="single" w:sz="6" w:space="0" w:color="000000"/>
+            </w:tcBorders>
           </w:tcPr>
           <w:p>
             <w:r>
@@ -3908,7 +6905,20 @@
         </w:tc>
         <w:tc>
           <w:tcPr>
-            <w:tcW w:type="dxa" w:w="4500"/>
+            <w:tcW w:type="dxa" w:w="6624"/>
+            <w:vAlign w:val="center"/>
+            <w:tcMar>
+              <w:top w:w="120" w:type="dxa"/>
+              <w:left w:w="160" w:type="dxa"/>
+              <w:bottom w:w="120" w:type="dxa"/>
+              <w:right w:w="160" w:type="dxa"/>
+            </w:tcMar>
+            <w:tcBorders>
+              <w:top w:val="single" w:sz="6" w:space="0" w:color="000000"/>
+              <w:left w:val="single" w:sz="6" w:space="0" w:color="000000"/>
+              <w:bottom w:val="single" w:sz="6" w:space="0" w:color="000000"/>
+              <w:right w:val="single" w:sz="6" w:space="0" w:color="000000"/>
+            </w:tcBorders>
           </w:tcPr>
           <w:p>
             <w:r>
@@ -3918,9 +6928,25 @@
         </w:tc>
       </w:tr>
       <w:tr>
+        <w:trPr>
+          <w:cantSplit/>
+        </w:trPr>
         <w:tc>
           <w:tcPr>
-            <w:tcW w:type="dxa" w:w="4500"/>
+            <w:tcW w:type="dxa" w:w="2880"/>
+            <w:vAlign w:val="center"/>
+            <w:tcMar>
+              <w:top w:w="120" w:type="dxa"/>
+              <w:left w:w="160" w:type="dxa"/>
+              <w:bottom w:w="120" w:type="dxa"/>
+              <w:right w:w="160" w:type="dxa"/>
+            </w:tcMar>
+            <w:tcBorders>
+              <w:top w:val="single" w:sz="6" w:space="0" w:color="000000"/>
+              <w:left w:val="single" w:sz="6" w:space="0" w:color="000000"/>
+              <w:bottom w:val="single" w:sz="6" w:space="0" w:color="000000"/>
+              <w:right w:val="single" w:sz="6" w:space="0" w:color="000000"/>
+            </w:tcBorders>
           </w:tcPr>
           <w:p>
             <w:r>
@@ -3930,7 +6956,20 @@
         </w:tc>
         <w:tc>
           <w:tcPr>
-            <w:tcW w:type="dxa" w:w="4500"/>
+            <w:tcW w:type="dxa" w:w="6624"/>
+            <w:vAlign w:val="center"/>
+            <w:tcMar>
+              <w:top w:w="120" w:type="dxa"/>
+              <w:left w:w="160" w:type="dxa"/>
+              <w:bottom w:w="120" w:type="dxa"/>
+              <w:right w:w="160" w:type="dxa"/>
+            </w:tcMar>
+            <w:tcBorders>
+              <w:top w:val="single" w:sz="6" w:space="0" w:color="000000"/>
+              <w:left w:val="single" w:sz="6" w:space="0" w:color="000000"/>
+              <w:bottom w:val="single" w:sz="6" w:space="0" w:color="000000"/>
+              <w:right w:val="single" w:sz="6" w:space="0" w:color="000000"/>
+            </w:tcBorders>
           </w:tcPr>
           <w:p>
             <w:r>
@@ -3940,9 +6979,25 @@
         </w:tc>
       </w:tr>
       <w:tr>
+        <w:trPr>
+          <w:cantSplit/>
+        </w:trPr>
         <w:tc>
           <w:tcPr>
-            <w:tcW w:type="dxa" w:w="4500"/>
+            <w:tcW w:type="dxa" w:w="2880"/>
+            <w:vAlign w:val="center"/>
+            <w:tcMar>
+              <w:top w:w="120" w:type="dxa"/>
+              <w:left w:w="160" w:type="dxa"/>
+              <w:bottom w:w="120" w:type="dxa"/>
+              <w:right w:w="160" w:type="dxa"/>
+            </w:tcMar>
+            <w:tcBorders>
+              <w:top w:val="single" w:sz="6" w:space="0" w:color="000000"/>
+              <w:left w:val="single" w:sz="6" w:space="0" w:color="000000"/>
+              <w:bottom w:val="single" w:sz="6" w:space="0" w:color="000000"/>
+              <w:right w:val="single" w:sz="6" w:space="0" w:color="000000"/>
+            </w:tcBorders>
           </w:tcPr>
           <w:p>
             <w:r>
@@ -3952,7 +7007,20 @@
         </w:tc>
         <w:tc>
           <w:tcPr>
-            <w:tcW w:type="dxa" w:w="4500"/>
+            <w:tcW w:type="dxa" w:w="6624"/>
+            <w:vAlign w:val="center"/>
+            <w:tcMar>
+              <w:top w:w="120" w:type="dxa"/>
+              <w:left w:w="160" w:type="dxa"/>
+              <w:bottom w:w="120" w:type="dxa"/>
+              <w:right w:w="160" w:type="dxa"/>
+            </w:tcMar>
+            <w:tcBorders>
+              <w:top w:val="single" w:sz="6" w:space="0" w:color="000000"/>
+              <w:left w:val="single" w:sz="6" w:space="0" w:color="000000"/>
+              <w:bottom w:val="single" w:sz="6" w:space="0" w:color="000000"/>
+              <w:right w:val="single" w:sz="6" w:space="0" w:color="000000"/>
+            </w:tcBorders>
           </w:tcPr>
           <w:p>
             <w:r>
@@ -3962,9 +7030,25 @@
         </w:tc>
       </w:tr>
       <w:tr>
+        <w:trPr>
+          <w:cantSplit/>
+        </w:trPr>
         <w:tc>
           <w:tcPr>
-            <w:tcW w:type="dxa" w:w="4500"/>
+            <w:tcW w:type="dxa" w:w="2880"/>
+            <w:vAlign w:val="center"/>
+            <w:tcMar>
+              <w:top w:w="120" w:type="dxa"/>
+              <w:left w:w="160" w:type="dxa"/>
+              <w:bottom w:w="120" w:type="dxa"/>
+              <w:right w:w="160" w:type="dxa"/>
+            </w:tcMar>
+            <w:tcBorders>
+              <w:top w:val="single" w:sz="6" w:space="0" w:color="000000"/>
+              <w:left w:val="single" w:sz="6" w:space="0" w:color="000000"/>
+              <w:bottom w:val="single" w:sz="6" w:space="0" w:color="000000"/>
+              <w:right w:val="single" w:sz="6" w:space="0" w:color="000000"/>
+            </w:tcBorders>
           </w:tcPr>
           <w:p>
             <w:r>
@@ -3974,7 +7058,20 @@
         </w:tc>
         <w:tc>
           <w:tcPr>
-            <w:tcW w:type="dxa" w:w="4500"/>
+            <w:tcW w:type="dxa" w:w="6624"/>
+            <w:vAlign w:val="center"/>
+            <w:tcMar>
+              <w:top w:w="120" w:type="dxa"/>
+              <w:left w:w="160" w:type="dxa"/>
+              <w:bottom w:w="120" w:type="dxa"/>
+              <w:right w:w="160" w:type="dxa"/>
+            </w:tcMar>
+            <w:tcBorders>
+              <w:top w:val="single" w:sz="6" w:space="0" w:color="000000"/>
+              <w:left w:val="single" w:sz="6" w:space="0" w:color="000000"/>
+              <w:bottom w:val="single" w:sz="6" w:space="0" w:color="000000"/>
+              <w:right w:val="single" w:sz="6" w:space="0" w:color="000000"/>
+            </w:tcBorders>
           </w:tcPr>
           <w:p>
             <w:r>
@@ -3984,9 +7081,25 @@
         </w:tc>
       </w:tr>
       <w:tr>
+        <w:trPr>
+          <w:cantSplit/>
+        </w:trPr>
         <w:tc>
           <w:tcPr>
-            <w:tcW w:type="dxa" w:w="4500"/>
+            <w:tcW w:type="dxa" w:w="2880"/>
+            <w:vAlign w:val="center"/>
+            <w:tcMar>
+              <w:top w:w="120" w:type="dxa"/>
+              <w:left w:w="160" w:type="dxa"/>
+              <w:bottom w:w="120" w:type="dxa"/>
+              <w:right w:w="160" w:type="dxa"/>
+            </w:tcMar>
+            <w:tcBorders>
+              <w:top w:val="single" w:sz="6" w:space="0" w:color="000000"/>
+              <w:left w:val="single" w:sz="6" w:space="0" w:color="000000"/>
+              <w:bottom w:val="single" w:sz="6" w:space="0" w:color="000000"/>
+              <w:right w:val="single" w:sz="6" w:space="0" w:color="000000"/>
+            </w:tcBorders>
           </w:tcPr>
           <w:p>
             <w:r>
@@ -3996,7 +7109,20 @@
         </w:tc>
         <w:tc>
           <w:tcPr>
-            <w:tcW w:type="dxa" w:w="4500"/>
+            <w:tcW w:type="dxa" w:w="6624"/>
+            <w:vAlign w:val="center"/>
+            <w:tcMar>
+              <w:top w:w="120" w:type="dxa"/>
+              <w:left w:w="160" w:type="dxa"/>
+              <w:bottom w:w="120" w:type="dxa"/>
+              <w:right w:w="160" w:type="dxa"/>
+            </w:tcMar>
+            <w:tcBorders>
+              <w:top w:val="single" w:sz="6" w:space="0" w:color="000000"/>
+              <w:left w:val="single" w:sz="6" w:space="0" w:color="000000"/>
+              <w:bottom w:val="single" w:sz="6" w:space="0" w:color="000000"/>
+              <w:right w:val="single" w:sz="6" w:space="0" w:color="000000"/>
+            </w:tcBorders>
           </w:tcPr>
           <w:p>
             <w:r>
@@ -4006,9 +7132,25 @@
         </w:tc>
       </w:tr>
       <w:tr>
+        <w:trPr>
+          <w:cantSplit/>
+        </w:trPr>
         <w:tc>
           <w:tcPr>
-            <w:tcW w:type="dxa" w:w="4500"/>
+            <w:tcW w:type="dxa" w:w="2880"/>
+            <w:vAlign w:val="center"/>
+            <w:tcMar>
+              <w:top w:w="120" w:type="dxa"/>
+              <w:left w:w="160" w:type="dxa"/>
+              <w:bottom w:w="120" w:type="dxa"/>
+              <w:right w:w="160" w:type="dxa"/>
+            </w:tcMar>
+            <w:tcBorders>
+              <w:top w:val="single" w:sz="6" w:space="0" w:color="000000"/>
+              <w:left w:val="single" w:sz="6" w:space="0" w:color="000000"/>
+              <w:bottom w:val="single" w:sz="6" w:space="0" w:color="000000"/>
+              <w:right w:val="single" w:sz="6" w:space="0" w:color="000000"/>
+            </w:tcBorders>
           </w:tcPr>
           <w:p>
             <w:r>
@@ -4018,7 +7160,20 @@
         </w:tc>
         <w:tc>
           <w:tcPr>
-            <w:tcW w:type="dxa" w:w="4500"/>
+            <w:tcW w:type="dxa" w:w="6624"/>
+            <w:vAlign w:val="center"/>
+            <w:tcMar>
+              <w:top w:w="120" w:type="dxa"/>
+              <w:left w:w="160" w:type="dxa"/>
+              <w:bottom w:w="120" w:type="dxa"/>
+              <w:right w:w="160" w:type="dxa"/>
+            </w:tcMar>
+            <w:tcBorders>
+              <w:top w:val="single" w:sz="6" w:space="0" w:color="000000"/>
+              <w:left w:val="single" w:sz="6" w:space="0" w:color="000000"/>
+              <w:bottom w:val="single" w:sz="6" w:space="0" w:color="000000"/>
+              <w:right w:val="single" w:sz="6" w:space="0" w:color="000000"/>
+            </w:tcBorders>
           </w:tcPr>
           <w:p>
             <w:r>
@@ -4028,9 +7183,25 @@
         </w:tc>
       </w:tr>
       <w:tr>
+        <w:trPr>
+          <w:cantSplit/>
+        </w:trPr>
         <w:tc>
           <w:tcPr>
-            <w:tcW w:type="dxa" w:w="4500"/>
+            <w:tcW w:type="dxa" w:w="2880"/>
+            <w:vAlign w:val="center"/>
+            <w:tcMar>
+              <w:top w:w="120" w:type="dxa"/>
+              <w:left w:w="160" w:type="dxa"/>
+              <w:bottom w:w="120" w:type="dxa"/>
+              <w:right w:w="160" w:type="dxa"/>
+            </w:tcMar>
+            <w:tcBorders>
+              <w:top w:val="single" w:sz="6" w:space="0" w:color="000000"/>
+              <w:left w:val="single" w:sz="6" w:space="0" w:color="000000"/>
+              <w:bottom w:val="single" w:sz="6" w:space="0" w:color="000000"/>
+              <w:right w:val="single" w:sz="6" w:space="0" w:color="000000"/>
+            </w:tcBorders>
           </w:tcPr>
           <w:p>
             <w:r>
@@ -4040,7 +7211,20 @@
         </w:tc>
         <w:tc>
           <w:tcPr>
-            <w:tcW w:type="dxa" w:w="4500"/>
+            <w:tcW w:type="dxa" w:w="6624"/>
+            <w:vAlign w:val="center"/>
+            <w:tcMar>
+              <w:top w:w="120" w:type="dxa"/>
+              <w:left w:w="160" w:type="dxa"/>
+              <w:bottom w:w="120" w:type="dxa"/>
+              <w:right w:w="160" w:type="dxa"/>
+            </w:tcMar>
+            <w:tcBorders>
+              <w:top w:val="single" w:sz="6" w:space="0" w:color="000000"/>
+              <w:left w:val="single" w:sz="6" w:space="0" w:color="000000"/>
+              <w:bottom w:val="single" w:sz="6" w:space="0" w:color="000000"/>
+              <w:right w:val="single" w:sz="6" w:space="0" w:color="000000"/>
+            </w:tcBorders>
           </w:tcPr>
           <w:p>
             <w:r>
@@ -4050,9 +7234,25 @@
         </w:tc>
       </w:tr>
       <w:tr>
+        <w:trPr>
+          <w:cantSplit/>
+        </w:trPr>
         <w:tc>
           <w:tcPr>
-            <w:tcW w:type="dxa" w:w="4500"/>
+            <w:tcW w:type="dxa" w:w="2880"/>
+            <w:vAlign w:val="center"/>
+            <w:tcMar>
+              <w:top w:w="120" w:type="dxa"/>
+              <w:left w:w="160" w:type="dxa"/>
+              <w:bottom w:w="120" w:type="dxa"/>
+              <w:right w:w="160" w:type="dxa"/>
+            </w:tcMar>
+            <w:tcBorders>
+              <w:top w:val="single" w:sz="6" w:space="0" w:color="000000"/>
+              <w:left w:val="single" w:sz="6" w:space="0" w:color="000000"/>
+              <w:bottom w:val="single" w:sz="6" w:space="0" w:color="000000"/>
+              <w:right w:val="single" w:sz="6" w:space="0" w:color="000000"/>
+            </w:tcBorders>
           </w:tcPr>
           <w:p>
             <w:r>
@@ -4062,7 +7262,20 @@
         </w:tc>
         <w:tc>
           <w:tcPr>
-            <w:tcW w:type="dxa" w:w="4500"/>
+            <w:tcW w:type="dxa" w:w="6624"/>
+            <w:vAlign w:val="center"/>
+            <w:tcMar>
+              <w:top w:w="120" w:type="dxa"/>
+              <w:left w:w="160" w:type="dxa"/>
+              <w:bottom w:w="120" w:type="dxa"/>
+              <w:right w:w="160" w:type="dxa"/>
+            </w:tcMar>
+            <w:tcBorders>
+              <w:top w:val="single" w:sz="6" w:space="0" w:color="000000"/>
+              <w:left w:val="single" w:sz="6" w:space="0" w:color="000000"/>
+              <w:bottom w:val="single" w:sz="6" w:space="0" w:color="000000"/>
+              <w:right w:val="single" w:sz="6" w:space="0" w:color="000000"/>
+            </w:tcBorders>
           </w:tcPr>
           <w:p>
             <w:r>
@@ -4072,9 +7285,25 @@
         </w:tc>
       </w:tr>
       <w:tr>
+        <w:trPr>
+          <w:cantSplit/>
+        </w:trPr>
         <w:tc>
           <w:tcPr>
-            <w:tcW w:type="dxa" w:w="4500"/>
+            <w:tcW w:type="dxa" w:w="2880"/>
+            <w:vAlign w:val="center"/>
+            <w:tcMar>
+              <w:top w:w="120" w:type="dxa"/>
+              <w:left w:w="160" w:type="dxa"/>
+              <w:bottom w:w="120" w:type="dxa"/>
+              <w:right w:w="160" w:type="dxa"/>
+            </w:tcMar>
+            <w:tcBorders>
+              <w:top w:val="single" w:sz="6" w:space="0" w:color="000000"/>
+              <w:left w:val="single" w:sz="6" w:space="0" w:color="000000"/>
+              <w:bottom w:val="single" w:sz="6" w:space="0" w:color="000000"/>
+              <w:right w:val="single" w:sz="6" w:space="0" w:color="000000"/>
+            </w:tcBorders>
           </w:tcPr>
           <w:p>
             <w:r>
@@ -4084,7 +7313,20 @@
         </w:tc>
         <w:tc>
           <w:tcPr>
-            <w:tcW w:type="dxa" w:w="4500"/>
+            <w:tcW w:type="dxa" w:w="6624"/>
+            <w:vAlign w:val="center"/>
+            <w:tcMar>
+              <w:top w:w="120" w:type="dxa"/>
+              <w:left w:w="160" w:type="dxa"/>
+              <w:bottom w:w="120" w:type="dxa"/>
+              <w:right w:w="160" w:type="dxa"/>
+            </w:tcMar>
+            <w:tcBorders>
+              <w:top w:val="single" w:sz="6" w:space="0" w:color="000000"/>
+              <w:left w:val="single" w:sz="6" w:space="0" w:color="000000"/>
+              <w:bottom w:val="single" w:sz="6" w:space="0" w:color="000000"/>
+              <w:right w:val="single" w:sz="6" w:space="0" w:color="000000"/>
+            </w:tcBorders>
           </w:tcPr>
           <w:p>
             <w:r>
@@ -4094,9 +7336,25 @@
         </w:tc>
       </w:tr>
       <w:tr>
+        <w:trPr>
+          <w:cantSplit/>
+        </w:trPr>
         <w:tc>
           <w:tcPr>
-            <w:tcW w:type="dxa" w:w="4500"/>
+            <w:tcW w:type="dxa" w:w="2880"/>
+            <w:vAlign w:val="center"/>
+            <w:tcMar>
+              <w:top w:w="120" w:type="dxa"/>
+              <w:left w:w="160" w:type="dxa"/>
+              <w:bottom w:w="120" w:type="dxa"/>
+              <w:right w:w="160" w:type="dxa"/>
+            </w:tcMar>
+            <w:tcBorders>
+              <w:top w:val="single" w:sz="6" w:space="0" w:color="000000"/>
+              <w:left w:val="single" w:sz="6" w:space="0" w:color="000000"/>
+              <w:bottom w:val="single" w:sz="6" w:space="0" w:color="000000"/>
+              <w:right w:val="single" w:sz="6" w:space="0" w:color="000000"/>
+            </w:tcBorders>
           </w:tcPr>
           <w:p>
             <w:r>
@@ -4106,7 +7364,20 @@
         </w:tc>
         <w:tc>
           <w:tcPr>
-            <w:tcW w:type="dxa" w:w="4500"/>
+            <w:tcW w:type="dxa" w:w="6624"/>
+            <w:vAlign w:val="center"/>
+            <w:tcMar>
+              <w:top w:w="120" w:type="dxa"/>
+              <w:left w:w="160" w:type="dxa"/>
+              <w:bottom w:w="120" w:type="dxa"/>
+              <w:right w:w="160" w:type="dxa"/>
+            </w:tcMar>
+            <w:tcBorders>
+              <w:top w:val="single" w:sz="6" w:space="0" w:color="000000"/>
+              <w:left w:val="single" w:sz="6" w:space="0" w:color="000000"/>
+              <w:bottom w:val="single" w:sz="6" w:space="0" w:color="000000"/>
+              <w:right w:val="single" w:sz="6" w:space="0" w:color="000000"/>
+            </w:tcBorders>
           </w:tcPr>
           <w:p>
             <w:r>
@@ -4116,9 +7387,25 @@
         </w:tc>
       </w:tr>
       <w:tr>
+        <w:trPr>
+          <w:cantSplit/>
+        </w:trPr>
         <w:tc>
           <w:tcPr>
-            <w:tcW w:type="dxa" w:w="4500"/>
+            <w:tcW w:type="dxa" w:w="2880"/>
+            <w:vAlign w:val="center"/>
+            <w:tcMar>
+              <w:top w:w="120" w:type="dxa"/>
+              <w:left w:w="160" w:type="dxa"/>
+              <w:bottom w:w="120" w:type="dxa"/>
+              <w:right w:w="160" w:type="dxa"/>
+            </w:tcMar>
+            <w:tcBorders>
+              <w:top w:val="single" w:sz="6" w:space="0" w:color="000000"/>
+              <w:left w:val="single" w:sz="6" w:space="0" w:color="000000"/>
+              <w:bottom w:val="single" w:sz="6" w:space="0" w:color="000000"/>
+              <w:right w:val="single" w:sz="6" w:space="0" w:color="000000"/>
+            </w:tcBorders>
           </w:tcPr>
           <w:p>
             <w:r>
@@ -4128,7 +7415,20 @@
         </w:tc>
         <w:tc>
           <w:tcPr>
-            <w:tcW w:type="dxa" w:w="4500"/>
+            <w:tcW w:type="dxa" w:w="6624"/>
+            <w:vAlign w:val="center"/>
+            <w:tcMar>
+              <w:top w:w="120" w:type="dxa"/>
+              <w:left w:w="160" w:type="dxa"/>
+              <w:bottom w:w="120" w:type="dxa"/>
+              <w:right w:w="160" w:type="dxa"/>
+            </w:tcMar>
+            <w:tcBorders>
+              <w:top w:val="single" w:sz="6" w:space="0" w:color="000000"/>
+              <w:left w:val="single" w:sz="6" w:space="0" w:color="000000"/>
+              <w:bottom w:val="single" w:sz="6" w:space="0" w:color="000000"/>
+              <w:right w:val="single" w:sz="6" w:space="0" w:color="000000"/>
+            </w:tcBorders>
           </w:tcPr>
           <w:p>
             <w:r>
@@ -4138,9 +7438,25 @@
         </w:tc>
       </w:tr>
       <w:tr>
+        <w:trPr>
+          <w:cantSplit/>
+        </w:trPr>
         <w:tc>
           <w:tcPr>
-            <w:tcW w:type="dxa" w:w="4500"/>
+            <w:tcW w:type="dxa" w:w="2880"/>
+            <w:vAlign w:val="center"/>
+            <w:tcMar>
+              <w:top w:w="120" w:type="dxa"/>
+              <w:left w:w="160" w:type="dxa"/>
+              <w:bottom w:w="120" w:type="dxa"/>
+              <w:right w:w="160" w:type="dxa"/>
+            </w:tcMar>
+            <w:tcBorders>
+              <w:top w:val="single" w:sz="6" w:space="0" w:color="000000"/>
+              <w:left w:val="single" w:sz="6" w:space="0" w:color="000000"/>
+              <w:bottom w:val="single" w:sz="6" w:space="0" w:color="000000"/>
+              <w:right w:val="single" w:sz="6" w:space="0" w:color="000000"/>
+            </w:tcBorders>
           </w:tcPr>
           <w:p>
             <w:r>
@@ -4150,7 +7466,20 @@
         </w:tc>
         <w:tc>
           <w:tcPr>
-            <w:tcW w:type="dxa" w:w="4500"/>
+            <w:tcW w:type="dxa" w:w="6624"/>
+            <w:vAlign w:val="center"/>
+            <w:tcMar>
+              <w:top w:w="120" w:type="dxa"/>
+              <w:left w:w="160" w:type="dxa"/>
+              <w:bottom w:w="120" w:type="dxa"/>
+              <w:right w:w="160" w:type="dxa"/>
+            </w:tcMar>
+            <w:tcBorders>
+              <w:top w:val="single" w:sz="6" w:space="0" w:color="000000"/>
+              <w:left w:val="single" w:sz="6" w:space="0" w:color="000000"/>
+              <w:bottom w:val="single" w:sz="6" w:space="0" w:color="000000"/>
+              <w:right w:val="single" w:sz="6" w:space="0" w:color="000000"/>
+            </w:tcBorders>
           </w:tcPr>
           <w:p>
             <w:r>
@@ -5010,7 +8339,9 @@
     </w:p>
     <w:tbl>
       <w:tblPr>
+        <w:tblStyle w:val="TableGrid"/>
         <w:tblW w:type="auto" w:w="0"/>
+        <w:jc w:val="center"/>
         <w:tblLook w:firstColumn="1" w:firstRow="1" w:lastColumn="0" w:lastRow="0" w:noHBand="0" w:noVBand="1" w:val="04A0"/>
       </w:tblPr>
       <w:tblGrid>
@@ -5018,9 +8349,25 @@
         <w:gridCol w:w="4500"/>
       </w:tblGrid>
       <w:tr>
+        <w:trPr>
+          <w:cantSplit/>
+        </w:trPr>
         <w:tc>
           <w:tcPr>
-            <w:tcW w:type="dxa" w:w="4500"/>
+            <w:tcW w:type="dxa" w:w="3168"/>
+            <w:vAlign w:val="center"/>
+            <w:tcMar>
+              <w:top w:w="120" w:type="dxa"/>
+              <w:left w:w="160" w:type="dxa"/>
+              <w:bottom w:w="120" w:type="dxa"/>
+              <w:right w:w="160" w:type="dxa"/>
+            </w:tcMar>
+            <w:tcBorders>
+              <w:top w:val="single" w:sz="6" w:space="0" w:color="000000"/>
+              <w:left w:val="single" w:sz="6" w:space="0" w:color="000000"/>
+              <w:bottom w:val="single" w:sz="6" w:space="0" w:color="000000"/>
+              <w:right w:val="single" w:sz="6" w:space="0" w:color="000000"/>
+            </w:tcBorders>
           </w:tcPr>
           <w:p>
             <w:r>
@@ -5033,7 +8380,20 @@
         </w:tc>
         <w:tc>
           <w:tcPr>
-            <w:tcW w:type="dxa" w:w="4500"/>
+            <w:tcW w:type="dxa" w:w="6336"/>
+            <w:vAlign w:val="center"/>
+            <w:tcMar>
+              <w:top w:w="120" w:type="dxa"/>
+              <w:left w:w="160" w:type="dxa"/>
+              <w:bottom w:w="120" w:type="dxa"/>
+              <w:right w:w="160" w:type="dxa"/>
+            </w:tcMar>
+            <w:tcBorders>
+              <w:top w:val="single" w:sz="6" w:space="0" w:color="000000"/>
+              <w:left w:val="single" w:sz="6" w:space="0" w:color="000000"/>
+              <w:bottom w:val="single" w:sz="6" w:space="0" w:color="000000"/>
+              <w:right w:val="single" w:sz="6" w:space="0" w:color="000000"/>
+            </w:tcBorders>
           </w:tcPr>
           <w:p>
             <w:r>
@@ -5046,9 +8406,25 @@
         </w:tc>
       </w:tr>
       <w:tr>
+        <w:trPr>
+          <w:cantSplit/>
+        </w:trPr>
         <w:tc>
           <w:tcPr>
-            <w:tcW w:type="dxa" w:w="4500"/>
+            <w:tcW w:type="dxa" w:w="3168"/>
+            <w:vAlign w:val="center"/>
+            <w:tcMar>
+              <w:top w:w="120" w:type="dxa"/>
+              <w:left w:w="160" w:type="dxa"/>
+              <w:bottom w:w="120" w:type="dxa"/>
+              <w:right w:w="160" w:type="dxa"/>
+            </w:tcMar>
+            <w:tcBorders>
+              <w:top w:val="single" w:sz="6" w:space="0" w:color="000000"/>
+              <w:left w:val="single" w:sz="6" w:space="0" w:color="000000"/>
+              <w:bottom w:val="single" w:sz="6" w:space="0" w:color="000000"/>
+              <w:right w:val="single" w:sz="6" w:space="0" w:color="000000"/>
+            </w:tcBorders>
           </w:tcPr>
           <w:p>
             <w:r>
@@ -5058,7 +8434,20 @@
         </w:tc>
         <w:tc>
           <w:tcPr>
-            <w:tcW w:type="dxa" w:w="4500"/>
+            <w:tcW w:type="dxa" w:w="6336"/>
+            <w:vAlign w:val="center"/>
+            <w:tcMar>
+              <w:top w:w="120" w:type="dxa"/>
+              <w:left w:w="160" w:type="dxa"/>
+              <w:bottom w:w="120" w:type="dxa"/>
+              <w:right w:w="160" w:type="dxa"/>
+            </w:tcMar>
+            <w:tcBorders>
+              <w:top w:val="single" w:sz="6" w:space="0" w:color="000000"/>
+              <w:left w:val="single" w:sz="6" w:space="0" w:color="000000"/>
+              <w:bottom w:val="single" w:sz="6" w:space="0" w:color="000000"/>
+              <w:right w:val="single" w:sz="6" w:space="0" w:color="000000"/>
+            </w:tcBorders>
           </w:tcPr>
           <w:p>
             <w:r>
@@ -5068,9 +8457,25 @@
         </w:tc>
       </w:tr>
       <w:tr>
+        <w:trPr>
+          <w:cantSplit/>
+        </w:trPr>
         <w:tc>
           <w:tcPr>
-            <w:tcW w:type="dxa" w:w="4500"/>
+            <w:tcW w:type="dxa" w:w="3168"/>
+            <w:vAlign w:val="center"/>
+            <w:tcMar>
+              <w:top w:w="120" w:type="dxa"/>
+              <w:left w:w="160" w:type="dxa"/>
+              <w:bottom w:w="120" w:type="dxa"/>
+              <w:right w:w="160" w:type="dxa"/>
+            </w:tcMar>
+            <w:tcBorders>
+              <w:top w:val="single" w:sz="6" w:space="0" w:color="000000"/>
+              <w:left w:val="single" w:sz="6" w:space="0" w:color="000000"/>
+              <w:bottom w:val="single" w:sz="6" w:space="0" w:color="000000"/>
+              <w:right w:val="single" w:sz="6" w:space="0" w:color="000000"/>
+            </w:tcBorders>
           </w:tcPr>
           <w:p>
             <w:r>
@@ -5080,7 +8485,20 @@
         </w:tc>
         <w:tc>
           <w:tcPr>
-            <w:tcW w:type="dxa" w:w="4500"/>
+            <w:tcW w:type="dxa" w:w="6336"/>
+            <w:vAlign w:val="center"/>
+            <w:tcMar>
+              <w:top w:w="120" w:type="dxa"/>
+              <w:left w:w="160" w:type="dxa"/>
+              <w:bottom w:w="120" w:type="dxa"/>
+              <w:right w:w="160" w:type="dxa"/>
+            </w:tcMar>
+            <w:tcBorders>
+              <w:top w:val="single" w:sz="6" w:space="0" w:color="000000"/>
+              <w:left w:val="single" w:sz="6" w:space="0" w:color="000000"/>
+              <w:bottom w:val="single" w:sz="6" w:space="0" w:color="000000"/>
+              <w:right w:val="single" w:sz="6" w:space="0" w:color="000000"/>
+            </w:tcBorders>
           </w:tcPr>
           <w:p>
             <w:r>
@@ -5090,9 +8508,25 @@
         </w:tc>
       </w:tr>
       <w:tr>
+        <w:trPr>
+          <w:cantSplit/>
+        </w:trPr>
         <w:tc>
           <w:tcPr>
-            <w:tcW w:type="dxa" w:w="4500"/>
+            <w:tcW w:type="dxa" w:w="3168"/>
+            <w:vAlign w:val="center"/>
+            <w:tcMar>
+              <w:top w:w="120" w:type="dxa"/>
+              <w:left w:w="160" w:type="dxa"/>
+              <w:bottom w:w="120" w:type="dxa"/>
+              <w:right w:w="160" w:type="dxa"/>
+            </w:tcMar>
+            <w:tcBorders>
+              <w:top w:val="single" w:sz="6" w:space="0" w:color="000000"/>
+              <w:left w:val="single" w:sz="6" w:space="0" w:color="000000"/>
+              <w:bottom w:val="single" w:sz="6" w:space="0" w:color="000000"/>
+              <w:right w:val="single" w:sz="6" w:space="0" w:color="000000"/>
+            </w:tcBorders>
           </w:tcPr>
           <w:p>
             <w:r>
@@ -5102,7 +8536,20 @@
         </w:tc>
         <w:tc>
           <w:tcPr>
-            <w:tcW w:type="dxa" w:w="4500"/>
+            <w:tcW w:type="dxa" w:w="6336"/>
+            <w:vAlign w:val="center"/>
+            <w:tcMar>
+              <w:top w:w="120" w:type="dxa"/>
+              <w:left w:w="160" w:type="dxa"/>
+              <w:bottom w:w="120" w:type="dxa"/>
+              <w:right w:w="160" w:type="dxa"/>
+            </w:tcMar>
+            <w:tcBorders>
+              <w:top w:val="single" w:sz="6" w:space="0" w:color="000000"/>
+              <w:left w:val="single" w:sz="6" w:space="0" w:color="000000"/>
+              <w:bottom w:val="single" w:sz="6" w:space="0" w:color="000000"/>
+              <w:right w:val="single" w:sz="6" w:space="0" w:color="000000"/>
+            </w:tcBorders>
           </w:tcPr>
           <w:p>
             <w:r>
@@ -5112,9 +8559,25 @@
         </w:tc>
       </w:tr>
       <w:tr>
+        <w:trPr>
+          <w:cantSplit/>
+        </w:trPr>
         <w:tc>
           <w:tcPr>
-            <w:tcW w:type="dxa" w:w="4500"/>
+            <w:tcW w:type="dxa" w:w="3168"/>
+            <w:vAlign w:val="center"/>
+            <w:tcMar>
+              <w:top w:w="120" w:type="dxa"/>
+              <w:left w:w="160" w:type="dxa"/>
+              <w:bottom w:w="120" w:type="dxa"/>
+              <w:right w:w="160" w:type="dxa"/>
+            </w:tcMar>
+            <w:tcBorders>
+              <w:top w:val="single" w:sz="6" w:space="0" w:color="000000"/>
+              <w:left w:val="single" w:sz="6" w:space="0" w:color="000000"/>
+              <w:bottom w:val="single" w:sz="6" w:space="0" w:color="000000"/>
+              <w:right w:val="single" w:sz="6" w:space="0" w:color="000000"/>
+            </w:tcBorders>
           </w:tcPr>
           <w:p>
             <w:r>
@@ -5124,7 +8587,20 @@
         </w:tc>
         <w:tc>
           <w:tcPr>
-            <w:tcW w:type="dxa" w:w="4500"/>
+            <w:tcW w:type="dxa" w:w="6336"/>
+            <w:vAlign w:val="center"/>
+            <w:tcMar>
+              <w:top w:w="120" w:type="dxa"/>
+              <w:left w:w="160" w:type="dxa"/>
+              <w:bottom w:w="120" w:type="dxa"/>
+              <w:right w:w="160" w:type="dxa"/>
+            </w:tcMar>
+            <w:tcBorders>
+              <w:top w:val="single" w:sz="6" w:space="0" w:color="000000"/>
+              <w:left w:val="single" w:sz="6" w:space="0" w:color="000000"/>
+              <w:bottom w:val="single" w:sz="6" w:space="0" w:color="000000"/>
+              <w:right w:val="single" w:sz="6" w:space="0" w:color="000000"/>
+            </w:tcBorders>
           </w:tcPr>
           <w:p>
             <w:r>
@@ -5134,9 +8610,25 @@
         </w:tc>
       </w:tr>
       <w:tr>
+        <w:trPr>
+          <w:cantSplit/>
+        </w:trPr>
         <w:tc>
           <w:tcPr>
-            <w:tcW w:type="dxa" w:w="4500"/>
+            <w:tcW w:type="dxa" w:w="3168"/>
+            <w:vAlign w:val="center"/>
+            <w:tcMar>
+              <w:top w:w="120" w:type="dxa"/>
+              <w:left w:w="160" w:type="dxa"/>
+              <w:bottom w:w="120" w:type="dxa"/>
+              <w:right w:w="160" w:type="dxa"/>
+            </w:tcMar>
+            <w:tcBorders>
+              <w:top w:val="single" w:sz="6" w:space="0" w:color="000000"/>
+              <w:left w:val="single" w:sz="6" w:space="0" w:color="000000"/>
+              <w:bottom w:val="single" w:sz="6" w:space="0" w:color="000000"/>
+              <w:right w:val="single" w:sz="6" w:space="0" w:color="000000"/>
+            </w:tcBorders>
           </w:tcPr>
           <w:p>
             <w:r>
@@ -5146,7 +8638,20 @@
         </w:tc>
         <w:tc>
           <w:tcPr>
-            <w:tcW w:type="dxa" w:w="4500"/>
+            <w:tcW w:type="dxa" w:w="6336"/>
+            <w:vAlign w:val="center"/>
+            <w:tcMar>
+              <w:top w:w="120" w:type="dxa"/>
+              <w:left w:w="160" w:type="dxa"/>
+              <w:bottom w:w="120" w:type="dxa"/>
+              <w:right w:w="160" w:type="dxa"/>
+            </w:tcMar>
+            <w:tcBorders>
+              <w:top w:val="single" w:sz="6" w:space="0" w:color="000000"/>
+              <w:left w:val="single" w:sz="6" w:space="0" w:color="000000"/>
+              <w:bottom w:val="single" w:sz="6" w:space="0" w:color="000000"/>
+              <w:right w:val="single" w:sz="6" w:space="0" w:color="000000"/>
+            </w:tcBorders>
           </w:tcPr>
           <w:p>
             <w:r>
@@ -5156,9 +8661,25 @@
         </w:tc>
       </w:tr>
       <w:tr>
+        <w:trPr>
+          <w:cantSplit/>
+        </w:trPr>
         <w:tc>
           <w:tcPr>
-            <w:tcW w:type="dxa" w:w="4500"/>
+            <w:tcW w:type="dxa" w:w="3168"/>
+            <w:vAlign w:val="center"/>
+            <w:tcMar>
+              <w:top w:w="120" w:type="dxa"/>
+              <w:left w:w="160" w:type="dxa"/>
+              <w:bottom w:w="120" w:type="dxa"/>
+              <w:right w:w="160" w:type="dxa"/>
+            </w:tcMar>
+            <w:tcBorders>
+              <w:top w:val="single" w:sz="6" w:space="0" w:color="000000"/>
+              <w:left w:val="single" w:sz="6" w:space="0" w:color="000000"/>
+              <w:bottom w:val="single" w:sz="6" w:space="0" w:color="000000"/>
+              <w:right w:val="single" w:sz="6" w:space="0" w:color="000000"/>
+            </w:tcBorders>
           </w:tcPr>
           <w:p>
             <w:r>
@@ -5168,7 +8689,20 @@
         </w:tc>
         <w:tc>
           <w:tcPr>
-            <w:tcW w:type="dxa" w:w="4500"/>
+            <w:tcW w:type="dxa" w:w="6336"/>
+            <w:vAlign w:val="center"/>
+            <w:tcMar>
+              <w:top w:w="120" w:type="dxa"/>
+              <w:left w:w="160" w:type="dxa"/>
+              <w:bottom w:w="120" w:type="dxa"/>
+              <w:right w:w="160" w:type="dxa"/>
+            </w:tcMar>
+            <w:tcBorders>
+              <w:top w:val="single" w:sz="6" w:space="0" w:color="000000"/>
+              <w:left w:val="single" w:sz="6" w:space="0" w:color="000000"/>
+              <w:bottom w:val="single" w:sz="6" w:space="0" w:color="000000"/>
+              <w:right w:val="single" w:sz="6" w:space="0" w:color="000000"/>
+            </w:tcBorders>
           </w:tcPr>
           <w:p>
             <w:r>
@@ -5178,9 +8712,25 @@
         </w:tc>
       </w:tr>
       <w:tr>
+        <w:trPr>
+          <w:cantSplit/>
+        </w:trPr>
         <w:tc>
           <w:tcPr>
-            <w:tcW w:type="dxa" w:w="4500"/>
+            <w:tcW w:type="dxa" w:w="3168"/>
+            <w:vAlign w:val="center"/>
+            <w:tcMar>
+              <w:top w:w="120" w:type="dxa"/>
+              <w:left w:w="160" w:type="dxa"/>
+              <w:bottom w:w="120" w:type="dxa"/>
+              <w:right w:w="160" w:type="dxa"/>
+            </w:tcMar>
+            <w:tcBorders>
+              <w:top w:val="single" w:sz="6" w:space="0" w:color="000000"/>
+              <w:left w:val="single" w:sz="6" w:space="0" w:color="000000"/>
+              <w:bottom w:val="single" w:sz="6" w:space="0" w:color="000000"/>
+              <w:right w:val="single" w:sz="6" w:space="0" w:color="000000"/>
+            </w:tcBorders>
           </w:tcPr>
           <w:p>
             <w:r>
@@ -5190,7 +8740,20 @@
         </w:tc>
         <w:tc>
           <w:tcPr>
-            <w:tcW w:type="dxa" w:w="4500"/>
+            <w:tcW w:type="dxa" w:w="6336"/>
+            <w:vAlign w:val="center"/>
+            <w:tcMar>
+              <w:top w:w="120" w:type="dxa"/>
+              <w:left w:w="160" w:type="dxa"/>
+              <w:bottom w:w="120" w:type="dxa"/>
+              <w:right w:w="160" w:type="dxa"/>
+            </w:tcMar>
+            <w:tcBorders>
+              <w:top w:val="single" w:sz="6" w:space="0" w:color="000000"/>
+              <w:left w:val="single" w:sz="6" w:space="0" w:color="000000"/>
+              <w:bottom w:val="single" w:sz="6" w:space="0" w:color="000000"/>
+              <w:right w:val="single" w:sz="6" w:space="0" w:color="000000"/>
+            </w:tcBorders>
           </w:tcPr>
           <w:p>
             <w:r>
@@ -5200,9 +8763,25 @@
         </w:tc>
       </w:tr>
       <w:tr>
+        <w:trPr>
+          <w:cantSplit/>
+        </w:trPr>
         <w:tc>
           <w:tcPr>
-            <w:tcW w:type="dxa" w:w="4500"/>
+            <w:tcW w:type="dxa" w:w="3168"/>
+            <w:vAlign w:val="center"/>
+            <w:tcMar>
+              <w:top w:w="120" w:type="dxa"/>
+              <w:left w:w="160" w:type="dxa"/>
+              <w:bottom w:w="120" w:type="dxa"/>
+              <w:right w:w="160" w:type="dxa"/>
+            </w:tcMar>
+            <w:tcBorders>
+              <w:top w:val="single" w:sz="6" w:space="0" w:color="000000"/>
+              <w:left w:val="single" w:sz="6" w:space="0" w:color="000000"/>
+              <w:bottom w:val="single" w:sz="6" w:space="0" w:color="000000"/>
+              <w:right w:val="single" w:sz="6" w:space="0" w:color="000000"/>
+            </w:tcBorders>
           </w:tcPr>
           <w:p>
             <w:r>
@@ -5212,7 +8791,20 @@
         </w:tc>
         <w:tc>
           <w:tcPr>
-            <w:tcW w:type="dxa" w:w="4500"/>
+            <w:tcW w:type="dxa" w:w="6336"/>
+            <w:vAlign w:val="center"/>
+            <w:tcMar>
+              <w:top w:w="120" w:type="dxa"/>
+              <w:left w:w="160" w:type="dxa"/>
+              <w:bottom w:w="120" w:type="dxa"/>
+              <w:right w:w="160" w:type="dxa"/>
+            </w:tcMar>
+            <w:tcBorders>
+              <w:top w:val="single" w:sz="6" w:space="0" w:color="000000"/>
+              <w:left w:val="single" w:sz="6" w:space="0" w:color="000000"/>
+              <w:bottom w:val="single" w:sz="6" w:space="0" w:color="000000"/>
+              <w:right w:val="single" w:sz="6" w:space="0" w:color="000000"/>
+            </w:tcBorders>
           </w:tcPr>
           <w:p>
             <w:r>
@@ -5240,7 +8832,9 @@
     </w:p>
     <w:tbl>
       <w:tblPr>
+        <w:tblStyle w:val="TableGrid"/>
         <w:tblW w:type="auto" w:w="0"/>
+        <w:jc w:val="center"/>
         <w:tblLook w:firstColumn="1" w:firstRow="1" w:lastColumn="0" w:lastRow="0" w:noHBand="0" w:noVBand="1" w:val="04A0"/>
       </w:tblPr>
       <w:tblGrid>
@@ -5248,9 +8842,25 @@
         <w:gridCol w:w="4500"/>
       </w:tblGrid>
       <w:tr>
+        <w:trPr>
+          <w:cantSplit/>
+        </w:trPr>
         <w:tc>
           <w:tcPr>
-            <w:tcW w:type="dxa" w:w="4500"/>
+            <w:tcW w:type="dxa" w:w="3168"/>
+            <w:vAlign w:val="center"/>
+            <w:tcMar>
+              <w:top w:w="120" w:type="dxa"/>
+              <w:left w:w="160" w:type="dxa"/>
+              <w:bottom w:w="120" w:type="dxa"/>
+              <w:right w:w="160" w:type="dxa"/>
+            </w:tcMar>
+            <w:tcBorders>
+              <w:top w:val="single" w:sz="6" w:space="0" w:color="000000"/>
+              <w:left w:val="single" w:sz="6" w:space="0" w:color="000000"/>
+              <w:bottom w:val="single" w:sz="6" w:space="0" w:color="000000"/>
+              <w:right w:val="single" w:sz="6" w:space="0" w:color="000000"/>
+            </w:tcBorders>
           </w:tcPr>
           <w:p>
             <w:r>
@@ -5263,7 +8873,20 @@
         </w:tc>
         <w:tc>
           <w:tcPr>
-            <w:tcW w:type="dxa" w:w="4500"/>
+            <w:tcW w:type="dxa" w:w="6336"/>
+            <w:vAlign w:val="center"/>
+            <w:tcMar>
+              <w:top w:w="120" w:type="dxa"/>
+              <w:left w:w="160" w:type="dxa"/>
+              <w:bottom w:w="120" w:type="dxa"/>
+              <w:right w:w="160" w:type="dxa"/>
+            </w:tcMar>
+            <w:tcBorders>
+              <w:top w:val="single" w:sz="6" w:space="0" w:color="000000"/>
+              <w:left w:val="single" w:sz="6" w:space="0" w:color="000000"/>
+              <w:bottom w:val="single" w:sz="6" w:space="0" w:color="000000"/>
+              <w:right w:val="single" w:sz="6" w:space="0" w:color="000000"/>
+            </w:tcBorders>
           </w:tcPr>
           <w:p>
             <w:r>
@@ -5276,9 +8899,25 @@
         </w:tc>
       </w:tr>
       <w:tr>
+        <w:trPr>
+          <w:cantSplit/>
+        </w:trPr>
         <w:tc>
           <w:tcPr>
-            <w:tcW w:type="dxa" w:w="4500"/>
+            <w:tcW w:type="dxa" w:w="3168"/>
+            <w:vAlign w:val="center"/>
+            <w:tcMar>
+              <w:top w:w="120" w:type="dxa"/>
+              <w:left w:w="160" w:type="dxa"/>
+              <w:bottom w:w="120" w:type="dxa"/>
+              <w:right w:w="160" w:type="dxa"/>
+            </w:tcMar>
+            <w:tcBorders>
+              <w:top w:val="single" w:sz="6" w:space="0" w:color="000000"/>
+              <w:left w:val="single" w:sz="6" w:space="0" w:color="000000"/>
+              <w:bottom w:val="single" w:sz="6" w:space="0" w:color="000000"/>
+              <w:right w:val="single" w:sz="6" w:space="0" w:color="000000"/>
+            </w:tcBorders>
           </w:tcPr>
           <w:p>
             <w:r>
@@ -5288,7 +8927,20 @@
         </w:tc>
         <w:tc>
           <w:tcPr>
-            <w:tcW w:type="dxa" w:w="4500"/>
+            <w:tcW w:type="dxa" w:w="6336"/>
+            <w:vAlign w:val="center"/>
+            <w:tcMar>
+              <w:top w:w="120" w:type="dxa"/>
+              <w:left w:w="160" w:type="dxa"/>
+              <w:bottom w:w="120" w:type="dxa"/>
+              <w:right w:w="160" w:type="dxa"/>
+            </w:tcMar>
+            <w:tcBorders>
+              <w:top w:val="single" w:sz="6" w:space="0" w:color="000000"/>
+              <w:left w:val="single" w:sz="6" w:space="0" w:color="000000"/>
+              <w:bottom w:val="single" w:sz="6" w:space="0" w:color="000000"/>
+              <w:right w:val="single" w:sz="6" w:space="0" w:color="000000"/>
+            </w:tcBorders>
           </w:tcPr>
           <w:p>
             <w:r>
@@ -5298,9 +8950,25 @@
         </w:tc>
       </w:tr>
       <w:tr>
+        <w:trPr>
+          <w:cantSplit/>
+        </w:trPr>
         <w:tc>
           <w:tcPr>
-            <w:tcW w:type="dxa" w:w="4500"/>
+            <w:tcW w:type="dxa" w:w="3168"/>
+            <w:vAlign w:val="center"/>
+            <w:tcMar>
+              <w:top w:w="120" w:type="dxa"/>
+              <w:left w:w="160" w:type="dxa"/>
+              <w:bottom w:w="120" w:type="dxa"/>
+              <w:right w:w="160" w:type="dxa"/>
+            </w:tcMar>
+            <w:tcBorders>
+              <w:top w:val="single" w:sz="6" w:space="0" w:color="000000"/>
+              <w:left w:val="single" w:sz="6" w:space="0" w:color="000000"/>
+              <w:bottom w:val="single" w:sz="6" w:space="0" w:color="000000"/>
+              <w:right w:val="single" w:sz="6" w:space="0" w:color="000000"/>
+            </w:tcBorders>
           </w:tcPr>
           <w:p>
             <w:r>
@@ -5310,7 +8978,20 @@
         </w:tc>
         <w:tc>
           <w:tcPr>
-            <w:tcW w:type="dxa" w:w="4500"/>
+            <w:tcW w:type="dxa" w:w="6336"/>
+            <w:vAlign w:val="center"/>
+            <w:tcMar>
+              <w:top w:w="120" w:type="dxa"/>
+              <w:left w:w="160" w:type="dxa"/>
+              <w:bottom w:w="120" w:type="dxa"/>
+              <w:right w:w="160" w:type="dxa"/>
+            </w:tcMar>
+            <w:tcBorders>
+              <w:top w:val="single" w:sz="6" w:space="0" w:color="000000"/>
+              <w:left w:val="single" w:sz="6" w:space="0" w:color="000000"/>
+              <w:bottom w:val="single" w:sz="6" w:space="0" w:color="000000"/>
+              <w:right w:val="single" w:sz="6" w:space="0" w:color="000000"/>
+            </w:tcBorders>
           </w:tcPr>
           <w:p>
             <w:r>
@@ -5320,9 +9001,25 @@
         </w:tc>
       </w:tr>
       <w:tr>
+        <w:trPr>
+          <w:cantSplit/>
+        </w:trPr>
         <w:tc>
           <w:tcPr>
-            <w:tcW w:type="dxa" w:w="4500"/>
+            <w:tcW w:type="dxa" w:w="3168"/>
+            <w:vAlign w:val="center"/>
+            <w:tcMar>
+              <w:top w:w="120" w:type="dxa"/>
+              <w:left w:w="160" w:type="dxa"/>
+              <w:bottom w:w="120" w:type="dxa"/>
+              <w:right w:w="160" w:type="dxa"/>
+            </w:tcMar>
+            <w:tcBorders>
+              <w:top w:val="single" w:sz="6" w:space="0" w:color="000000"/>
+              <w:left w:val="single" w:sz="6" w:space="0" w:color="000000"/>
+              <w:bottom w:val="single" w:sz="6" w:space="0" w:color="000000"/>
+              <w:right w:val="single" w:sz="6" w:space="0" w:color="000000"/>
+            </w:tcBorders>
           </w:tcPr>
           <w:p>
             <w:r>
@@ -5332,7 +9029,20 @@
         </w:tc>
         <w:tc>
           <w:tcPr>
-            <w:tcW w:type="dxa" w:w="4500"/>
+            <w:tcW w:type="dxa" w:w="6336"/>
+            <w:vAlign w:val="center"/>
+            <w:tcMar>
+              <w:top w:w="120" w:type="dxa"/>
+              <w:left w:w="160" w:type="dxa"/>
+              <w:bottom w:w="120" w:type="dxa"/>
+              <w:right w:w="160" w:type="dxa"/>
+            </w:tcMar>
+            <w:tcBorders>
+              <w:top w:val="single" w:sz="6" w:space="0" w:color="000000"/>
+              <w:left w:val="single" w:sz="6" w:space="0" w:color="000000"/>
+              <w:bottom w:val="single" w:sz="6" w:space="0" w:color="000000"/>
+              <w:right w:val="single" w:sz="6" w:space="0" w:color="000000"/>
+            </w:tcBorders>
           </w:tcPr>
           <w:p>
             <w:r>
@@ -5342,9 +9052,25 @@
         </w:tc>
       </w:tr>
       <w:tr>
+        <w:trPr>
+          <w:cantSplit/>
+        </w:trPr>
         <w:tc>
           <w:tcPr>
-            <w:tcW w:type="dxa" w:w="4500"/>
+            <w:tcW w:type="dxa" w:w="3168"/>
+            <w:vAlign w:val="center"/>
+            <w:tcMar>
+              <w:top w:w="120" w:type="dxa"/>
+              <w:left w:w="160" w:type="dxa"/>
+              <w:bottom w:w="120" w:type="dxa"/>
+              <w:right w:w="160" w:type="dxa"/>
+            </w:tcMar>
+            <w:tcBorders>
+              <w:top w:val="single" w:sz="6" w:space="0" w:color="000000"/>
+              <w:left w:val="single" w:sz="6" w:space="0" w:color="000000"/>
+              <w:bottom w:val="single" w:sz="6" w:space="0" w:color="000000"/>
+              <w:right w:val="single" w:sz="6" w:space="0" w:color="000000"/>
+            </w:tcBorders>
           </w:tcPr>
           <w:p>
             <w:r>
@@ -5354,7 +9080,20 @@
         </w:tc>
         <w:tc>
           <w:tcPr>
-            <w:tcW w:type="dxa" w:w="4500"/>
+            <w:tcW w:type="dxa" w:w="6336"/>
+            <w:vAlign w:val="center"/>
+            <w:tcMar>
+              <w:top w:w="120" w:type="dxa"/>
+              <w:left w:w="160" w:type="dxa"/>
+              <w:bottom w:w="120" w:type="dxa"/>
+              <w:right w:w="160" w:type="dxa"/>
+            </w:tcMar>
+            <w:tcBorders>
+              <w:top w:val="single" w:sz="6" w:space="0" w:color="000000"/>
+              <w:left w:val="single" w:sz="6" w:space="0" w:color="000000"/>
+              <w:bottom w:val="single" w:sz="6" w:space="0" w:color="000000"/>
+              <w:right w:val="single" w:sz="6" w:space="0" w:color="000000"/>
+            </w:tcBorders>
           </w:tcPr>
           <w:p>
             <w:r>
@@ -5364,9 +9103,25 @@
         </w:tc>
       </w:tr>
       <w:tr>
+        <w:trPr>
+          <w:cantSplit/>
+        </w:trPr>
         <w:tc>
           <w:tcPr>
-            <w:tcW w:type="dxa" w:w="4500"/>
+            <w:tcW w:type="dxa" w:w="3168"/>
+            <w:vAlign w:val="center"/>
+            <w:tcMar>
+              <w:top w:w="120" w:type="dxa"/>
+              <w:left w:w="160" w:type="dxa"/>
+              <w:bottom w:w="120" w:type="dxa"/>
+              <w:right w:w="160" w:type="dxa"/>
+            </w:tcMar>
+            <w:tcBorders>
+              <w:top w:val="single" w:sz="6" w:space="0" w:color="000000"/>
+              <w:left w:val="single" w:sz="6" w:space="0" w:color="000000"/>
+              <w:bottom w:val="single" w:sz="6" w:space="0" w:color="000000"/>
+              <w:right w:val="single" w:sz="6" w:space="0" w:color="000000"/>
+            </w:tcBorders>
           </w:tcPr>
           <w:p>
             <w:r>
@@ -5376,7 +9131,20 @@
         </w:tc>
         <w:tc>
           <w:tcPr>
-            <w:tcW w:type="dxa" w:w="4500"/>
+            <w:tcW w:type="dxa" w:w="6336"/>
+            <w:vAlign w:val="center"/>
+            <w:tcMar>
+              <w:top w:w="120" w:type="dxa"/>
+              <w:left w:w="160" w:type="dxa"/>
+              <w:bottom w:w="120" w:type="dxa"/>
+              <w:right w:w="160" w:type="dxa"/>
+            </w:tcMar>
+            <w:tcBorders>
+              <w:top w:val="single" w:sz="6" w:space="0" w:color="000000"/>
+              <w:left w:val="single" w:sz="6" w:space="0" w:color="000000"/>
+              <w:bottom w:val="single" w:sz="6" w:space="0" w:color="000000"/>
+              <w:right w:val="single" w:sz="6" w:space="0" w:color="000000"/>
+            </w:tcBorders>
           </w:tcPr>
           <w:p>
             <w:r>
@@ -5386,9 +9154,25 @@
         </w:tc>
       </w:tr>
       <w:tr>
+        <w:trPr>
+          <w:cantSplit/>
+        </w:trPr>
         <w:tc>
           <w:tcPr>
-            <w:tcW w:type="dxa" w:w="4500"/>
+            <w:tcW w:type="dxa" w:w="3168"/>
+            <w:vAlign w:val="center"/>
+            <w:tcMar>
+              <w:top w:w="120" w:type="dxa"/>
+              <w:left w:w="160" w:type="dxa"/>
+              <w:bottom w:w="120" w:type="dxa"/>
+              <w:right w:w="160" w:type="dxa"/>
+            </w:tcMar>
+            <w:tcBorders>
+              <w:top w:val="single" w:sz="6" w:space="0" w:color="000000"/>
+              <w:left w:val="single" w:sz="6" w:space="0" w:color="000000"/>
+              <w:bottom w:val="single" w:sz="6" w:space="0" w:color="000000"/>
+              <w:right w:val="single" w:sz="6" w:space="0" w:color="000000"/>
+            </w:tcBorders>
           </w:tcPr>
           <w:p>
             <w:r>
@@ -5398,7 +9182,20 @@
         </w:tc>
         <w:tc>
           <w:tcPr>
-            <w:tcW w:type="dxa" w:w="4500"/>
+            <w:tcW w:type="dxa" w:w="6336"/>
+            <w:vAlign w:val="center"/>
+            <w:tcMar>
+              <w:top w:w="120" w:type="dxa"/>
+              <w:left w:w="160" w:type="dxa"/>
+              <w:bottom w:w="120" w:type="dxa"/>
+              <w:right w:w="160" w:type="dxa"/>
+            </w:tcMar>
+            <w:tcBorders>
+              <w:top w:val="single" w:sz="6" w:space="0" w:color="000000"/>
+              <w:left w:val="single" w:sz="6" w:space="0" w:color="000000"/>
+              <w:bottom w:val="single" w:sz="6" w:space="0" w:color="000000"/>
+              <w:right w:val="single" w:sz="6" w:space="0" w:color="000000"/>
+            </w:tcBorders>
           </w:tcPr>
           <w:p>
             <w:r>
@@ -5408,9 +9205,25 @@
         </w:tc>
       </w:tr>
       <w:tr>
+        <w:trPr>
+          <w:cantSplit/>
+        </w:trPr>
         <w:tc>
           <w:tcPr>
-            <w:tcW w:type="dxa" w:w="4500"/>
+            <w:tcW w:type="dxa" w:w="3168"/>
+            <w:vAlign w:val="center"/>
+            <w:tcMar>
+              <w:top w:w="120" w:type="dxa"/>
+              <w:left w:w="160" w:type="dxa"/>
+              <w:bottom w:w="120" w:type="dxa"/>
+              <w:right w:w="160" w:type="dxa"/>
+            </w:tcMar>
+            <w:tcBorders>
+              <w:top w:val="single" w:sz="6" w:space="0" w:color="000000"/>
+              <w:left w:val="single" w:sz="6" w:space="0" w:color="000000"/>
+              <w:bottom w:val="single" w:sz="6" w:space="0" w:color="000000"/>
+              <w:right w:val="single" w:sz="6" w:space="0" w:color="000000"/>
+            </w:tcBorders>
           </w:tcPr>
           <w:p>
             <w:r>
@@ -5420,7 +9233,20 @@
         </w:tc>
         <w:tc>
           <w:tcPr>
-            <w:tcW w:type="dxa" w:w="4500"/>
+            <w:tcW w:type="dxa" w:w="6336"/>
+            <w:vAlign w:val="center"/>
+            <w:tcMar>
+              <w:top w:w="120" w:type="dxa"/>
+              <w:left w:w="160" w:type="dxa"/>
+              <w:bottom w:w="120" w:type="dxa"/>
+              <w:right w:w="160" w:type="dxa"/>
+            </w:tcMar>
+            <w:tcBorders>
+              <w:top w:val="single" w:sz="6" w:space="0" w:color="000000"/>
+              <w:left w:val="single" w:sz="6" w:space="0" w:color="000000"/>
+              <w:bottom w:val="single" w:sz="6" w:space="0" w:color="000000"/>
+              <w:right w:val="single" w:sz="6" w:space="0" w:color="000000"/>
+            </w:tcBorders>
           </w:tcPr>
           <w:p>
             <w:r>
@@ -5430,9 +9256,25 @@
         </w:tc>
       </w:tr>
       <w:tr>
+        <w:trPr>
+          <w:cantSplit/>
+        </w:trPr>
         <w:tc>
           <w:tcPr>
-            <w:tcW w:type="dxa" w:w="4500"/>
+            <w:tcW w:type="dxa" w:w="3168"/>
+            <w:vAlign w:val="center"/>
+            <w:tcMar>
+              <w:top w:w="120" w:type="dxa"/>
+              <w:left w:w="160" w:type="dxa"/>
+              <w:bottom w:w="120" w:type="dxa"/>
+              <w:right w:w="160" w:type="dxa"/>
+            </w:tcMar>
+            <w:tcBorders>
+              <w:top w:val="single" w:sz="6" w:space="0" w:color="000000"/>
+              <w:left w:val="single" w:sz="6" w:space="0" w:color="000000"/>
+              <w:bottom w:val="single" w:sz="6" w:space="0" w:color="000000"/>
+              <w:right w:val="single" w:sz="6" w:space="0" w:color="000000"/>
+            </w:tcBorders>
           </w:tcPr>
           <w:p>
             <w:r>
@@ -5442,7 +9284,20 @@
         </w:tc>
         <w:tc>
           <w:tcPr>
-            <w:tcW w:type="dxa" w:w="4500"/>
+            <w:tcW w:type="dxa" w:w="6336"/>
+            <w:vAlign w:val="center"/>
+            <w:tcMar>
+              <w:top w:w="120" w:type="dxa"/>
+              <w:left w:w="160" w:type="dxa"/>
+              <w:bottom w:w="120" w:type="dxa"/>
+              <w:right w:w="160" w:type="dxa"/>
+            </w:tcMar>
+            <w:tcBorders>
+              <w:top w:val="single" w:sz="6" w:space="0" w:color="000000"/>
+              <w:left w:val="single" w:sz="6" w:space="0" w:color="000000"/>
+              <w:bottom w:val="single" w:sz="6" w:space="0" w:color="000000"/>
+              <w:right w:val="single" w:sz="6" w:space="0" w:color="000000"/>
+            </w:tcBorders>
           </w:tcPr>
           <w:p>
             <w:r>
@@ -5452,9 +9307,25 @@
         </w:tc>
       </w:tr>
       <w:tr>
+        <w:trPr>
+          <w:cantSplit/>
+        </w:trPr>
         <w:tc>
           <w:tcPr>
-            <w:tcW w:type="dxa" w:w="4500"/>
+            <w:tcW w:type="dxa" w:w="3168"/>
+            <w:vAlign w:val="center"/>
+            <w:tcMar>
+              <w:top w:w="120" w:type="dxa"/>
+              <w:left w:w="160" w:type="dxa"/>
+              <w:bottom w:w="120" w:type="dxa"/>
+              <w:right w:w="160" w:type="dxa"/>
+            </w:tcMar>
+            <w:tcBorders>
+              <w:top w:val="single" w:sz="6" w:space="0" w:color="000000"/>
+              <w:left w:val="single" w:sz="6" w:space="0" w:color="000000"/>
+              <w:bottom w:val="single" w:sz="6" w:space="0" w:color="000000"/>
+              <w:right w:val="single" w:sz="6" w:space="0" w:color="000000"/>
+            </w:tcBorders>
           </w:tcPr>
           <w:p>
             <w:r>
@@ -5464,7 +9335,20 @@
         </w:tc>
         <w:tc>
           <w:tcPr>
-            <w:tcW w:type="dxa" w:w="4500"/>
+            <w:tcW w:type="dxa" w:w="6336"/>
+            <w:vAlign w:val="center"/>
+            <w:tcMar>
+              <w:top w:w="120" w:type="dxa"/>
+              <w:left w:w="160" w:type="dxa"/>
+              <w:bottom w:w="120" w:type="dxa"/>
+              <w:right w:w="160" w:type="dxa"/>
+            </w:tcMar>
+            <w:tcBorders>
+              <w:top w:val="single" w:sz="6" w:space="0" w:color="000000"/>
+              <w:left w:val="single" w:sz="6" w:space="0" w:color="000000"/>
+              <w:bottom w:val="single" w:sz="6" w:space="0" w:color="000000"/>
+              <w:right w:val="single" w:sz="6" w:space="0" w:color="000000"/>
+            </w:tcBorders>
           </w:tcPr>
           <w:p>
             <w:r>
@@ -5474,9 +9358,25 @@
         </w:tc>
       </w:tr>
       <w:tr>
+        <w:trPr>
+          <w:cantSplit/>
+        </w:trPr>
         <w:tc>
           <w:tcPr>
-            <w:tcW w:type="dxa" w:w="4500"/>
+            <w:tcW w:type="dxa" w:w="3168"/>
+            <w:vAlign w:val="center"/>
+            <w:tcMar>
+              <w:top w:w="120" w:type="dxa"/>
+              <w:left w:w="160" w:type="dxa"/>
+              <w:bottom w:w="120" w:type="dxa"/>
+              <w:right w:w="160" w:type="dxa"/>
+            </w:tcMar>
+            <w:tcBorders>
+              <w:top w:val="single" w:sz="6" w:space="0" w:color="000000"/>
+              <w:left w:val="single" w:sz="6" w:space="0" w:color="000000"/>
+              <w:bottom w:val="single" w:sz="6" w:space="0" w:color="000000"/>
+              <w:right w:val="single" w:sz="6" w:space="0" w:color="000000"/>
+            </w:tcBorders>
           </w:tcPr>
           <w:p>
             <w:r>
@@ -5486,7 +9386,20 @@
         </w:tc>
         <w:tc>
           <w:tcPr>
-            <w:tcW w:type="dxa" w:w="4500"/>
+            <w:tcW w:type="dxa" w:w="6336"/>
+            <w:vAlign w:val="center"/>
+            <w:tcMar>
+              <w:top w:w="120" w:type="dxa"/>
+              <w:left w:w="160" w:type="dxa"/>
+              <w:bottom w:w="120" w:type="dxa"/>
+              <w:right w:w="160" w:type="dxa"/>
+            </w:tcMar>
+            <w:tcBorders>
+              <w:top w:val="single" w:sz="6" w:space="0" w:color="000000"/>
+              <w:left w:val="single" w:sz="6" w:space="0" w:color="000000"/>
+              <w:bottom w:val="single" w:sz="6" w:space="0" w:color="000000"/>
+              <w:right w:val="single" w:sz="6" w:space="0" w:color="000000"/>
+            </w:tcBorders>
           </w:tcPr>
           <w:p>
             <w:r>
@@ -5496,9 +9409,25 @@
         </w:tc>
       </w:tr>
       <w:tr>
+        <w:trPr>
+          <w:cantSplit/>
+        </w:trPr>
         <w:tc>
           <w:tcPr>
-            <w:tcW w:type="dxa" w:w="4500"/>
+            <w:tcW w:type="dxa" w:w="3168"/>
+            <w:vAlign w:val="center"/>
+            <w:tcMar>
+              <w:top w:w="120" w:type="dxa"/>
+              <w:left w:w="160" w:type="dxa"/>
+              <w:bottom w:w="120" w:type="dxa"/>
+              <w:right w:w="160" w:type="dxa"/>
+            </w:tcMar>
+            <w:tcBorders>
+              <w:top w:val="single" w:sz="6" w:space="0" w:color="000000"/>
+              <w:left w:val="single" w:sz="6" w:space="0" w:color="000000"/>
+              <w:bottom w:val="single" w:sz="6" w:space="0" w:color="000000"/>
+              <w:right w:val="single" w:sz="6" w:space="0" w:color="000000"/>
+            </w:tcBorders>
           </w:tcPr>
           <w:p>
             <w:r>
@@ -5508,7 +9437,20 @@
         </w:tc>
         <w:tc>
           <w:tcPr>
-            <w:tcW w:type="dxa" w:w="4500"/>
+            <w:tcW w:type="dxa" w:w="6336"/>
+            <w:vAlign w:val="center"/>
+            <w:tcMar>
+              <w:top w:w="120" w:type="dxa"/>
+              <w:left w:w="160" w:type="dxa"/>
+              <w:bottom w:w="120" w:type="dxa"/>
+              <w:right w:w="160" w:type="dxa"/>
+            </w:tcMar>
+            <w:tcBorders>
+              <w:top w:val="single" w:sz="6" w:space="0" w:color="000000"/>
+              <w:left w:val="single" w:sz="6" w:space="0" w:color="000000"/>
+              <w:bottom w:val="single" w:sz="6" w:space="0" w:color="000000"/>
+              <w:right w:val="single" w:sz="6" w:space="0" w:color="000000"/>
+            </w:tcBorders>
           </w:tcPr>
           <w:p>
             <w:r>
@@ -5518,9 +9460,25 @@
         </w:tc>
       </w:tr>
       <w:tr>
+        <w:trPr>
+          <w:cantSplit/>
+        </w:trPr>
         <w:tc>
           <w:tcPr>
-            <w:tcW w:type="dxa" w:w="4500"/>
+            <w:tcW w:type="dxa" w:w="3168"/>
+            <w:vAlign w:val="center"/>
+            <w:tcMar>
+              <w:top w:w="120" w:type="dxa"/>
+              <w:left w:w="160" w:type="dxa"/>
+              <w:bottom w:w="120" w:type="dxa"/>
+              <w:right w:w="160" w:type="dxa"/>
+            </w:tcMar>
+            <w:tcBorders>
+              <w:top w:val="single" w:sz="6" w:space="0" w:color="000000"/>
+              <w:left w:val="single" w:sz="6" w:space="0" w:color="000000"/>
+              <w:bottom w:val="single" w:sz="6" w:space="0" w:color="000000"/>
+              <w:right w:val="single" w:sz="6" w:space="0" w:color="000000"/>
+            </w:tcBorders>
           </w:tcPr>
           <w:p>
             <w:r>
@@ -5530,7 +9488,20 @@
         </w:tc>
         <w:tc>
           <w:tcPr>
-            <w:tcW w:type="dxa" w:w="4500"/>
+            <w:tcW w:type="dxa" w:w="6336"/>
+            <w:vAlign w:val="center"/>
+            <w:tcMar>
+              <w:top w:w="120" w:type="dxa"/>
+              <w:left w:w="160" w:type="dxa"/>
+              <w:bottom w:w="120" w:type="dxa"/>
+              <w:right w:w="160" w:type="dxa"/>
+            </w:tcMar>
+            <w:tcBorders>
+              <w:top w:val="single" w:sz="6" w:space="0" w:color="000000"/>
+              <w:left w:val="single" w:sz="6" w:space="0" w:color="000000"/>
+              <w:bottom w:val="single" w:sz="6" w:space="0" w:color="000000"/>
+              <w:right w:val="single" w:sz="6" w:space="0" w:color="000000"/>
+            </w:tcBorders>
           </w:tcPr>
           <w:p>
             <w:r>
@@ -6362,7 +10333,9 @@
     </w:p>
     <w:tbl>
       <w:tblPr>
+        <w:tblStyle w:val="TableGrid"/>
         <w:tblW w:type="auto" w:w="0"/>
+        <w:jc w:val="center"/>
         <w:tblLook w:firstColumn="1" w:firstRow="1" w:lastColumn="0" w:lastRow="0" w:noHBand="0" w:noVBand="1" w:val="04A0"/>
       </w:tblPr>
       <w:tblGrid>
@@ -6373,9 +10346,25 @@
         <w:gridCol w:w="1800"/>
       </w:tblGrid>
       <w:tr>
+        <w:trPr>
+          <w:cantSplit/>
+        </w:trPr>
         <w:tc>
           <w:tcPr>
-            <w:tcW w:type="dxa" w:w="1800"/>
+            <w:tcW w:type="dxa" w:w="3168"/>
+            <w:vAlign w:val="center"/>
+            <w:tcMar>
+              <w:top w:w="120" w:type="dxa"/>
+              <w:left w:w="160" w:type="dxa"/>
+              <w:bottom w:w="120" w:type="dxa"/>
+              <w:right w:w="160" w:type="dxa"/>
+            </w:tcMar>
+            <w:tcBorders>
+              <w:top w:val="single" w:sz="6" w:space="0" w:color="000000"/>
+              <w:left w:val="single" w:sz="6" w:space="0" w:color="000000"/>
+              <w:bottom w:val="single" w:sz="6" w:space="0" w:color="000000"/>
+              <w:right w:val="single" w:sz="6" w:space="0" w:color="000000"/>
+            </w:tcBorders>
           </w:tcPr>
           <w:p>
             <w:r>
@@ -6388,7 +10377,20 @@
         </w:tc>
         <w:tc>
           <w:tcPr>
-            <w:tcW w:type="dxa" w:w="1800"/>
+            <w:tcW w:type="dxa" w:w="1584"/>
+            <w:vAlign w:val="center"/>
+            <w:tcMar>
+              <w:top w:w="120" w:type="dxa"/>
+              <w:left w:w="160" w:type="dxa"/>
+              <w:bottom w:w="120" w:type="dxa"/>
+              <w:right w:w="160" w:type="dxa"/>
+            </w:tcMar>
+            <w:tcBorders>
+              <w:top w:val="single" w:sz="6" w:space="0" w:color="000000"/>
+              <w:left w:val="single" w:sz="6" w:space="0" w:color="000000"/>
+              <w:bottom w:val="single" w:sz="6" w:space="0" w:color="000000"/>
+              <w:right w:val="single" w:sz="6" w:space="0" w:color="000000"/>
+            </w:tcBorders>
           </w:tcPr>
           <w:p>
             <w:r>
@@ -6401,7 +10403,20 @@
         </w:tc>
         <w:tc>
           <w:tcPr>
-            <w:tcW w:type="dxa" w:w="1800"/>
+            <w:tcW w:type="dxa" w:w="1584"/>
+            <w:vAlign w:val="center"/>
+            <w:tcMar>
+              <w:top w:w="120" w:type="dxa"/>
+              <w:left w:w="160" w:type="dxa"/>
+              <w:bottom w:w="120" w:type="dxa"/>
+              <w:right w:w="160" w:type="dxa"/>
+            </w:tcMar>
+            <w:tcBorders>
+              <w:top w:val="single" w:sz="6" w:space="0" w:color="000000"/>
+              <w:left w:val="single" w:sz="6" w:space="0" w:color="000000"/>
+              <w:bottom w:val="single" w:sz="6" w:space="0" w:color="000000"/>
+              <w:right w:val="single" w:sz="6" w:space="0" w:color="000000"/>
+            </w:tcBorders>
           </w:tcPr>
           <w:p>
             <w:r>
@@ -6414,7 +10429,20 @@
         </w:tc>
         <w:tc>
           <w:tcPr>
-            <w:tcW w:type="dxa" w:w="1800"/>
+            <w:tcW w:type="dxa" w:w="1584"/>
+            <w:vAlign w:val="center"/>
+            <w:tcMar>
+              <w:top w:w="120" w:type="dxa"/>
+              <w:left w:w="160" w:type="dxa"/>
+              <w:bottom w:w="120" w:type="dxa"/>
+              <w:right w:w="160" w:type="dxa"/>
+            </w:tcMar>
+            <w:tcBorders>
+              <w:top w:val="single" w:sz="6" w:space="0" w:color="000000"/>
+              <w:left w:val="single" w:sz="6" w:space="0" w:color="000000"/>
+              <w:bottom w:val="single" w:sz="6" w:space="0" w:color="000000"/>
+              <w:right w:val="single" w:sz="6" w:space="0" w:color="000000"/>
+            </w:tcBorders>
           </w:tcPr>
           <w:p>
             <w:r>
@@ -6427,7 +10455,20 @@
         </w:tc>
         <w:tc>
           <w:tcPr>
-            <w:tcW w:type="dxa" w:w="1800"/>
+            <w:tcW w:type="dxa" w:w="1584"/>
+            <w:vAlign w:val="center"/>
+            <w:tcMar>
+              <w:top w:w="120" w:type="dxa"/>
+              <w:left w:w="160" w:type="dxa"/>
+              <w:bottom w:w="120" w:type="dxa"/>
+              <w:right w:w="160" w:type="dxa"/>
+            </w:tcMar>
+            <w:tcBorders>
+              <w:top w:val="single" w:sz="6" w:space="0" w:color="000000"/>
+              <w:left w:val="single" w:sz="6" w:space="0" w:color="000000"/>
+              <w:bottom w:val="single" w:sz="6" w:space="0" w:color="000000"/>
+              <w:right w:val="single" w:sz="6" w:space="0" w:color="000000"/>
+            </w:tcBorders>
           </w:tcPr>
           <w:p>
             <w:r>
@@ -6440,9 +10481,25 @@
         </w:tc>
       </w:tr>
       <w:tr>
+        <w:trPr>
+          <w:cantSplit/>
+        </w:trPr>
         <w:tc>
           <w:tcPr>
-            <w:tcW w:type="dxa" w:w="1800"/>
+            <w:tcW w:type="dxa" w:w="3168"/>
+            <w:vAlign w:val="center"/>
+            <w:tcMar>
+              <w:top w:w="120" w:type="dxa"/>
+              <w:left w:w="160" w:type="dxa"/>
+              <w:bottom w:w="120" w:type="dxa"/>
+              <w:right w:w="160" w:type="dxa"/>
+            </w:tcMar>
+            <w:tcBorders>
+              <w:top w:val="single" w:sz="6" w:space="0" w:color="000000"/>
+              <w:left w:val="single" w:sz="6" w:space="0" w:color="000000"/>
+              <w:bottom w:val="single" w:sz="6" w:space="0" w:color="000000"/>
+              <w:right w:val="single" w:sz="6" w:space="0" w:color="000000"/>
+            </w:tcBorders>
           </w:tcPr>
           <w:p>
             <w:r>
@@ -6452,7 +10509,20 @@
         </w:tc>
         <w:tc>
           <w:tcPr>
-            <w:tcW w:type="dxa" w:w="1800"/>
+            <w:tcW w:type="dxa" w:w="1584"/>
+            <w:vAlign w:val="center"/>
+            <w:tcMar>
+              <w:top w:w="120" w:type="dxa"/>
+              <w:left w:w="160" w:type="dxa"/>
+              <w:bottom w:w="120" w:type="dxa"/>
+              <w:right w:w="160" w:type="dxa"/>
+            </w:tcMar>
+            <w:tcBorders>
+              <w:top w:val="single" w:sz="6" w:space="0" w:color="000000"/>
+              <w:left w:val="single" w:sz="6" w:space="0" w:color="000000"/>
+              <w:bottom w:val="single" w:sz="6" w:space="0" w:color="000000"/>
+              <w:right w:val="single" w:sz="6" w:space="0" w:color="000000"/>
+            </w:tcBorders>
           </w:tcPr>
           <w:p>
             <w:r>
@@ -6462,7 +10532,20 @@
         </w:tc>
         <w:tc>
           <w:tcPr>
-            <w:tcW w:type="dxa" w:w="1800"/>
+            <w:tcW w:type="dxa" w:w="1584"/>
+            <w:vAlign w:val="center"/>
+            <w:tcMar>
+              <w:top w:w="120" w:type="dxa"/>
+              <w:left w:w="160" w:type="dxa"/>
+              <w:bottom w:w="120" w:type="dxa"/>
+              <w:right w:w="160" w:type="dxa"/>
+            </w:tcMar>
+            <w:tcBorders>
+              <w:top w:val="single" w:sz="6" w:space="0" w:color="000000"/>
+              <w:left w:val="single" w:sz="6" w:space="0" w:color="000000"/>
+              <w:bottom w:val="single" w:sz="6" w:space="0" w:color="000000"/>
+              <w:right w:val="single" w:sz="6" w:space="0" w:color="000000"/>
+            </w:tcBorders>
           </w:tcPr>
           <w:p>
             <w:r>
@@ -6472,7 +10555,20 @@
         </w:tc>
         <w:tc>
           <w:tcPr>
-            <w:tcW w:type="dxa" w:w="1800"/>
+            <w:tcW w:type="dxa" w:w="1584"/>
+            <w:vAlign w:val="center"/>
+            <w:tcMar>
+              <w:top w:w="120" w:type="dxa"/>
+              <w:left w:w="160" w:type="dxa"/>
+              <w:bottom w:w="120" w:type="dxa"/>
+              <w:right w:w="160" w:type="dxa"/>
+            </w:tcMar>
+            <w:tcBorders>
+              <w:top w:val="single" w:sz="6" w:space="0" w:color="000000"/>
+              <w:left w:val="single" w:sz="6" w:space="0" w:color="000000"/>
+              <w:bottom w:val="single" w:sz="6" w:space="0" w:color="000000"/>
+              <w:right w:val="single" w:sz="6" w:space="0" w:color="000000"/>
+            </w:tcBorders>
           </w:tcPr>
           <w:p>
             <w:r>
@@ -6482,7 +10578,20 @@
         </w:tc>
         <w:tc>
           <w:tcPr>
-            <w:tcW w:type="dxa" w:w="1800"/>
+            <w:tcW w:type="dxa" w:w="1584"/>
+            <w:vAlign w:val="center"/>
+            <w:tcMar>
+              <w:top w:w="120" w:type="dxa"/>
+              <w:left w:w="160" w:type="dxa"/>
+              <w:bottom w:w="120" w:type="dxa"/>
+              <w:right w:w="160" w:type="dxa"/>
+            </w:tcMar>
+            <w:tcBorders>
+              <w:top w:val="single" w:sz="6" w:space="0" w:color="000000"/>
+              <w:left w:val="single" w:sz="6" w:space="0" w:color="000000"/>
+              <w:bottom w:val="single" w:sz="6" w:space="0" w:color="000000"/>
+              <w:right w:val="single" w:sz="6" w:space="0" w:color="000000"/>
+            </w:tcBorders>
           </w:tcPr>
           <w:p>
             <w:r>
@@ -6492,9 +10601,25 @@
         </w:tc>
       </w:tr>
       <w:tr>
+        <w:trPr>
+          <w:cantSplit/>
+        </w:trPr>
         <w:tc>
           <w:tcPr>
-            <w:tcW w:type="dxa" w:w="1800"/>
+            <w:tcW w:type="dxa" w:w="3168"/>
+            <w:vAlign w:val="center"/>
+            <w:tcMar>
+              <w:top w:w="120" w:type="dxa"/>
+              <w:left w:w="160" w:type="dxa"/>
+              <w:bottom w:w="120" w:type="dxa"/>
+              <w:right w:w="160" w:type="dxa"/>
+            </w:tcMar>
+            <w:tcBorders>
+              <w:top w:val="single" w:sz="6" w:space="0" w:color="000000"/>
+              <w:left w:val="single" w:sz="6" w:space="0" w:color="000000"/>
+              <w:bottom w:val="single" w:sz="6" w:space="0" w:color="000000"/>
+              <w:right w:val="single" w:sz="6" w:space="0" w:color="000000"/>
+            </w:tcBorders>
           </w:tcPr>
           <w:p>
             <w:r>
@@ -6504,7 +10629,20 @@
         </w:tc>
         <w:tc>
           <w:tcPr>
-            <w:tcW w:type="dxa" w:w="1800"/>
+            <w:tcW w:type="dxa" w:w="1584"/>
+            <w:vAlign w:val="center"/>
+            <w:tcMar>
+              <w:top w:w="120" w:type="dxa"/>
+              <w:left w:w="160" w:type="dxa"/>
+              <w:bottom w:w="120" w:type="dxa"/>
+              <w:right w:w="160" w:type="dxa"/>
+            </w:tcMar>
+            <w:tcBorders>
+              <w:top w:val="single" w:sz="6" w:space="0" w:color="000000"/>
+              <w:left w:val="single" w:sz="6" w:space="0" w:color="000000"/>
+              <w:bottom w:val="single" w:sz="6" w:space="0" w:color="000000"/>
+              <w:right w:val="single" w:sz="6" w:space="0" w:color="000000"/>
+            </w:tcBorders>
           </w:tcPr>
           <w:p>
             <w:r>
@@ -6514,7 +10652,20 @@
         </w:tc>
         <w:tc>
           <w:tcPr>
-            <w:tcW w:type="dxa" w:w="1800"/>
+            <w:tcW w:type="dxa" w:w="1584"/>
+            <w:vAlign w:val="center"/>
+            <w:tcMar>
+              <w:top w:w="120" w:type="dxa"/>
+              <w:left w:w="160" w:type="dxa"/>
+              <w:bottom w:w="120" w:type="dxa"/>
+              <w:right w:w="160" w:type="dxa"/>
+            </w:tcMar>
+            <w:tcBorders>
+              <w:top w:val="single" w:sz="6" w:space="0" w:color="000000"/>
+              <w:left w:val="single" w:sz="6" w:space="0" w:color="000000"/>
+              <w:bottom w:val="single" w:sz="6" w:space="0" w:color="000000"/>
+              <w:right w:val="single" w:sz="6" w:space="0" w:color="000000"/>
+            </w:tcBorders>
           </w:tcPr>
           <w:p>
             <w:r>
@@ -6524,7 +10675,20 @@
         </w:tc>
         <w:tc>
           <w:tcPr>
-            <w:tcW w:type="dxa" w:w="1800"/>
+            <w:tcW w:type="dxa" w:w="1584"/>
+            <w:vAlign w:val="center"/>
+            <w:tcMar>
+              <w:top w:w="120" w:type="dxa"/>
+              <w:left w:w="160" w:type="dxa"/>
+              <w:bottom w:w="120" w:type="dxa"/>
+              <w:right w:w="160" w:type="dxa"/>
+            </w:tcMar>
+            <w:tcBorders>
+              <w:top w:val="single" w:sz="6" w:space="0" w:color="000000"/>
+              <w:left w:val="single" w:sz="6" w:space="0" w:color="000000"/>
+              <w:bottom w:val="single" w:sz="6" w:space="0" w:color="000000"/>
+              <w:right w:val="single" w:sz="6" w:space="0" w:color="000000"/>
+            </w:tcBorders>
           </w:tcPr>
           <w:p>
             <w:r>
@@ -6534,7 +10698,20 @@
         </w:tc>
         <w:tc>
           <w:tcPr>
-            <w:tcW w:type="dxa" w:w="1800"/>
+            <w:tcW w:type="dxa" w:w="1584"/>
+            <w:vAlign w:val="center"/>
+            <w:tcMar>
+              <w:top w:w="120" w:type="dxa"/>
+              <w:left w:w="160" w:type="dxa"/>
+              <w:bottom w:w="120" w:type="dxa"/>
+              <w:right w:w="160" w:type="dxa"/>
+            </w:tcMar>
+            <w:tcBorders>
+              <w:top w:val="single" w:sz="6" w:space="0" w:color="000000"/>
+              <w:left w:val="single" w:sz="6" w:space="0" w:color="000000"/>
+              <w:bottom w:val="single" w:sz="6" w:space="0" w:color="000000"/>
+              <w:right w:val="single" w:sz="6" w:space="0" w:color="000000"/>
+            </w:tcBorders>
           </w:tcPr>
           <w:p>
             <w:r>
@@ -6544,9 +10721,25 @@
         </w:tc>
       </w:tr>
       <w:tr>
+        <w:trPr>
+          <w:cantSplit/>
+        </w:trPr>
         <w:tc>
           <w:tcPr>
-            <w:tcW w:type="dxa" w:w="1800"/>
+            <w:tcW w:type="dxa" w:w="3168"/>
+            <w:vAlign w:val="center"/>
+            <w:tcMar>
+              <w:top w:w="120" w:type="dxa"/>
+              <w:left w:w="160" w:type="dxa"/>
+              <w:bottom w:w="120" w:type="dxa"/>
+              <w:right w:w="160" w:type="dxa"/>
+            </w:tcMar>
+            <w:tcBorders>
+              <w:top w:val="single" w:sz="6" w:space="0" w:color="000000"/>
+              <w:left w:val="single" w:sz="6" w:space="0" w:color="000000"/>
+              <w:bottom w:val="single" w:sz="6" w:space="0" w:color="000000"/>
+              <w:right w:val="single" w:sz="6" w:space="0" w:color="000000"/>
+            </w:tcBorders>
           </w:tcPr>
           <w:p>
             <w:r>
@@ -6556,7 +10749,20 @@
         </w:tc>
         <w:tc>
           <w:tcPr>
-            <w:tcW w:type="dxa" w:w="1800"/>
+            <w:tcW w:type="dxa" w:w="1584"/>
+            <w:vAlign w:val="center"/>
+            <w:tcMar>
+              <w:top w:w="120" w:type="dxa"/>
+              <w:left w:w="160" w:type="dxa"/>
+              <w:bottom w:w="120" w:type="dxa"/>
+              <w:right w:w="160" w:type="dxa"/>
+            </w:tcMar>
+            <w:tcBorders>
+              <w:top w:val="single" w:sz="6" w:space="0" w:color="000000"/>
+              <w:left w:val="single" w:sz="6" w:space="0" w:color="000000"/>
+              <w:bottom w:val="single" w:sz="6" w:space="0" w:color="000000"/>
+              <w:right w:val="single" w:sz="6" w:space="0" w:color="000000"/>
+            </w:tcBorders>
           </w:tcPr>
           <w:p>
             <w:r>
@@ -6566,7 +10772,20 @@
         </w:tc>
         <w:tc>
           <w:tcPr>
-            <w:tcW w:type="dxa" w:w="1800"/>
+            <w:tcW w:type="dxa" w:w="1584"/>
+            <w:vAlign w:val="center"/>
+            <w:tcMar>
+              <w:top w:w="120" w:type="dxa"/>
+              <w:left w:w="160" w:type="dxa"/>
+              <w:bottom w:w="120" w:type="dxa"/>
+              <w:right w:w="160" w:type="dxa"/>
+            </w:tcMar>
+            <w:tcBorders>
+              <w:top w:val="single" w:sz="6" w:space="0" w:color="000000"/>
+              <w:left w:val="single" w:sz="6" w:space="0" w:color="000000"/>
+              <w:bottom w:val="single" w:sz="6" w:space="0" w:color="000000"/>
+              <w:right w:val="single" w:sz="6" w:space="0" w:color="000000"/>
+            </w:tcBorders>
           </w:tcPr>
           <w:p>
             <w:r>
@@ -6576,7 +10795,20 @@
         </w:tc>
         <w:tc>
           <w:tcPr>
-            <w:tcW w:type="dxa" w:w="1800"/>
+            <w:tcW w:type="dxa" w:w="1584"/>
+            <w:vAlign w:val="center"/>
+            <w:tcMar>
+              <w:top w:w="120" w:type="dxa"/>
+              <w:left w:w="160" w:type="dxa"/>
+              <w:bottom w:w="120" w:type="dxa"/>
+              <w:right w:w="160" w:type="dxa"/>
+            </w:tcMar>
+            <w:tcBorders>
+              <w:top w:val="single" w:sz="6" w:space="0" w:color="000000"/>
+              <w:left w:val="single" w:sz="6" w:space="0" w:color="000000"/>
+              <w:bottom w:val="single" w:sz="6" w:space="0" w:color="000000"/>
+              <w:right w:val="single" w:sz="6" w:space="0" w:color="000000"/>
+            </w:tcBorders>
           </w:tcPr>
           <w:p>
             <w:r>
@@ -6586,7 +10818,20 @@
         </w:tc>
         <w:tc>
           <w:tcPr>
-            <w:tcW w:type="dxa" w:w="1800"/>
+            <w:tcW w:type="dxa" w:w="1584"/>
+            <w:vAlign w:val="center"/>
+            <w:tcMar>
+              <w:top w:w="120" w:type="dxa"/>
+              <w:left w:w="160" w:type="dxa"/>
+              <w:bottom w:w="120" w:type="dxa"/>
+              <w:right w:w="160" w:type="dxa"/>
+            </w:tcMar>
+            <w:tcBorders>
+              <w:top w:val="single" w:sz="6" w:space="0" w:color="000000"/>
+              <w:left w:val="single" w:sz="6" w:space="0" w:color="000000"/>
+              <w:bottom w:val="single" w:sz="6" w:space="0" w:color="000000"/>
+              <w:right w:val="single" w:sz="6" w:space="0" w:color="000000"/>
+            </w:tcBorders>
           </w:tcPr>
           <w:p>
             <w:r>
@@ -6596,9 +10841,25 @@
         </w:tc>
       </w:tr>
       <w:tr>
+        <w:trPr>
+          <w:cantSplit/>
+        </w:trPr>
         <w:tc>
           <w:tcPr>
-            <w:tcW w:type="dxa" w:w="1800"/>
+            <w:tcW w:type="dxa" w:w="3168"/>
+            <w:vAlign w:val="center"/>
+            <w:tcMar>
+              <w:top w:w="120" w:type="dxa"/>
+              <w:left w:w="160" w:type="dxa"/>
+              <w:bottom w:w="120" w:type="dxa"/>
+              <w:right w:w="160" w:type="dxa"/>
+            </w:tcMar>
+            <w:tcBorders>
+              <w:top w:val="single" w:sz="6" w:space="0" w:color="000000"/>
+              <w:left w:val="single" w:sz="6" w:space="0" w:color="000000"/>
+              <w:bottom w:val="single" w:sz="6" w:space="0" w:color="000000"/>
+              <w:right w:val="single" w:sz="6" w:space="0" w:color="000000"/>
+            </w:tcBorders>
           </w:tcPr>
           <w:p>
             <w:r>
@@ -6608,7 +10869,20 @@
         </w:tc>
         <w:tc>
           <w:tcPr>
-            <w:tcW w:type="dxa" w:w="1800"/>
+            <w:tcW w:type="dxa" w:w="1584"/>
+            <w:vAlign w:val="center"/>
+            <w:tcMar>
+              <w:top w:w="120" w:type="dxa"/>
+              <w:left w:w="160" w:type="dxa"/>
+              <w:bottom w:w="120" w:type="dxa"/>
+              <w:right w:w="160" w:type="dxa"/>
+            </w:tcMar>
+            <w:tcBorders>
+              <w:top w:val="single" w:sz="6" w:space="0" w:color="000000"/>
+              <w:left w:val="single" w:sz="6" w:space="0" w:color="000000"/>
+              <w:bottom w:val="single" w:sz="6" w:space="0" w:color="000000"/>
+              <w:right w:val="single" w:sz="6" w:space="0" w:color="000000"/>
+            </w:tcBorders>
           </w:tcPr>
           <w:p>
             <w:r>
@@ -6618,7 +10892,20 @@
         </w:tc>
         <w:tc>
           <w:tcPr>
-            <w:tcW w:type="dxa" w:w="1800"/>
+            <w:tcW w:type="dxa" w:w="1584"/>
+            <w:vAlign w:val="center"/>
+            <w:tcMar>
+              <w:top w:w="120" w:type="dxa"/>
+              <w:left w:w="160" w:type="dxa"/>
+              <w:bottom w:w="120" w:type="dxa"/>
+              <w:right w:w="160" w:type="dxa"/>
+            </w:tcMar>
+            <w:tcBorders>
+              <w:top w:val="single" w:sz="6" w:space="0" w:color="000000"/>
+              <w:left w:val="single" w:sz="6" w:space="0" w:color="000000"/>
+              <w:bottom w:val="single" w:sz="6" w:space="0" w:color="000000"/>
+              <w:right w:val="single" w:sz="6" w:space="0" w:color="000000"/>
+            </w:tcBorders>
           </w:tcPr>
           <w:p>
             <w:r>
@@ -6628,7 +10915,20 @@
         </w:tc>
         <w:tc>
           <w:tcPr>
-            <w:tcW w:type="dxa" w:w="1800"/>
+            <w:tcW w:type="dxa" w:w="1584"/>
+            <w:vAlign w:val="center"/>
+            <w:tcMar>
+              <w:top w:w="120" w:type="dxa"/>
+              <w:left w:w="160" w:type="dxa"/>
+              <w:bottom w:w="120" w:type="dxa"/>
+              <w:right w:w="160" w:type="dxa"/>
+            </w:tcMar>
+            <w:tcBorders>
+              <w:top w:val="single" w:sz="6" w:space="0" w:color="000000"/>
+              <w:left w:val="single" w:sz="6" w:space="0" w:color="000000"/>
+              <w:bottom w:val="single" w:sz="6" w:space="0" w:color="000000"/>
+              <w:right w:val="single" w:sz="6" w:space="0" w:color="000000"/>
+            </w:tcBorders>
           </w:tcPr>
           <w:p>
             <w:r>
@@ -6638,7 +10938,20 @@
         </w:tc>
         <w:tc>
           <w:tcPr>
-            <w:tcW w:type="dxa" w:w="1800"/>
+            <w:tcW w:type="dxa" w:w="1584"/>
+            <w:vAlign w:val="center"/>
+            <w:tcMar>
+              <w:top w:w="120" w:type="dxa"/>
+              <w:left w:w="160" w:type="dxa"/>
+              <w:bottom w:w="120" w:type="dxa"/>
+              <w:right w:w="160" w:type="dxa"/>
+            </w:tcMar>
+            <w:tcBorders>
+              <w:top w:val="single" w:sz="6" w:space="0" w:color="000000"/>
+              <w:left w:val="single" w:sz="6" w:space="0" w:color="000000"/>
+              <w:bottom w:val="single" w:sz="6" w:space="0" w:color="000000"/>
+              <w:right w:val="single" w:sz="6" w:space="0" w:color="000000"/>
+            </w:tcBorders>
           </w:tcPr>
           <w:p>
             <w:r>
